--- a/math-ia-gini/IA_Complete_Gini_Lorenz_South_Africa_Norway.docx
+++ b/math-ia-gini/IA_Complete_Gini_Lorenz_South_Africa_Norway.docx
@@ -16,6 +16,844 @@
       </w:pPr>
       <w:r>
         <w:t xml:space="preserve">IB Mathematics: Analysis and Approaches SL, Mathematical Exploration</w:t>
+      </w:r>
+    </w:p>
+    <w:p>
+      <w:pPr>
+        <w:pStyle w:val="AbstractTitle"/>
+      </w:pPr>
+      <w:r>
+        <w:t xml:space="preserve">Research question</w:t>
+      </w:r>
+    </w:p>
+    <w:p>
+      <w:pPr>
+        <w:pStyle w:val="Abstract"/>
+      </w:pPr>
+      <w:r>
+        <w:rPr>
+          <w:i/>
+          <w:iCs/>
+        </w:rPr>
+        <w:t xml:space="preserve">To what extent can cubic polynomial regression models and definite calculus integration of Lorenz curves accurately estimate the Gini coefficient of inequality in South Africa compared to Norway, using 2022 World Bank income and consumption distribution data?</w:t>
+      </w:r>
+    </w:p>
+    <w:sdt>
+      <w:sdtPr>
+        <w:docPartObj>
+          <w:docPartGallery w:val="Table of Contents"/>
+          <w:docPartUnique/>
+        </w:docPartObj>
+      </w:sdtPr>
+      <w:sdtContent>
+        <w:p>
+          <w:pPr>
+            <w:pStyle w:val="TOCHeading"/>
+          </w:pPr>
+          <w:r>
+            <w:t xml:space="preserve">Table of contents</w:t>
+          </w:r>
+        </w:p>
+        <w:p>
+          <w:pPr>
+            <w:tabs>
+              <w:tab w:val="right" w:leader="dot" w:pos="9630"/>
+            </w:tabs>
+            <w:spacing w:before="120" w:after="40"/>
+            <w:ind w:left="0"/>
+          </w:pPr>
+          <w:r>
+            <w:fldChar w:fldCharType="begin"/>
+          </w:r>
+          <w:r>
+            <w:instrText xml:space="preserve">TOC \o "1-2" \h \z \u</w:instrText>
+          </w:r>
+          <w:r>
+            <w:fldChar w:fldCharType="separate"/>
+          </w:r>
+          <w:r>
+            <w:rPr>
+              <w:b/>
+            </w:rPr>
+            <w:t xml:space="preserve">1. Introduction</w:t>
+          </w:r>
+          <w:r>
+            <w:rPr>
+              <w:b/>
+            </w:rPr>
+            <w:tab/>
+          </w:r>
+          <w:r>
+            <w:rPr>
+              <w:b/>
+            </w:rPr>
+            <w:t>3</w:t>
+          </w:r>
+        </w:p>
+        <w:p>
+          <w:pPr>
+            <w:tabs>
+              <w:tab w:val="right" w:leader="dot" w:pos="9630"/>
+            </w:tabs>
+            <w:spacing w:before="0" w:after="40"/>
+            <w:ind w:left="440"/>
+          </w:pPr>
+          <w:r>
+            <w:t xml:space="preserve">1.1 Rationale</w:t>
+          </w:r>
+          <w:r>
+            <w:tab/>
+          </w:r>
+          <w:r>
+            <w:t>3</w:t>
+          </w:r>
+        </w:p>
+        <w:p>
+          <w:pPr>
+            <w:tabs>
+              <w:tab w:val="right" w:leader="dot" w:pos="9630"/>
+            </w:tabs>
+            <w:spacing w:before="0" w:after="40"/>
+            <w:ind w:left="440"/>
+          </w:pPr>
+          <w:r>
+            <w:t xml:space="preserve">1.2 Choice of countries</w:t>
+          </w:r>
+          <w:r>
+            <w:tab/>
+          </w:r>
+          <w:r>
+            <w:t>3</w:t>
+          </w:r>
+        </w:p>
+        <w:p>
+          <w:pPr>
+            <w:tabs>
+              <w:tab w:val="right" w:leader="dot" w:pos="9630"/>
+            </w:tabs>
+            <w:spacing w:before="0" w:after="40"/>
+            <w:ind w:left="440"/>
+          </w:pPr>
+          <w:r>
+            <w:t xml:space="preserve">1.3 Hypothesis</w:t>
+          </w:r>
+          <w:r>
+            <w:tab/>
+          </w:r>
+          <w:r>
+            <w:t>3</w:t>
+          </w:r>
+        </w:p>
+        <w:p>
+          <w:pPr>
+            <w:tabs>
+              <w:tab w:val="right" w:leader="dot" w:pos="9630"/>
+            </w:tabs>
+            <w:spacing w:before="0" w:after="40"/>
+            <w:ind w:left="440"/>
+          </w:pPr>
+          <w:r>
+            <w:t xml:space="preserve">1.4 What “accurately” means</w:t>
+          </w:r>
+          <w:r>
+            <w:tab/>
+          </w:r>
+          <w:r>
+            <w:t>3</w:t>
+          </w:r>
+        </w:p>
+        <w:p>
+          <w:pPr>
+            <w:tabs>
+              <w:tab w:val="right" w:leader="dot" w:pos="9630"/>
+            </w:tabs>
+            <w:spacing w:before="120" w:after="40"/>
+            <w:ind w:left="0"/>
+          </w:pPr>
+          <w:r>
+            <w:rPr>
+              <w:b/>
+            </w:rPr>
+            <w:t xml:space="preserve">2. Data collection and methodological caveats</w:t>
+          </w:r>
+          <w:r>
+            <w:rPr>
+              <w:b/>
+            </w:rPr>
+            <w:tab/>
+          </w:r>
+          <w:r>
+            <w:rPr>
+              <w:b/>
+            </w:rPr>
+            <w:t>4</w:t>
+          </w:r>
+        </w:p>
+        <w:p>
+          <w:pPr>
+            <w:tabs>
+              <w:tab w:val="right" w:leader="dot" w:pos="9630"/>
+            </w:tabs>
+            <w:spacing w:before="0" w:after="40"/>
+            <w:ind w:left="440"/>
+          </w:pPr>
+          <w:r>
+            <w:t xml:space="preserve">2.1 Source and checks</w:t>
+          </w:r>
+          <w:r>
+            <w:tab/>
+          </w:r>
+          <w:r>
+            <w:t>4</w:t>
+          </w:r>
+        </w:p>
+        <w:p>
+          <w:pPr>
+            <w:tabs>
+              <w:tab w:val="right" w:leader="dot" w:pos="9630"/>
+            </w:tabs>
+            <w:spacing w:before="0" w:after="40"/>
+            <w:ind w:left="440"/>
+          </w:pPr>
+          <w:r>
+            <w:t xml:space="preserve">2.2 Decile shares and cumulative shares</w:t>
+          </w:r>
+          <w:r>
+            <w:tab/>
+          </w:r>
+          <w:r>
+            <w:t>4</w:t>
+          </w:r>
+        </w:p>
+        <w:p>
+          <w:pPr>
+            <w:tabs>
+              <w:tab w:val="right" w:leader="dot" w:pos="9630"/>
+            </w:tabs>
+            <w:spacing w:before="0" w:after="40"/>
+            <w:ind w:left="440"/>
+          </w:pPr>
+          <w:r>
+            <w:t xml:space="preserve">2.3 Why “income” became “consumption”</w:t>
+          </w:r>
+          <w:r>
+            <w:tab/>
+          </w:r>
+          <w:r>
+            <w:t>5</w:t>
+          </w:r>
+        </w:p>
+        <w:p>
+          <w:pPr>
+            <w:tabs>
+              <w:tab w:val="right" w:leader="dot" w:pos="9630"/>
+            </w:tabs>
+            <w:spacing w:before="120" w:after="40"/>
+            <w:ind w:left="0"/>
+          </w:pPr>
+          <w:r>
+            <w:rPr>
+              <w:b/>
+            </w:rPr>
+            <w:t xml:space="preserve">3. Theoretical foundations</w:t>
+          </w:r>
+          <w:r>
+            <w:rPr>
+              <w:b/>
+            </w:rPr>
+            <w:tab/>
+          </w:r>
+          <w:r>
+            <w:rPr>
+              <w:b/>
+            </w:rPr>
+            <w:t>6</w:t>
+          </w:r>
+        </w:p>
+        <w:p>
+          <w:pPr>
+            <w:tabs>
+              <w:tab w:val="right" w:leader="dot" w:pos="9630"/>
+            </w:tabs>
+            <w:spacing w:before="0" w:after="40"/>
+            <w:ind w:left="440"/>
+          </w:pPr>
+          <w:r>
+            <w:t xml:space="preserve">3.1 Conditions for a valid Lorenz curve</w:t>
+          </w:r>
+          <w:r>
+            <w:tab/>
+          </w:r>
+          <w:r>
+            <w:t>6</w:t>
+          </w:r>
+        </w:p>
+        <w:p>
+          <w:pPr>
+            <w:tabs>
+              <w:tab w:val="right" w:leader="dot" w:pos="9630"/>
+            </w:tabs>
+            <w:spacing w:before="0" w:after="40"/>
+            <w:ind w:left="440"/>
+          </w:pPr>
+          <w:r>
+            <w:t xml:space="preserve">3.2 From area to the Gini formula</w:t>
+          </w:r>
+          <w:r>
+            <w:tab/>
+          </w:r>
+          <w:r>
+            <w:t>6</w:t>
+          </w:r>
+        </w:p>
+        <w:p>
+          <w:pPr>
+            <w:tabs>
+              <w:tab w:val="right" w:leader="dot" w:pos="9630"/>
+            </w:tabs>
+            <w:spacing w:before="120" w:after="40"/>
+            <w:ind w:left="0"/>
+          </w:pPr>
+          <w:r>
+            <w:rPr>
+              <w:b/>
+            </w:rPr>
+            <w:t xml:space="preserve">4. Discrete benchmark: the trapezium rule</w:t>
+          </w:r>
+          <w:r>
+            <w:rPr>
+              <w:b/>
+            </w:rPr>
+            <w:tab/>
+          </w:r>
+          <w:r>
+            <w:rPr>
+              <w:b/>
+            </w:rPr>
+            <w:t>6</w:t>
+          </w:r>
+        </w:p>
+        <w:p>
+          <w:pPr>
+            <w:tabs>
+              <w:tab w:val="right" w:leader="dot" w:pos="9630"/>
+            </w:tabs>
+            <w:spacing w:before="120" w:after="40"/>
+            <w:ind w:left="0"/>
+          </w:pPr>
+          <w:r>
+            <w:rPr>
+              <w:b/>
+            </w:rPr>
+            <w:t xml:space="preserve">5. Model 1: unconstrained least-squares cubic</w:t>
+          </w:r>
+          <w:r>
+            <w:rPr>
+              <w:b/>
+            </w:rPr>
+            <w:tab/>
+          </w:r>
+          <w:r>
+            <w:rPr>
+              <w:b/>
+            </w:rPr>
+            <w:t>7</w:t>
+          </w:r>
+        </w:p>
+        <w:p>
+          <w:pPr>
+            <w:tabs>
+              <w:tab w:val="right" w:leader="dot" w:pos="9630"/>
+            </w:tabs>
+            <w:spacing w:before="0" w:after="40"/>
+            <w:ind w:left="440"/>
+          </w:pPr>
+          <w:r>
+            <w:t xml:space="preserve">5.1 Fitting the model</w:t>
+          </w:r>
+          <w:r>
+            <w:tab/>
+          </w:r>
+          <w:r>
+            <w:t>7</w:t>
+          </w:r>
+        </w:p>
+        <w:p>
+          <w:pPr>
+            <w:tabs>
+              <w:tab w:val="right" w:leader="dot" w:pos="9630"/>
+            </w:tabs>
+            <w:spacing w:before="0" w:after="40"/>
+            <w:ind w:left="440"/>
+          </w:pPr>
+          <w:r>
+            <w:t xml:space="preserve">5.2 Definite integration</w:t>
+          </w:r>
+          <w:r>
+            <w:tab/>
+          </w:r>
+          <w:r>
+            <w:t>9</w:t>
+          </w:r>
+        </w:p>
+        <w:p>
+          <w:pPr>
+            <w:tabs>
+              <w:tab w:val="right" w:leader="dot" w:pos="9630"/>
+            </w:tabs>
+            <w:spacing w:before="0" w:after="40"/>
+            <w:ind w:left="440"/>
+          </w:pPr>
+          <w:r>
+            <w:t xml:space="preserve">5.3 Testing Model 1 against the conditions</w:t>
+          </w:r>
+          <w:r>
+            <w:tab/>
+          </w:r>
+          <w:r>
+            <w:t>9</w:t>
+          </w:r>
+        </w:p>
+        <w:p>
+          <w:pPr>
+            <w:tabs>
+              <w:tab w:val="right" w:leader="dot" w:pos="9630"/>
+            </w:tabs>
+            <w:spacing w:before="0" w:after="40"/>
+            <w:ind w:left="440"/>
+          </w:pPr>
+          <w:r>
+            <w:t xml:space="preserve">5.4 Reflection on R²</w:t>
+          </w:r>
+          <w:r>
+            <w:tab/>
+          </w:r>
+          <w:r>
+            <w:t>10</w:t>
+          </w:r>
+        </w:p>
+        <w:p>
+          <w:pPr>
+            <w:tabs>
+              <w:tab w:val="right" w:leader="dot" w:pos="9630"/>
+            </w:tabs>
+            <w:spacing w:before="120" w:after="40"/>
+            <w:ind w:left="0"/>
+          </w:pPr>
+          <w:r>
+            <w:rPr>
+              <w:b/>
+            </w:rPr>
+            <w:t xml:space="preserve">6. Model 2: constrained cubic through (0, 0) and (1, 1)</w:t>
+          </w:r>
+          <w:r>
+            <w:rPr>
+              <w:b/>
+            </w:rPr>
+            <w:tab/>
+          </w:r>
+          <w:r>
+            <w:rPr>
+              <w:b/>
+            </w:rPr>
+            <w:t>10</w:t>
+          </w:r>
+        </w:p>
+        <w:p>
+          <w:pPr>
+            <w:tabs>
+              <w:tab w:val="right" w:leader="dot" w:pos="9630"/>
+            </w:tabs>
+            <w:spacing w:before="0" w:after="40"/>
+            <w:ind w:left="440"/>
+          </w:pPr>
+          <w:r>
+            <w:t xml:space="preserve">6.1 Applying the constraints</w:t>
+          </w:r>
+          <w:r>
+            <w:tab/>
+          </w:r>
+          <w:r>
+            <w:t>10</w:t>
+          </w:r>
+        </w:p>
+        <w:p>
+          <w:pPr>
+            <w:tabs>
+              <w:tab w:val="right" w:leader="dot" w:pos="9630"/>
+            </w:tabs>
+            <w:spacing w:before="0" w:after="40"/>
+            <w:ind w:left="440"/>
+          </w:pPr>
+          <w:r>
+            <w:t xml:space="preserve">6.2 Why the cubic term has no effect on the area</w:t>
+          </w:r>
+          <w:r>
+            <w:tab/>
+          </w:r>
+          <w:r>
+            <w:t>10</w:t>
+          </w:r>
+        </w:p>
+        <w:p>
+          <w:pPr>
+            <w:tabs>
+              <w:tab w:val="right" w:leader="dot" w:pos="9630"/>
+            </w:tabs>
+            <w:spacing w:before="0" w:after="40"/>
+            <w:ind w:left="440"/>
+          </w:pPr>
+          <w:r>
+            <w:t xml:space="preserve">6.3 Fitting Model 2 by hand</w:t>
+          </w:r>
+          <w:r>
+            <w:tab/>
+          </w:r>
+          <w:r>
+            <w:t>11</w:t>
+          </w:r>
+        </w:p>
+        <w:p>
+          <w:pPr>
+            <w:tabs>
+              <w:tab w:val="right" w:leader="dot" w:pos="9630"/>
+            </w:tabs>
+            <w:spacing w:before="0" w:after="40"/>
+            <w:ind w:left="440"/>
+          </w:pPr>
+          <w:r>
+            <w:t xml:space="preserve">6.4 Testing Model 2 against the conditions</w:t>
+          </w:r>
+          <w:r>
+            <w:tab/>
+          </w:r>
+          <w:r>
+            <w:t>11</w:t>
+          </w:r>
+        </w:p>
+        <w:p>
+          <w:pPr>
+            <w:tabs>
+              <w:tab w:val="right" w:leader="dot" w:pos="9630"/>
+            </w:tabs>
+            <w:spacing w:before="0" w:after="40"/>
+            <w:ind w:left="440"/>
+          </w:pPr>
+          <w:r>
+            <w:t xml:space="preserve">6.5 Reflection: the constrained cubic equals the constrained quadratic</w:t>
+          </w:r>
+          <w:r>
+            <w:tab/>
+          </w:r>
+          <w:r>
+            <w:t>12</w:t>
+          </w:r>
+        </w:p>
+        <w:p>
+          <w:pPr>
+            <w:tabs>
+              <w:tab w:val="right" w:leader="dot" w:pos="9630"/>
+            </w:tabs>
+            <w:spacing w:before="120" w:after="40"/>
+            <w:ind w:left="0"/>
+          </w:pPr>
+          <w:r>
+            <w:rPr>
+              <w:b/>
+            </w:rPr>
+            <w:t xml:space="preserve">7. Comparative error analysis and synthesis</w:t>
+          </w:r>
+          <w:r>
+            <w:rPr>
+              <w:b/>
+            </w:rPr>
+            <w:tab/>
+          </w:r>
+          <w:r>
+            <w:rPr>
+              <w:b/>
+            </w:rPr>
+            <w:t>12</w:t>
+          </w:r>
+        </w:p>
+        <w:p>
+          <w:pPr>
+            <w:tabs>
+              <w:tab w:val="right" w:leader="dot" w:pos="9630"/>
+            </w:tabs>
+            <w:spacing w:before="0" w:after="40"/>
+            <w:ind w:left="440"/>
+          </w:pPr>
+          <w:r>
+            <w:t xml:space="preserve">7.1 Summary of results</w:t>
+          </w:r>
+          <w:r>
+            <w:tab/>
+          </w:r>
+          <w:r>
+            <w:t>12</w:t>
+          </w:r>
+        </w:p>
+        <w:p>
+          <w:pPr>
+            <w:tabs>
+              <w:tab w:val="right" w:leader="dot" w:pos="9630"/>
+            </w:tabs>
+            <w:spacing w:before="0" w:after="40"/>
+            <w:ind w:left="440"/>
+          </w:pPr>
+          <w:r>
+            <w:t xml:space="preserve">7.2 Grouping error and model error</w:t>
+          </w:r>
+          <w:r>
+            <w:tab/>
+          </w:r>
+          <w:r>
+            <w:t>13</w:t>
+          </w:r>
+        </w:p>
+        <w:p>
+          <w:pPr>
+            <w:tabs>
+              <w:tab w:val="right" w:leader="dot" w:pos="9630"/>
+            </w:tabs>
+            <w:spacing w:before="0" w:after="40"/>
+            <w:ind w:left="440"/>
+          </w:pPr>
+          <w:r>
+            <w:t xml:space="preserve">7.3 Why both cubic models underestimate</w:t>
+          </w:r>
+          <w:r>
+            <w:tab/>
+          </w:r>
+          <w:r>
+            <w:t>13</w:t>
+          </w:r>
+        </w:p>
+        <w:p>
+          <w:pPr>
+            <w:tabs>
+              <w:tab w:val="right" w:leader="dot" w:pos="9630"/>
+            </w:tabs>
+            <w:spacing w:before="0" w:after="40"/>
+            <w:ind w:left="440"/>
+          </w:pPr>
+          <w:r>
+            <w:t xml:space="preserve">7.4 Testing the hypothesis</w:t>
+          </w:r>
+          <w:r>
+            <w:tab/>
+          </w:r>
+          <w:r>
+            <w:t>13</w:t>
+          </w:r>
+        </w:p>
+        <w:p>
+          <w:pPr>
+            <w:tabs>
+              <w:tab w:val="right" w:leader="dot" w:pos="9630"/>
+            </w:tabs>
+            <w:spacing w:before="120" w:after="40"/>
+            <w:ind w:left="0"/>
+          </w:pPr>
+          <w:r>
+            <w:rPr>
+              <w:b/>
+            </w:rPr>
+            <w:t xml:space="preserve">8. Critical evaluation, extensions and conclusion</w:t>
+          </w:r>
+          <w:r>
+            <w:rPr>
+              <w:b/>
+            </w:rPr>
+            <w:tab/>
+          </w:r>
+          <w:r>
+            <w:rPr>
+              <w:b/>
+            </w:rPr>
+            <w:t>14</w:t>
+          </w:r>
+        </w:p>
+        <w:p>
+          <w:pPr>
+            <w:tabs>
+              <w:tab w:val="right" w:leader="dot" w:pos="9630"/>
+            </w:tabs>
+            <w:spacing w:before="0" w:after="40"/>
+            <w:ind w:left="440"/>
+          </w:pPr>
+          <w:r>
+            <w:t xml:space="preserve">8.1 Strengths</w:t>
+          </w:r>
+          <w:r>
+            <w:tab/>
+          </w:r>
+          <w:r>
+            <w:t>14</w:t>
+          </w:r>
+        </w:p>
+        <w:p>
+          <w:pPr>
+            <w:tabs>
+              <w:tab w:val="right" w:leader="dot" w:pos="9630"/>
+            </w:tabs>
+            <w:spacing w:before="0" w:after="40"/>
+            <w:ind w:left="440"/>
+          </w:pPr>
+          <w:r>
+            <w:t xml:space="preserve">8.2 Limitations</w:t>
+          </w:r>
+          <w:r>
+            <w:tab/>
+          </w:r>
+          <w:r>
+            <w:t>14</w:t>
+          </w:r>
+        </w:p>
+        <w:p>
+          <w:pPr>
+            <w:tabs>
+              <w:tab w:val="right" w:leader="dot" w:pos="9630"/>
+            </w:tabs>
+            <w:spacing w:before="0" w:after="40"/>
+            <w:ind w:left="440"/>
+          </w:pPr>
+          <w:r>
+            <w:t xml:space="preserve">8.3 Extensions</w:t>
+          </w:r>
+          <w:r>
+            <w:tab/>
+          </w:r>
+          <w:r>
+            <w:t>14</w:t>
+          </w:r>
+        </w:p>
+        <w:p>
+          <w:pPr>
+            <w:tabs>
+              <w:tab w:val="right" w:leader="dot" w:pos="9630"/>
+            </w:tabs>
+            <w:spacing w:before="0" w:after="40"/>
+            <w:ind w:left="440"/>
+          </w:pPr>
+          <w:r>
+            <w:t xml:space="preserve">8.4 Conclusion</w:t>
+          </w:r>
+          <w:r>
+            <w:tab/>
+          </w:r>
+          <w:r>
+            <w:t>15</w:t>
+          </w:r>
+        </w:p>
+        <w:p>
+          <w:pPr>
+            <w:tabs>
+              <w:tab w:val="right" w:leader="dot" w:pos="9630"/>
+            </w:tabs>
+            <w:spacing w:before="0" w:after="40"/>
+            <w:ind w:left="440"/>
+          </w:pPr>
+          <w:r>
+            <w:t xml:space="preserve">8.5 Declaration of tools used</w:t>
+          </w:r>
+          <w:r>
+            <w:tab/>
+          </w:r>
+          <w:r>
+            <w:t>15</w:t>
+          </w:r>
+        </w:p>
+        <w:p>
+          <w:pPr>
+            <w:tabs>
+              <w:tab w:val="right" w:leader="dot" w:pos="9630"/>
+            </w:tabs>
+            <w:spacing w:before="120" w:after="40"/>
+            <w:ind w:left="0"/>
+          </w:pPr>
+          <w:r>
+            <w:rPr>
+              <w:b/>
+            </w:rPr>
+            <w:t xml:space="preserve">References</w:t>
+          </w:r>
+          <w:r>
+            <w:rPr>
+              <w:b/>
+            </w:rPr>
+            <w:tab/>
+          </w:r>
+          <w:r>
+            <w:rPr>
+              <w:b/>
+            </w:rPr>
+            <w:t>15</w:t>
+          </w:r>
+        </w:p>
+        <w:p>
+          <w:pPr>
+            <w:tabs>
+              <w:tab w:val="right" w:leader="dot" w:pos="9630"/>
+            </w:tabs>
+            <w:spacing w:before="120" w:after="40"/>
+            <w:ind w:left="0"/>
+          </w:pPr>
+          <w:r>
+            <w:rPr>
+              <w:b/>
+            </w:rPr>
+            <w:t xml:space="preserve">Appendix A. The 2022 data</w:t>
+          </w:r>
+          <w:r>
+            <w:rPr>
+              <w:b/>
+            </w:rPr>
+            <w:tab/>
+          </w:r>
+          <w:r>
+            <w:rPr>
+              <w:b/>
+            </w:rPr>
+            <w:t>16</w:t>
+          </w:r>
+        </w:p>
+        <w:p>
+          <w:pPr>
+            <w:tabs>
+              <w:tab w:val="right" w:leader="dot" w:pos="9630"/>
+            </w:tabs>
+            <w:spacing w:before="120" w:after="40"/>
+            <w:ind w:left="0"/>
+          </w:pPr>
+          <w:r>
+            <w:rPr>
+              <w:b/>
+            </w:rPr>
+            <w:t xml:space="preserve">Appendix B. Model 2 working</w:t>
+          </w:r>
+          <w:r>
+            <w:rPr>
+              <w:b/>
+            </w:rPr>
+            <w:tab/>
+          </w:r>
+          <w:r>
+            <w:rPr>
+              <w:b/>
+            </w:rPr>
+            <w:t>16</w:t>
+          </w:r>
+          <w:r>
+            <w:fldChar w:fldCharType="end"/>
+          </w:r>
+        </w:p>
+      </w:sdtContent>
+    </w:sdt>
+    <w:p>
+      <w:r>
+        <w:br w:type="page"/>
       </w:r>
     </w:p>
     <w:p>
@@ -3579,7 +4417,7 @@
         </m:r>
       </m:oMath>
       <w:r>
-        <w:t xml:space="preserve">, so</w:t>
+        <w:t xml:space="preserve">, so the Gini coefficient is one minus twice the area under the Lorenz curve:</w:t>
       </w:r>
     </w:p>
     <w:p>
@@ -5243,7 +6081,7 @@
         <w:pStyle w:val="FirstParagraph"/>
       </w:pPr>
       <w:r>
-        <w:t xml:space="preserve">I used cubic regression on all 11 points, which is the same calculation as the cubic regression function on a GDC, and got</w:t>
+        <w:t xml:space="preserve">I used cubic regression on all 11 points, which is the same calculation as the cubic regression function on a GDC. The fitted models were:</w:t>
       </w:r>
     </w:p>
     <w:p>
@@ -8199,7 +9037,7 @@
         <w:pStyle w:val="FirstParagraph"/>
       </w:pPr>
       <w:r>
-        <w:t xml:space="preserve">Integrating term by term,</w:t>
+        <w:t xml:space="preserve">Integrating term by term gives the area under the cubic:</w:t>
       </w:r>
     </w:p>
     <w:p>
@@ -10059,7 +10897,7 @@
         </m:r>
       </m:oMath>
       <w:r>
-        <w:t xml:space="preserve">. Substituting,</w:t>
+        <w:t xml:space="preserve">. Substituting these into the cubic gives:</w:t>
       </w:r>
     </w:p>
     <w:p>
@@ -10421,7 +11259,7 @@
         </m:r>
       </m:oMath>
       <w:r>
-        <w:t xml:space="preserve">, which can be checked by expanding the right-hand side. This lets me rewrite the model as</w:t>
+        <w:t xml:space="preserve">, which can be checked by expanding the right-hand side. This lets me rewrite the model in the following form:</w:t>
       </w:r>
     </w:p>
     <w:p>
@@ -10685,7 +11523,7 @@
         <w:pStyle w:val="FirstParagraph"/>
       </w:pPr>
       <w:r>
-        <w:t xml:space="preserve">where</w:t>
+        <w:t xml:space="preserve">Here</w:t>
       </w:r>
       <w:r>
         <w:t xml:space="preserve"> </w:t>
@@ -11968,7 +12806,7 @@
         </m:r>
       </m:oMath>
       <w:r>
-        <w:t xml:space="preserve">, and so on). This means the sum of squared residuals splits into one part that contains only β and another that contains only α. Each part is a quadratic, so I minimised it by differentiating and setting the derivative equal to zero, which gives</w:t>
+        <w:t xml:space="preserve">, and so on). This means the sum of squared residuals splits into one part that contains only β and another that contains only α. Each part is a quadratic, so I minimised it by differentiating and setting the derivative equal to zero. This gives the two coefficients:</w:t>
       </w:r>
     </w:p>
     <w:p>
@@ -19663,6 +20501,8 @@
     </w:tbl>
     <w:bookmarkEnd w:id="55"/>
     <w:sectPr>
+      <w:footerReference r:id="rIdFooter1" w:type="default"/>
+      <w:titlePg/>
       <w:footnotePr>
         <w:numRestart w:val="eachSect"/>
       </w:footnotePr>
@@ -19675,6 +20515,31 @@
 
 <file path=word/comments.xml><?xml version="1.0" encoding="utf-8"?>
 <w:comments xmlns:w="http://schemas.openxmlformats.org/wordprocessingml/2006/main" xmlns:m="http://schemas.openxmlformats.org/officeDocument/2006/math" xmlns:r="http://schemas.openxmlformats.org/officeDocument/2006/relationships" xmlns:o="urn:schemas-microsoft-com:office:office" xmlns:v="urn:schemas-microsoft-com:vml" xmlns:w10="urn:schemas-microsoft-com:office:word" xmlns:a="http://schemas.openxmlformats.org/drawingml/2006/main" xmlns:pic="http://schemas.openxmlformats.org/drawingml/2006/picture" xmlns:wp="http://schemas.openxmlformats.org/drawingml/2006/wordprocessingDrawing"/>
+</file>
+
+<file path=word/footer1.xml><?xml version="1.0" encoding="utf-8"?>
+<w:ftr xmlns:w="http://schemas.openxmlformats.org/wordprocessingml/2006/main" xmlns:r="http://schemas.openxmlformats.org/officeDocument/2006/relationships">
+  <w:p>
+    <w:pPr>
+      <w:jc w:val="center"/>
+    </w:pPr>
+    <w:r>
+      <w:fldChar w:fldCharType="begin"/>
+    </w:r>
+    <w:r>
+      <w:instrText xml:space="preserve"> PAGE </w:instrText>
+    </w:r>
+    <w:r>
+      <w:fldChar w:fldCharType="separate"/>
+    </w:r>
+    <w:r>
+      <w:t>1</w:t>
+    </w:r>
+    <w:r>
+      <w:fldChar w:fldCharType="end"/>
+    </w:r>
+  </w:p>
+</w:ftr>
 </file>
 
 <file path=word/footnotes.xml><?xml version="1.0" encoding="utf-8"?>
@@ -19838,7 +20703,7 @@
     <w:qFormat/>
     <w:rsid w:val="00A10FD9"/>
     <w:pPr>
-      <w:spacing w:after="80" w:line="240" w:lineRule="auto"/>
+      <w:spacing w:after="400" w:before="3600" w:line="240" w:lineRule="auto"/>
       <w:contextualSpacing/>
       <w:jc w:val="center"/>
     </w:pPr>
@@ -19930,13 +20795,13 @@
     <w:pPr>
       <w:keepNext/>
       <w:keepLines/>
-      <w:spacing w:after="0" w:before="300"/>
+      <w:spacing w:after="0" w:before="1200"/>
       <w:jc w:val="center"/>
     </w:pPr>
     <w:rPr>
       <w:b/>
-      <w:sz w:val="20"/>
-      <w:szCs w:val="20"/>
+      <w:sz w:val="24"/>
+      <w:szCs w:val="24"/>
     </w:rPr>
   </w:style>
   <w:style w:customStyle="1" w:styleId="Abstract" w:type="paragraph">
@@ -19947,11 +20812,13 @@
     <w:pPr>
       <w:keepNext/>
       <w:keepLines/>
-      <w:spacing w:after="300" w:before="100"/>
+      <w:spacing w:after="300" w:before="120" w:line="300" w:lineRule="auto"/>
+      <w:ind w:left="720" w:right="720"/>
+      <w:jc w:val="center"/>
     </w:pPr>
     <w:rPr>
-      <w:sz w:val="20"/>
-      <w:szCs w:val="20"/>
+      <w:sz w:val="24"/>
+      <w:szCs w:val="24"/>
     </w:rPr>
   </w:style>
   <w:style w:styleId="Bibliography" w:type="paragraph">
@@ -20430,6 +21297,7 @@
     <w:unhideWhenUsed/>
     <w:qFormat/>
     <w:pPr>
+      <w:pageBreakBefore/>
       <w:spacing w:before="240" w:line="259" w:lineRule="auto"/>
       <w:outlineLvl w:val="9"/>
     </w:pPr>

--- a/math-ia-gini/IA_Complete_Gini_Lorenz_South_Africa_Norway.docx
+++ b/math-ia-gini/IA_Complete_Gini_Lorenz_South_Africa_Norway.docx
@@ -645,7 +645,7 @@
             <w:tab/>
           </w:r>
           <w:r>
-            <w:t>13</w:t>
+            <w:t>14</w:t>
           </w:r>
         </w:p>
         <w:p>
@@ -1230,15 +1230,23 @@
           <w:tcPr/>
           <w:p>
             <w:pPr>
-              <w:pStyle w:val="Compact"/>
-            </w:pPr>
-          </w:p>
-        </w:tc>
-        <w:tc>
-          <w:tcPr/>
-          <w:p>
-            <w:pPr>
-              <w:pStyle w:val="Compact"/>
+              <w:keepNext/>
+            </w:pPr>
+            <w:pPr>
+              <w:pStyle w:val="Compact"/>
+              <w:keepNext/>
+            </w:pPr>
+          </w:p>
+        </w:tc>
+        <w:tc>
+          <w:tcPr/>
+          <w:p>
+            <w:pPr>
+              <w:keepNext/>
+            </w:pPr>
+            <w:pPr>
+              <w:pStyle w:val="Compact"/>
+              <w:keepNext/>
             </w:pPr>
             <w:r>
               <w:t xml:space="preserve">South Africa</w:t>
@@ -1249,7 +1257,11 @@
           <w:tcPr/>
           <w:p>
             <w:pPr>
-              <w:pStyle w:val="Compact"/>
+              <w:keepNext/>
+            </w:pPr>
+            <w:pPr>
+              <w:pStyle w:val="Compact"/>
+              <w:keepNext/>
             </w:pPr>
             <w:r>
               <w:t xml:space="preserve">Norway</w:t>
@@ -1262,7 +1274,11 @@
           <w:tcPr/>
           <w:p>
             <w:pPr>
-              <w:pStyle w:val="Compact"/>
+              <w:keepNext/>
+            </w:pPr>
+            <w:pPr>
+              <w:pStyle w:val="Compact"/>
+              <w:keepNext/>
             </w:pPr>
             <w:r>
               <w:t xml:space="preserve">Country code</w:t>
@@ -1273,7 +1289,11 @@
           <w:tcPr/>
           <w:p>
             <w:pPr>
-              <w:pStyle w:val="Compact"/>
+              <w:keepNext/>
+            </w:pPr>
+            <w:pPr>
+              <w:pStyle w:val="Compact"/>
+              <w:keepNext/>
             </w:pPr>
             <w:r>
               <w:t xml:space="preserve">ZAF</w:t>
@@ -1284,7 +1304,11 @@
           <w:tcPr/>
           <w:p>
             <w:pPr>
-              <w:pStyle w:val="Compact"/>
+              <w:keepNext/>
+            </w:pPr>
+            <w:pPr>
+              <w:pStyle w:val="Compact"/>
+              <w:keepNext/>
             </w:pPr>
             <w:r>
               <w:t xml:space="preserve">NOR</w:t>
@@ -1297,7 +1321,11 @@
           <w:tcPr/>
           <w:p>
             <w:pPr>
-              <w:pStyle w:val="Compact"/>
+              <w:keepNext/>
+            </w:pPr>
+            <w:pPr>
+              <w:pStyle w:val="Compact"/>
+              <w:keepNext/>
             </w:pPr>
             <w:r>
               <w:t xml:space="preserve">Reporting year</w:t>
@@ -1308,7 +1336,11 @@
           <w:tcPr/>
           <w:p>
             <w:pPr>
-              <w:pStyle w:val="Compact"/>
+              <w:keepNext/>
+            </w:pPr>
+            <w:pPr>
+              <w:pStyle w:val="Compact"/>
+              <w:keepNext/>
             </w:pPr>
             <w:r>
               <w:t xml:space="preserve">2022</w:t>
@@ -1319,7 +1351,11 @@
           <w:tcPr/>
           <w:p>
             <w:pPr>
-              <w:pStyle w:val="Compact"/>
+              <w:keepNext/>
+            </w:pPr>
+            <w:pPr>
+              <w:pStyle w:val="Compact"/>
+              <w:keepNext/>
             </w:pPr>
             <w:r>
               <w:t xml:space="preserve">2022</w:t>
@@ -1332,7 +1368,11 @@
           <w:tcPr/>
           <w:p>
             <w:pPr>
-              <w:pStyle w:val="Compact"/>
+              <w:keepNext/>
+            </w:pPr>
+            <w:pPr>
+              <w:pStyle w:val="Compact"/>
+              <w:keepNext/>
             </w:pPr>
             <w:r>
               <w:t xml:space="preserve">Survey</w:t>
@@ -1343,7 +1383,11 @@
           <w:tcPr/>
           <w:p>
             <w:pPr>
-              <w:pStyle w:val="Compact"/>
+              <w:keepNext/>
+            </w:pPr>
+            <w:pPr>
+              <w:pStyle w:val="Compact"/>
+              <w:keepNext/>
             </w:pPr>
             <w:r>
               <w:t xml:space="preserve">IES (Income and Expenditure Survey)</w:t>
@@ -1354,7 +1398,11 @@
           <w:tcPr/>
           <w:p>
             <w:pPr>
-              <w:pStyle w:val="Compact"/>
+              <w:keepNext/>
+            </w:pPr>
+            <w:pPr>
+              <w:pStyle w:val="Compact"/>
+              <w:keepNext/>
             </w:pPr>
             <w:r>
               <w:t xml:space="preserve">EU-SILC (EU Statistics on Income and Living Conditions)</w:t>
@@ -1367,7 +1415,11 @@
           <w:tcPr/>
           <w:p>
             <w:pPr>
-              <w:pStyle w:val="Compact"/>
+              <w:keepNext/>
+            </w:pPr>
+            <w:pPr>
+              <w:pStyle w:val="Compact"/>
+              <w:keepNext/>
             </w:pPr>
             <w:r>
               <w:t xml:space="preserve">Survey year in the file</w:t>
@@ -1378,7 +1430,11 @@
           <w:tcPr/>
           <w:p>
             <w:pPr>
-              <w:pStyle w:val="Compact"/>
+              <w:keepNext/>
+            </w:pPr>
+            <w:pPr>
+              <w:pStyle w:val="Compact"/>
+              <w:keepNext/>
             </w:pPr>
             <w:r>
               <w:t xml:space="preserve">2022.85</w:t>
@@ -1389,7 +1445,11 @@
           <w:tcPr/>
           <w:p>
             <w:pPr>
-              <w:pStyle w:val="Compact"/>
+              <w:keepNext/>
+            </w:pPr>
+            <w:pPr>
+              <w:pStyle w:val="Compact"/>
+              <w:keepNext/>
             </w:pPr>
             <w:r>
               <w:t xml:space="preserve">2022</w:t>
@@ -1402,7 +1462,11 @@
           <w:tcPr/>
           <w:p>
             <w:pPr>
-              <w:pStyle w:val="Compact"/>
+              <w:keepNext/>
+            </w:pPr>
+            <w:pPr>
+              <w:pStyle w:val="Compact"/>
+              <w:keepNext/>
             </w:pPr>
             <w:r>
               <w:t xml:space="preserve">Welfare measure</w:t>
@@ -1413,7 +1477,11 @@
           <w:tcPr/>
           <w:p>
             <w:pPr>
-              <w:pStyle w:val="Compact"/>
+              <w:keepNext/>
+            </w:pPr>
+            <w:pPr>
+              <w:pStyle w:val="Compact"/>
+              <w:keepNext/>
             </w:pPr>
             <w:r>
               <w:t xml:space="preserve">consumption</w:t>
@@ -1424,7 +1492,11 @@
           <w:tcPr/>
           <w:p>
             <w:pPr>
-              <w:pStyle w:val="Compact"/>
+              <w:keepNext/>
+            </w:pPr>
+            <w:pPr>
+              <w:pStyle w:val="Compact"/>
+              <w:keepNext/>
             </w:pPr>
             <w:r>
               <w:t xml:space="preserve">income</w:t>
@@ -1437,7 +1509,11 @@
           <w:tcPr/>
           <w:p>
             <w:pPr>
-              <w:pStyle w:val="Compact"/>
+              <w:keepNext/>
+            </w:pPr>
+            <w:pPr>
+              <w:pStyle w:val="Compact"/>
+              <w:keepNext/>
             </w:pPr>
             <w:r>
               <w:t xml:space="preserve">Coverage</w:t>
@@ -1448,7 +1524,11 @@
           <w:tcPr/>
           <w:p>
             <w:pPr>
-              <w:pStyle w:val="Compact"/>
+              <w:keepNext/>
+            </w:pPr>
+            <w:pPr>
+              <w:pStyle w:val="Compact"/>
+              <w:keepNext/>
             </w:pPr>
             <w:r>
               <w:t xml:space="preserve">national</w:t>
@@ -1459,7 +1539,11 @@
           <w:tcPr/>
           <w:p>
             <w:pPr>
-              <w:pStyle w:val="Compact"/>
+              <w:keepNext/>
+            </w:pPr>
+            <w:pPr>
+              <w:pStyle w:val="Compact"/>
+              <w:keepNext/>
             </w:pPr>
             <w:r>
               <w:t xml:space="preserve">national</w:t>
@@ -1472,7 +1556,11 @@
           <w:tcPr/>
           <w:p>
             <w:pPr>
-              <w:pStyle w:val="Compact"/>
+              <w:keepNext/>
+            </w:pPr>
+            <w:pPr>
+              <w:pStyle w:val="Compact"/>
+              <w:keepNext/>
             </w:pPr>
             <w:r>
               <w:t xml:space="preserve">Distribution type</w:t>
@@ -1483,7 +1571,11 @@
           <w:tcPr/>
           <w:p>
             <w:pPr>
-              <w:pStyle w:val="Compact"/>
+              <w:keepNext/>
+            </w:pPr>
+            <w:pPr>
+              <w:pStyle w:val="Compact"/>
+              <w:keepNext/>
             </w:pPr>
             <w:r>
               <w:t xml:space="preserve">micro</w:t>
@@ -1494,7 +1586,11 @@
           <w:tcPr/>
           <w:p>
             <w:pPr>
-              <w:pStyle w:val="Compact"/>
+              <w:keepNext/>
+            </w:pPr>
+            <w:pPr>
+              <w:pStyle w:val="Compact"/>
+              <w:keepNext/>
             </w:pPr>
             <w:r>
               <w:t xml:space="preserve">micro</w:t>
@@ -1507,7 +1603,11 @@
           <w:tcPr/>
           <w:p>
             <w:pPr>
-              <w:pStyle w:val="Compact"/>
+              <w:keepNext/>
+            </w:pPr>
+            <w:pPr>
+              <w:pStyle w:val="Compact"/>
+              <w:keepNext/>
             </w:pPr>
             <w:r>
               <w:t xml:space="preserve">Interpolated?</w:t>
@@ -1518,7 +1618,11 @@
           <w:tcPr/>
           <w:p>
             <w:pPr>
-              <w:pStyle w:val="Compact"/>
+              <w:keepNext/>
+            </w:pPr>
+            <w:pPr>
+              <w:pStyle w:val="Compact"/>
+              <w:keepNext/>
             </w:pPr>
             <w:r>
               <w:t xml:space="preserve">no</w:t>
@@ -1529,7 +1633,11 @@
           <w:tcPr/>
           <w:p>
             <w:pPr>
-              <w:pStyle w:val="Compact"/>
+              <w:keepNext/>
+            </w:pPr>
+            <w:pPr>
+              <w:pStyle w:val="Compact"/>
+              <w:keepNext/>
             </w:pPr>
             <w:r>
               <w:t xml:space="preserve">no</w:t>
@@ -1542,7 +1650,11 @@
           <w:tcPr/>
           <w:p>
             <w:pPr>
-              <w:pStyle w:val="Compact"/>
+              <w:keepNext/>
+            </w:pPr>
+            <w:pPr>
+              <w:pStyle w:val="Compact"/>
+              <w:keepNext/>
             </w:pPr>
             <w:r>
               <w:t xml:space="preserve">Comparable spell</w:t>
@@ -1553,7 +1665,11 @@
           <w:tcPr/>
           <w:p>
             <w:pPr>
-              <w:pStyle w:val="Compact"/>
+              <w:keepNext/>
+            </w:pPr>
+            <w:pPr>
+              <w:pStyle w:val="Compact"/>
+              <w:keepNext/>
             </w:pPr>
             <w:r>
               <w:t xml:space="preserve">2005–2022</w:t>
@@ -1564,7 +1680,11 @@
           <w:tcPr/>
           <w:p>
             <w:pPr>
-              <w:pStyle w:val="Compact"/>
+              <w:keepNext/>
+            </w:pPr>
+            <w:pPr>
+              <w:pStyle w:val="Compact"/>
+              <w:keepNext/>
             </w:pPr>
             <w:r>
               <w:t xml:space="preserve">2022–2023</w:t>
@@ -1577,7 +1697,11 @@
           <w:tcPr/>
           <w:p>
             <w:pPr>
-              <w:pStyle w:val="Compact"/>
+              <w:keepNext/>
+            </w:pPr>
+            <w:pPr>
+              <w:pStyle w:val="Compact"/>
+              <w:keepNext/>
             </w:pPr>
             <w:r>
               <w:t xml:space="preserve">Population (millions)</w:t>
@@ -1588,7 +1712,11 @@
           <w:tcPr/>
           <w:p>
             <w:pPr>
-              <w:pStyle w:val="Compact"/>
+              <w:keepNext/>
+            </w:pPr>
+            <w:pPr>
+              <w:pStyle w:val="Compact"/>
+              <w:keepNext/>
             </w:pPr>
             <w:r>
               <w:t xml:space="preserve">63.1</w:t>
@@ -1599,7 +1727,11 @@
           <w:tcPr/>
           <w:p>
             <w:pPr>
-              <w:pStyle w:val="Compact"/>
+              <w:keepNext/>
+            </w:pPr>
+            <w:pPr>
+              <w:pStyle w:val="Compact"/>
+              <w:keepNext/>
             </w:pPr>
             <w:r>
               <w:t xml:space="preserve">5.46</w:t>
@@ -1612,7 +1744,11 @@
           <w:tcPr/>
           <w:p>
             <w:pPr>
-              <w:pStyle w:val="Compact"/>
+              <w:keepNext/>
+            </w:pPr>
+            <w:pPr>
+              <w:pStyle w:val="Compact"/>
+              <w:keepNext/>
             </w:pPr>
             <w:r>
               <w:t xml:space="preserve">Mean ÷ median welfare</w:t>
@@ -1623,7 +1759,11 @@
           <w:tcPr/>
           <w:p>
             <w:pPr>
-              <w:pStyle w:val="Compact"/>
+              <w:keepNext/>
+            </w:pPr>
+            <w:pPr>
+              <w:pStyle w:val="Compact"/>
+              <w:keepNext/>
             </w:pPr>
             <w:r>
               <w:t xml:space="preserve">1.87</w:t>
@@ -1634,7 +1774,11 @@
           <w:tcPr/>
           <w:p>
             <w:pPr>
-              <w:pStyle w:val="Compact"/>
+              <w:keepNext/>
+            </w:pPr>
+            <w:pPr>
+              <w:pStyle w:val="Compact"/>
+              <w:keepNext/>
             </w:pPr>
             <w:r>
               <w:t xml:space="preserve">1.12</w:t>
@@ -2523,7 +2667,11 @@
           <w:tcPr/>
           <w:p>
             <w:pPr>
-              <w:pStyle w:val="Compact"/>
+              <w:keepNext/>
+            </w:pPr>
+            <w:pPr>
+              <w:pStyle w:val="Compact"/>
+              <w:keepNext/>
               <w:jc w:val="right"/>
             </w:pPr>
             <m:oMath>
@@ -2537,7 +2685,11 @@
           <w:tcPr/>
           <w:p>
             <w:pPr>
-              <w:pStyle w:val="Compact"/>
+              <w:keepNext/>
+            </w:pPr>
+            <w:pPr>
+              <w:pStyle w:val="Compact"/>
+              <w:keepNext/>
               <w:jc w:val="right"/>
             </w:pPr>
             <m:oMath>
@@ -2560,7 +2712,11 @@
           <w:tcPr/>
           <w:p>
             <w:pPr>
-              <w:pStyle w:val="Compact"/>
+              <w:keepNext/>
+            </w:pPr>
+            <w:pPr>
+              <w:pStyle w:val="Compact"/>
+              <w:keepNext/>
               <w:jc w:val="right"/>
             </w:pPr>
             <m:oMath>
@@ -2589,7 +2745,11 @@
           <w:tcPr/>
           <w:p>
             <w:pPr>
-              <w:pStyle w:val="Compact"/>
+              <w:keepNext/>
+            </w:pPr>
+            <w:pPr>
+              <w:pStyle w:val="Compact"/>
+              <w:keepNext/>
               <w:jc w:val="right"/>
             </w:pPr>
             <m:oMath>
@@ -2618,7 +2778,11 @@
           <w:tcPr/>
           <w:p>
             <w:pPr>
-              <w:pStyle w:val="Compact"/>
+              <w:keepNext/>
+            </w:pPr>
+            <w:pPr>
+              <w:pStyle w:val="Compact"/>
+              <w:keepNext/>
               <w:jc w:val="right"/>
             </w:pPr>
             <m:oMath>
@@ -2647,7 +2811,11 @@
           <w:tcPr/>
           <w:p>
             <w:pPr>
-              <w:pStyle w:val="Compact"/>
+              <w:keepNext/>
+            </w:pPr>
+            <w:pPr>
+              <w:pStyle w:val="Compact"/>
+              <w:keepNext/>
               <w:jc w:val="right"/>
             </w:pPr>
             <m:oMath>
@@ -2678,7 +2846,11 @@
           <w:tcPr/>
           <w:p>
             <w:pPr>
-              <w:pStyle w:val="Compact"/>
+              <w:keepNext/>
+            </w:pPr>
+            <w:pPr>
+              <w:pStyle w:val="Compact"/>
+              <w:keepNext/>
               <w:jc w:val="right"/>
             </w:pPr>
             <w:r>
@@ -2690,7 +2862,11 @@
           <w:tcPr/>
           <w:p>
             <w:pPr>
-              <w:pStyle w:val="Compact"/>
+              <w:keepNext/>
+            </w:pPr>
+            <w:pPr>
+              <w:pStyle w:val="Compact"/>
+              <w:keepNext/>
               <w:jc w:val="right"/>
             </w:pPr>
             <w:r>
@@ -2702,7 +2878,11 @@
           <w:tcPr/>
           <w:p>
             <w:pPr>
-              <w:pStyle w:val="Compact"/>
+              <w:keepNext/>
+            </w:pPr>
+            <w:pPr>
+              <w:pStyle w:val="Compact"/>
+              <w:keepNext/>
               <w:jc w:val="right"/>
             </w:pPr>
             <w:r>
@@ -2714,7 +2894,11 @@
           <w:tcPr/>
           <w:p>
             <w:pPr>
-              <w:pStyle w:val="Compact"/>
+              <w:keepNext/>
+            </w:pPr>
+            <w:pPr>
+              <w:pStyle w:val="Compact"/>
+              <w:keepNext/>
               <w:jc w:val="right"/>
             </w:pPr>
             <w:r>
@@ -2726,7 +2910,11 @@
           <w:tcPr/>
           <w:p>
             <w:pPr>
-              <w:pStyle w:val="Compact"/>
+              <w:keepNext/>
+            </w:pPr>
+            <w:pPr>
+              <w:pStyle w:val="Compact"/>
+              <w:keepNext/>
               <w:jc w:val="right"/>
             </w:pPr>
             <w:r>
@@ -2738,7 +2926,11 @@
           <w:tcPr/>
           <w:p>
             <w:pPr>
-              <w:pStyle w:val="Compact"/>
+              <w:keepNext/>
+            </w:pPr>
+            <w:pPr>
+              <w:pStyle w:val="Compact"/>
+              <w:keepNext/>
               <w:jc w:val="right"/>
             </w:pPr>
             <w:r>
@@ -2752,7 +2944,11 @@
           <w:tcPr/>
           <w:p>
             <w:pPr>
-              <w:pStyle w:val="Compact"/>
+              <w:keepNext/>
+            </w:pPr>
+            <w:pPr>
+              <w:pStyle w:val="Compact"/>
+              <w:keepNext/>
               <w:jc w:val="right"/>
             </w:pPr>
             <w:r>
@@ -2764,7 +2960,11 @@
           <w:tcPr/>
           <w:p>
             <w:pPr>
-              <w:pStyle w:val="Compact"/>
+              <w:keepNext/>
+            </w:pPr>
+            <w:pPr>
+              <w:pStyle w:val="Compact"/>
+              <w:keepNext/>
               <w:jc w:val="right"/>
             </w:pPr>
             <w:r>
@@ -2776,7 +2976,11 @@
           <w:tcPr/>
           <w:p>
             <w:pPr>
-              <w:pStyle w:val="Compact"/>
+              <w:keepNext/>
+            </w:pPr>
+            <w:pPr>
+              <w:pStyle w:val="Compact"/>
+              <w:keepNext/>
               <w:jc w:val="right"/>
             </w:pPr>
             <w:r>
@@ -2788,7 +2992,11 @@
           <w:tcPr/>
           <w:p>
             <w:pPr>
-              <w:pStyle w:val="Compact"/>
+              <w:keepNext/>
+            </w:pPr>
+            <w:pPr>
+              <w:pStyle w:val="Compact"/>
+              <w:keepNext/>
               <w:jc w:val="right"/>
             </w:pPr>
             <w:r>
@@ -2800,7 +3008,11 @@
           <w:tcPr/>
           <w:p>
             <w:pPr>
-              <w:pStyle w:val="Compact"/>
+              <w:keepNext/>
+            </w:pPr>
+            <w:pPr>
+              <w:pStyle w:val="Compact"/>
+              <w:keepNext/>
               <w:jc w:val="right"/>
             </w:pPr>
             <w:r>
@@ -2812,7 +3024,11 @@
           <w:tcPr/>
           <w:p>
             <w:pPr>
-              <w:pStyle w:val="Compact"/>
+              <w:keepNext/>
+            </w:pPr>
+            <w:pPr>
+              <w:pStyle w:val="Compact"/>
+              <w:keepNext/>
               <w:jc w:val="right"/>
             </w:pPr>
             <w:r>
@@ -2826,7 +3042,11 @@
           <w:tcPr/>
           <w:p>
             <w:pPr>
-              <w:pStyle w:val="Compact"/>
+              <w:keepNext/>
+            </w:pPr>
+            <w:pPr>
+              <w:pStyle w:val="Compact"/>
+              <w:keepNext/>
               <w:jc w:val="right"/>
             </w:pPr>
             <w:r>
@@ -2838,7 +3058,11 @@
           <w:tcPr/>
           <w:p>
             <w:pPr>
-              <w:pStyle w:val="Compact"/>
+              <w:keepNext/>
+            </w:pPr>
+            <w:pPr>
+              <w:pStyle w:val="Compact"/>
+              <w:keepNext/>
               <w:jc w:val="right"/>
             </w:pPr>
             <w:r>
@@ -2850,7 +3074,11 @@
           <w:tcPr/>
           <w:p>
             <w:pPr>
-              <w:pStyle w:val="Compact"/>
+              <w:keepNext/>
+            </w:pPr>
+            <w:pPr>
+              <w:pStyle w:val="Compact"/>
+              <w:keepNext/>
               <w:jc w:val="right"/>
             </w:pPr>
             <w:r>
@@ -2862,7 +3090,11 @@
           <w:tcPr/>
           <w:p>
             <w:pPr>
-              <w:pStyle w:val="Compact"/>
+              <w:keepNext/>
+            </w:pPr>
+            <w:pPr>
+              <w:pStyle w:val="Compact"/>
+              <w:keepNext/>
               <w:jc w:val="right"/>
             </w:pPr>
             <w:r>
@@ -2874,7 +3106,11 @@
           <w:tcPr/>
           <w:p>
             <w:pPr>
-              <w:pStyle w:val="Compact"/>
+              <w:keepNext/>
+            </w:pPr>
+            <w:pPr>
+              <w:pStyle w:val="Compact"/>
+              <w:keepNext/>
               <w:jc w:val="right"/>
             </w:pPr>
             <w:r>
@@ -2886,7 +3122,11 @@
           <w:tcPr/>
           <w:p>
             <w:pPr>
-              <w:pStyle w:val="Compact"/>
+              <w:keepNext/>
+            </w:pPr>
+            <w:pPr>
+              <w:pStyle w:val="Compact"/>
+              <w:keepNext/>
               <w:jc w:val="right"/>
             </w:pPr>
             <w:r>
@@ -2900,7 +3140,11 @@
           <w:tcPr/>
           <w:p>
             <w:pPr>
-              <w:pStyle w:val="Compact"/>
+              <w:keepNext/>
+            </w:pPr>
+            <w:pPr>
+              <w:pStyle w:val="Compact"/>
+              <w:keepNext/>
               <w:jc w:val="right"/>
             </w:pPr>
             <w:r>
@@ -2912,7 +3156,11 @@
           <w:tcPr/>
           <w:p>
             <w:pPr>
-              <w:pStyle w:val="Compact"/>
+              <w:keepNext/>
+            </w:pPr>
+            <w:pPr>
+              <w:pStyle w:val="Compact"/>
+              <w:keepNext/>
               <w:jc w:val="right"/>
             </w:pPr>
             <w:r>
@@ -2924,7 +3172,11 @@
           <w:tcPr/>
           <w:p>
             <w:pPr>
-              <w:pStyle w:val="Compact"/>
+              <w:keepNext/>
+            </w:pPr>
+            <w:pPr>
+              <w:pStyle w:val="Compact"/>
+              <w:keepNext/>
               <w:jc w:val="right"/>
             </w:pPr>
             <w:r>
@@ -2936,7 +3188,11 @@
           <w:tcPr/>
           <w:p>
             <w:pPr>
-              <w:pStyle w:val="Compact"/>
+              <w:keepNext/>
+            </w:pPr>
+            <w:pPr>
+              <w:pStyle w:val="Compact"/>
+              <w:keepNext/>
               <w:jc w:val="right"/>
             </w:pPr>
             <w:r>
@@ -2948,7 +3204,11 @@
           <w:tcPr/>
           <w:p>
             <w:pPr>
-              <w:pStyle w:val="Compact"/>
+              <w:keepNext/>
+            </w:pPr>
+            <w:pPr>
+              <w:pStyle w:val="Compact"/>
+              <w:keepNext/>
               <w:jc w:val="right"/>
             </w:pPr>
             <w:r>
@@ -2960,7 +3220,11 @@
           <w:tcPr/>
           <w:p>
             <w:pPr>
-              <w:pStyle w:val="Compact"/>
+              <w:keepNext/>
+            </w:pPr>
+            <w:pPr>
+              <w:pStyle w:val="Compact"/>
+              <w:keepNext/>
               <w:jc w:val="right"/>
             </w:pPr>
             <w:r>
@@ -2974,7 +3238,11 @@
           <w:tcPr/>
           <w:p>
             <w:pPr>
-              <w:pStyle w:val="Compact"/>
+              <w:keepNext/>
+            </w:pPr>
+            <w:pPr>
+              <w:pStyle w:val="Compact"/>
+              <w:keepNext/>
               <w:jc w:val="right"/>
             </w:pPr>
             <w:r>
@@ -2986,7 +3254,11 @@
           <w:tcPr/>
           <w:p>
             <w:pPr>
-              <w:pStyle w:val="Compact"/>
+              <w:keepNext/>
+            </w:pPr>
+            <w:pPr>
+              <w:pStyle w:val="Compact"/>
+              <w:keepNext/>
               <w:jc w:val="right"/>
             </w:pPr>
             <w:r>
@@ -2998,7 +3270,11 @@
           <w:tcPr/>
           <w:p>
             <w:pPr>
-              <w:pStyle w:val="Compact"/>
+              <w:keepNext/>
+            </w:pPr>
+            <w:pPr>
+              <w:pStyle w:val="Compact"/>
+              <w:keepNext/>
               <w:jc w:val="right"/>
             </w:pPr>
             <w:r>
@@ -3010,7 +3286,11 @@
           <w:tcPr/>
           <w:p>
             <w:pPr>
-              <w:pStyle w:val="Compact"/>
+              <w:keepNext/>
+            </w:pPr>
+            <w:pPr>
+              <w:pStyle w:val="Compact"/>
+              <w:keepNext/>
               <w:jc w:val="right"/>
             </w:pPr>
             <w:r>
@@ -3022,7 +3302,11 @@
           <w:tcPr/>
           <w:p>
             <w:pPr>
-              <w:pStyle w:val="Compact"/>
+              <w:keepNext/>
+            </w:pPr>
+            <w:pPr>
+              <w:pStyle w:val="Compact"/>
+              <w:keepNext/>
               <w:jc w:val="right"/>
             </w:pPr>
             <w:r>
@@ -3034,7 +3318,11 @@
           <w:tcPr/>
           <w:p>
             <w:pPr>
-              <w:pStyle w:val="Compact"/>
+              <w:keepNext/>
+            </w:pPr>
+            <w:pPr>
+              <w:pStyle w:val="Compact"/>
+              <w:keepNext/>
               <w:jc w:val="right"/>
             </w:pPr>
             <w:r>
@@ -3048,7 +3336,11 @@
           <w:tcPr/>
           <w:p>
             <w:pPr>
-              <w:pStyle w:val="Compact"/>
+              <w:keepNext/>
+            </w:pPr>
+            <w:pPr>
+              <w:pStyle w:val="Compact"/>
+              <w:keepNext/>
               <w:jc w:val="right"/>
             </w:pPr>
             <w:r>
@@ -3060,7 +3352,11 @@
           <w:tcPr/>
           <w:p>
             <w:pPr>
-              <w:pStyle w:val="Compact"/>
+              <w:keepNext/>
+            </w:pPr>
+            <w:pPr>
+              <w:pStyle w:val="Compact"/>
+              <w:keepNext/>
               <w:jc w:val="right"/>
             </w:pPr>
             <w:r>
@@ -3072,7 +3368,11 @@
           <w:tcPr/>
           <w:p>
             <w:pPr>
-              <w:pStyle w:val="Compact"/>
+              <w:keepNext/>
+            </w:pPr>
+            <w:pPr>
+              <w:pStyle w:val="Compact"/>
+              <w:keepNext/>
               <w:jc w:val="right"/>
             </w:pPr>
             <w:r>
@@ -3084,7 +3384,11 @@
           <w:tcPr/>
           <w:p>
             <w:pPr>
-              <w:pStyle w:val="Compact"/>
+              <w:keepNext/>
+            </w:pPr>
+            <w:pPr>
+              <w:pStyle w:val="Compact"/>
+              <w:keepNext/>
               <w:jc w:val="right"/>
             </w:pPr>
             <w:r>
@@ -3096,7 +3400,11 @@
           <w:tcPr/>
           <w:p>
             <w:pPr>
-              <w:pStyle w:val="Compact"/>
+              <w:keepNext/>
+            </w:pPr>
+            <w:pPr>
+              <w:pStyle w:val="Compact"/>
+              <w:keepNext/>
               <w:jc w:val="right"/>
             </w:pPr>
             <w:r>
@@ -3108,7 +3416,11 @@
           <w:tcPr/>
           <w:p>
             <w:pPr>
-              <w:pStyle w:val="Compact"/>
+              <w:keepNext/>
+            </w:pPr>
+            <w:pPr>
+              <w:pStyle w:val="Compact"/>
+              <w:keepNext/>
               <w:jc w:val="right"/>
             </w:pPr>
             <w:r>
@@ -3122,7 +3434,11 @@
           <w:tcPr/>
           <w:p>
             <w:pPr>
-              <w:pStyle w:val="Compact"/>
+              <w:keepNext/>
+            </w:pPr>
+            <w:pPr>
+              <w:pStyle w:val="Compact"/>
+              <w:keepNext/>
               <w:jc w:val="right"/>
             </w:pPr>
             <w:r>
@@ -3134,7 +3450,11 @@
           <w:tcPr/>
           <w:p>
             <w:pPr>
-              <w:pStyle w:val="Compact"/>
+              <w:keepNext/>
+            </w:pPr>
+            <w:pPr>
+              <w:pStyle w:val="Compact"/>
+              <w:keepNext/>
               <w:jc w:val="right"/>
             </w:pPr>
             <w:r>
@@ -3146,7 +3466,11 @@
           <w:tcPr/>
           <w:p>
             <w:pPr>
-              <w:pStyle w:val="Compact"/>
+              <w:keepNext/>
+            </w:pPr>
+            <w:pPr>
+              <w:pStyle w:val="Compact"/>
+              <w:keepNext/>
               <w:jc w:val="right"/>
             </w:pPr>
             <w:r>
@@ -3158,7 +3482,11 @@
           <w:tcPr/>
           <w:p>
             <w:pPr>
-              <w:pStyle w:val="Compact"/>
+              <w:keepNext/>
+            </w:pPr>
+            <w:pPr>
+              <w:pStyle w:val="Compact"/>
+              <w:keepNext/>
               <w:jc w:val="right"/>
             </w:pPr>
             <w:r>
@@ -3170,7 +3498,11 @@
           <w:tcPr/>
           <w:p>
             <w:pPr>
-              <w:pStyle w:val="Compact"/>
+              <w:keepNext/>
+            </w:pPr>
+            <w:pPr>
+              <w:pStyle w:val="Compact"/>
+              <w:keepNext/>
               <w:jc w:val="right"/>
             </w:pPr>
             <w:r>
@@ -3182,7 +3514,11 @@
           <w:tcPr/>
           <w:p>
             <w:pPr>
-              <w:pStyle w:val="Compact"/>
+              <w:keepNext/>
+            </w:pPr>
+            <w:pPr>
+              <w:pStyle w:val="Compact"/>
+              <w:keepNext/>
               <w:jc w:val="right"/>
             </w:pPr>
             <w:r>
@@ -3196,7 +3532,11 @@
           <w:tcPr/>
           <w:p>
             <w:pPr>
-              <w:pStyle w:val="Compact"/>
+              <w:keepNext/>
+            </w:pPr>
+            <w:pPr>
+              <w:pStyle w:val="Compact"/>
+              <w:keepNext/>
               <w:jc w:val="right"/>
             </w:pPr>
             <w:r>
@@ -3208,7 +3548,11 @@
           <w:tcPr/>
           <w:p>
             <w:pPr>
-              <w:pStyle w:val="Compact"/>
+              <w:keepNext/>
+            </w:pPr>
+            <w:pPr>
+              <w:pStyle w:val="Compact"/>
+              <w:keepNext/>
               <w:jc w:val="right"/>
             </w:pPr>
             <w:r>
@@ -3220,7 +3564,11 @@
           <w:tcPr/>
           <w:p>
             <w:pPr>
-              <w:pStyle w:val="Compact"/>
+              <w:keepNext/>
+            </w:pPr>
+            <w:pPr>
+              <w:pStyle w:val="Compact"/>
+              <w:keepNext/>
               <w:jc w:val="right"/>
             </w:pPr>
             <w:r>
@@ -3232,7 +3580,11 @@
           <w:tcPr/>
           <w:p>
             <w:pPr>
-              <w:pStyle w:val="Compact"/>
+              <w:keepNext/>
+            </w:pPr>
+            <w:pPr>
+              <w:pStyle w:val="Compact"/>
+              <w:keepNext/>
               <w:jc w:val="right"/>
             </w:pPr>
             <w:r>
@@ -3244,7 +3596,11 @@
           <w:tcPr/>
           <w:p>
             <w:pPr>
-              <w:pStyle w:val="Compact"/>
+              <w:keepNext/>
+            </w:pPr>
+            <w:pPr>
+              <w:pStyle w:val="Compact"/>
+              <w:keepNext/>
               <w:jc w:val="right"/>
             </w:pPr>
             <w:r>
@@ -3256,7 +3612,11 @@
           <w:tcPr/>
           <w:p>
             <w:pPr>
-              <w:pStyle w:val="Compact"/>
+              <w:keepNext/>
+            </w:pPr>
+            <w:pPr>
+              <w:pStyle w:val="Compact"/>
+              <w:keepNext/>
               <w:jc w:val="right"/>
             </w:pPr>
             <w:r>
@@ -3270,7 +3630,11 @@
           <w:tcPr/>
           <w:p>
             <w:pPr>
-              <w:pStyle w:val="Compact"/>
+              <w:keepNext/>
+            </w:pPr>
+            <w:pPr>
+              <w:pStyle w:val="Compact"/>
+              <w:keepNext/>
               <w:jc w:val="right"/>
             </w:pPr>
             <w:r>
@@ -3282,7 +3646,11 @@
           <w:tcPr/>
           <w:p>
             <w:pPr>
-              <w:pStyle w:val="Compact"/>
+              <w:keepNext/>
+            </w:pPr>
+            <w:pPr>
+              <w:pStyle w:val="Compact"/>
+              <w:keepNext/>
               <w:jc w:val="right"/>
             </w:pPr>
             <w:r>
@@ -3294,7 +3662,11 @@
           <w:tcPr/>
           <w:p>
             <w:pPr>
-              <w:pStyle w:val="Compact"/>
+              <w:keepNext/>
+            </w:pPr>
+            <w:pPr>
+              <w:pStyle w:val="Compact"/>
+              <w:keepNext/>
               <w:jc w:val="right"/>
             </w:pPr>
             <w:r>
@@ -3306,7 +3678,11 @@
           <w:tcPr/>
           <w:p>
             <w:pPr>
-              <w:pStyle w:val="Compact"/>
+              <w:keepNext/>
+            </w:pPr>
+            <w:pPr>
+              <w:pStyle w:val="Compact"/>
+              <w:keepNext/>
               <w:jc w:val="right"/>
             </w:pPr>
             <w:r>
@@ -3318,7 +3694,11 @@
           <w:tcPr/>
           <w:p>
             <w:pPr>
-              <w:pStyle w:val="Compact"/>
+              <w:keepNext/>
+            </w:pPr>
+            <w:pPr>
+              <w:pStyle w:val="Compact"/>
+              <w:keepNext/>
               <w:jc w:val="right"/>
             </w:pPr>
             <w:r>
@@ -3330,7 +3710,11 @@
           <w:tcPr/>
           <w:p>
             <w:pPr>
-              <w:pStyle w:val="Compact"/>
+              <w:keepNext/>
+            </w:pPr>
+            <w:pPr>
+              <w:pStyle w:val="Compact"/>
+              <w:keepNext/>
               <w:jc w:val="right"/>
             </w:pPr>
             <w:r>
@@ -3344,7 +3728,11 @@
           <w:tcPr/>
           <w:p>
             <w:pPr>
-              <w:pStyle w:val="Compact"/>
+              <w:keepNext/>
+            </w:pPr>
+            <w:pPr>
+              <w:pStyle w:val="Compact"/>
+              <w:keepNext/>
               <w:jc w:val="right"/>
             </w:pPr>
             <w:r>
@@ -3356,7 +3744,11 @@
           <w:tcPr/>
           <w:p>
             <w:pPr>
-              <w:pStyle w:val="Compact"/>
+              <w:keepNext/>
+            </w:pPr>
+            <w:pPr>
+              <w:pStyle w:val="Compact"/>
+              <w:keepNext/>
               <w:jc w:val="right"/>
             </w:pPr>
             <w:r>
@@ -3368,7 +3760,11 @@
           <w:tcPr/>
           <w:p>
             <w:pPr>
-              <w:pStyle w:val="Compact"/>
+              <w:keepNext/>
+            </w:pPr>
+            <w:pPr>
+              <w:pStyle w:val="Compact"/>
+              <w:keepNext/>
               <w:jc w:val="right"/>
             </w:pPr>
             <w:r>
@@ -3380,7 +3776,11 @@
           <w:tcPr/>
           <w:p>
             <w:pPr>
-              <w:pStyle w:val="Compact"/>
+              <w:keepNext/>
+            </w:pPr>
+            <w:pPr>
+              <w:pStyle w:val="Compact"/>
+              <w:keepNext/>
               <w:jc w:val="right"/>
             </w:pPr>
             <w:r>
@@ -3392,7 +3792,11 @@
           <w:tcPr/>
           <w:p>
             <w:pPr>
-              <w:pStyle w:val="Compact"/>
+              <w:keepNext/>
+            </w:pPr>
+            <w:pPr>
+              <w:pStyle w:val="Compact"/>
+              <w:keepNext/>
               <w:jc w:val="right"/>
             </w:pPr>
             <w:r>
@@ -3404,7 +3808,11 @@
           <w:tcPr/>
           <w:p>
             <w:pPr>
-              <w:pStyle w:val="Compact"/>
+              <w:keepNext/>
+            </w:pPr>
+            <w:pPr>
+              <w:pStyle w:val="Compact"/>
+              <w:keepNext/>
               <w:jc w:val="right"/>
             </w:pPr>
             <w:r>
@@ -5218,15 +5626,23 @@
           <w:tcPr/>
           <w:p>
             <w:pPr>
-              <w:pStyle w:val="Compact"/>
-            </w:pPr>
-          </w:p>
-        </w:tc>
-        <w:tc>
-          <w:tcPr/>
-          <w:p>
-            <w:pPr>
-              <w:pStyle w:val="Compact"/>
+              <w:keepNext/>
+            </w:pPr>
+            <w:pPr>
+              <w:pStyle w:val="Compact"/>
+              <w:keepNext/>
+            </w:pPr>
+          </w:p>
+        </w:tc>
+        <w:tc>
+          <w:tcPr/>
+          <w:p>
+            <w:pPr>
+              <w:keepNext/>
+            </w:pPr>
+            <w:pPr>
+              <w:pStyle w:val="Compact"/>
+              <w:keepNext/>
               <w:jc w:val="right"/>
             </w:pPr>
             <m:oMath>
@@ -5278,7 +5694,11 @@
           <w:tcPr/>
           <w:p>
             <w:pPr>
-              <w:pStyle w:val="Compact"/>
+              <w:keepNext/>
+            </w:pPr>
+            <w:pPr>
+              <w:pStyle w:val="Compact"/>
+              <w:keepNext/>
               <w:jc w:val="right"/>
             </w:pPr>
             <m:oMath>
@@ -5301,7 +5721,11 @@
           <w:tcPr/>
           <w:p>
             <w:pPr>
-              <w:pStyle w:val="Compact"/>
+              <w:keepNext/>
+            </w:pPr>
+            <w:pPr>
+              <w:pStyle w:val="Compact"/>
+              <w:keepNext/>
               <w:jc w:val="right"/>
             </w:pPr>
             <m:oMath>
@@ -5324,7 +5748,11 @@
           <w:tcPr/>
           <w:p>
             <w:pPr>
-              <w:pStyle w:val="Compact"/>
+              <w:keepNext/>
+            </w:pPr>
+            <w:pPr>
+              <w:pStyle w:val="Compact"/>
+              <w:keepNext/>
               <w:jc w:val="right"/>
             </w:pPr>
             <w:r>
@@ -5359,7 +5787,11 @@
           <w:tcPr/>
           <w:p>
             <w:pPr>
-              <w:pStyle w:val="Compact"/>
+              <w:keepNext/>
+            </w:pPr>
+            <w:pPr>
+              <w:pStyle w:val="Compact"/>
+              <w:keepNext/>
             </w:pPr>
             <w:r>
               <w:t xml:space="preserve">South Africa</w:t>
@@ -5370,7 +5802,11 @@
           <w:tcPr/>
           <w:p>
             <w:pPr>
-              <w:pStyle w:val="Compact"/>
+              <w:keepNext/>
+            </w:pPr>
+            <w:pPr>
+              <w:pStyle w:val="Compact"/>
+              <w:keepNext/>
               <w:jc w:val="right"/>
             </w:pPr>
             <w:r>
@@ -5382,7 +5818,11 @@
           <w:tcPr/>
           <w:p>
             <w:pPr>
-              <w:pStyle w:val="Compact"/>
+              <w:keepNext/>
+            </w:pPr>
+            <w:pPr>
+              <w:pStyle w:val="Compact"/>
+              <w:keepNext/>
               <w:jc w:val="right"/>
             </w:pPr>
             <w:r>
@@ -5394,7 +5834,11 @@
           <w:tcPr/>
           <w:p>
             <w:pPr>
-              <w:pStyle w:val="Compact"/>
+              <w:keepNext/>
+            </w:pPr>
+            <w:pPr>
+              <w:pStyle w:val="Compact"/>
+              <w:keepNext/>
               <w:jc w:val="right"/>
             </w:pPr>
             <w:r>
@@ -5406,7 +5850,11 @@
           <w:tcPr/>
           <w:p>
             <w:pPr>
-              <w:pStyle w:val="Compact"/>
+              <w:keepNext/>
+            </w:pPr>
+            <w:pPr>
+              <w:pStyle w:val="Compact"/>
+              <w:keepNext/>
               <w:jc w:val="right"/>
             </w:pPr>
             <w:r>
@@ -6524,7 +6972,11 @@
           <w:tcPr/>
           <w:p>
             <w:pPr>
-              <w:pStyle w:val="Compact"/>
+              <w:keepNext/>
+            </w:pPr>
+            <w:pPr>
+              <w:pStyle w:val="Compact"/>
+              <w:keepNext/>
             </w:pPr>
             <m:oMath>
               <m:sSub>
@@ -6546,7 +6998,11 @@
           <w:tcPr/>
           <w:p>
             <w:pPr>
-              <w:pStyle w:val="Compact"/>
+              <w:keepNext/>
+            </w:pPr>
+            <w:pPr>
+              <w:pStyle w:val="Compact"/>
+              <w:keepNext/>
               <w:jc w:val="right"/>
             </w:pPr>
             <m:oMath>
@@ -6569,7 +7025,11 @@
           <w:tcPr/>
           <w:p>
             <w:pPr>
-              <w:pStyle w:val="Compact"/>
+              <w:keepNext/>
+            </w:pPr>
+            <w:pPr>
+              <w:pStyle w:val="Compact"/>
+              <w:keepNext/>
               <w:jc w:val="right"/>
             </w:pPr>
             <m:oMath>
@@ -6614,7 +7074,11 @@
           <w:tcPr/>
           <w:p>
             <w:pPr>
-              <w:pStyle w:val="Compact"/>
+              <w:keepNext/>
+            </w:pPr>
+            <w:pPr>
+              <w:pStyle w:val="Compact"/>
+              <w:keepNext/>
               <w:jc w:val="right"/>
             </w:pPr>
             <m:oMath>
@@ -6637,7 +7101,11 @@
           <w:tcPr/>
           <w:p>
             <w:pPr>
-              <w:pStyle w:val="Compact"/>
+              <w:keepNext/>
+            </w:pPr>
+            <w:pPr>
+              <w:pStyle w:val="Compact"/>
+              <w:keepNext/>
               <w:jc w:val="right"/>
             </w:pPr>
             <m:oMath>
@@ -6668,7 +7136,11 @@
           <w:tcPr/>
           <w:p>
             <w:pPr>
-              <w:pStyle w:val="Compact"/>
+              <w:keepNext/>
+            </w:pPr>
+            <w:pPr>
+              <w:pStyle w:val="Compact"/>
+              <w:keepNext/>
               <w:jc w:val="right"/>
             </w:pPr>
             <m:oMath>
@@ -6730,7 +7202,11 @@
           <w:tcPr/>
           <w:p>
             <w:pPr>
-              <w:pStyle w:val="Compact"/>
+              <w:keepNext/>
+            </w:pPr>
+            <w:pPr>
+              <w:pStyle w:val="Compact"/>
+              <w:keepNext/>
             </w:pPr>
             <w:r>
               <w:t xml:space="preserve">0.0</w:t>
@@ -6741,7 +7217,11 @@
           <w:tcPr/>
           <w:p>
             <w:pPr>
-              <w:pStyle w:val="Compact"/>
+              <w:keepNext/>
+            </w:pPr>
+            <w:pPr>
+              <w:pStyle w:val="Compact"/>
+              <w:keepNext/>
               <w:jc w:val="right"/>
             </w:pPr>
             <w:r>
@@ -6753,7 +7233,11 @@
           <w:tcPr/>
           <w:p>
             <w:pPr>
-              <w:pStyle w:val="Compact"/>
+              <w:keepNext/>
+            </w:pPr>
+            <w:pPr>
+              <w:pStyle w:val="Compact"/>
+              <w:keepNext/>
               <w:jc w:val="right"/>
             </w:pPr>
             <w:r>
@@ -6765,7 +7249,11 @@
           <w:tcPr/>
           <w:p>
             <w:pPr>
-              <w:pStyle w:val="Compact"/>
+              <w:keepNext/>
+            </w:pPr>
+            <w:pPr>
+              <w:pStyle w:val="Compact"/>
+              <w:keepNext/>
               <w:jc w:val="right"/>
             </w:pPr>
             <w:r>
@@ -6777,7 +7265,11 @@
           <w:tcPr/>
           <w:p>
             <w:pPr>
-              <w:pStyle w:val="Compact"/>
+              <w:keepNext/>
+            </w:pPr>
+            <w:pPr>
+              <w:pStyle w:val="Compact"/>
+              <w:keepNext/>
               <w:jc w:val="right"/>
             </w:pPr>
             <w:r>
@@ -6789,7 +7281,11 @@
           <w:tcPr/>
           <w:p>
             <w:pPr>
-              <w:pStyle w:val="Compact"/>
+              <w:keepNext/>
+            </w:pPr>
+            <w:pPr>
+              <w:pStyle w:val="Compact"/>
+              <w:keepNext/>
               <w:jc w:val="right"/>
             </w:pPr>
             <w:r>
@@ -6803,7 +7299,11 @@
           <w:tcPr/>
           <w:p>
             <w:pPr>
-              <w:pStyle w:val="Compact"/>
+              <w:keepNext/>
+            </w:pPr>
+            <w:pPr>
+              <w:pStyle w:val="Compact"/>
+              <w:keepNext/>
             </w:pPr>
             <w:r>
               <w:t xml:space="preserve">0.1</w:t>
@@ -6814,7 +7314,11 @@
           <w:tcPr/>
           <w:p>
             <w:pPr>
-              <w:pStyle w:val="Compact"/>
+              <w:keepNext/>
+            </w:pPr>
+            <w:pPr>
+              <w:pStyle w:val="Compact"/>
+              <w:keepNext/>
               <w:jc w:val="right"/>
             </w:pPr>
             <w:r>
@@ -6826,7 +7330,11 @@
           <w:tcPr/>
           <w:p>
             <w:pPr>
-              <w:pStyle w:val="Compact"/>
+              <w:keepNext/>
+            </w:pPr>
+            <w:pPr>
+              <w:pStyle w:val="Compact"/>
+              <w:keepNext/>
               <w:jc w:val="right"/>
             </w:pPr>
             <w:r>
@@ -6838,7 +7346,11 @@
           <w:tcPr/>
           <w:p>
             <w:pPr>
-              <w:pStyle w:val="Compact"/>
+              <w:keepNext/>
+            </w:pPr>
+            <w:pPr>
+              <w:pStyle w:val="Compact"/>
+              <w:keepNext/>
               <w:jc w:val="right"/>
             </w:pPr>
             <w:r>
@@ -6850,7 +7362,11 @@
           <w:tcPr/>
           <w:p>
             <w:pPr>
-              <w:pStyle w:val="Compact"/>
+              <w:keepNext/>
+            </w:pPr>
+            <w:pPr>
+              <w:pStyle w:val="Compact"/>
+              <w:keepNext/>
               <w:jc w:val="right"/>
             </w:pPr>
             <w:r>
@@ -6862,7 +7378,11 @@
           <w:tcPr/>
           <w:p>
             <w:pPr>
-              <w:pStyle w:val="Compact"/>
+              <w:keepNext/>
+            </w:pPr>
+            <w:pPr>
+              <w:pStyle w:val="Compact"/>
+              <w:keepNext/>
               <w:jc w:val="right"/>
             </w:pPr>
             <w:r>
@@ -6876,7 +7396,11 @@
           <w:tcPr/>
           <w:p>
             <w:pPr>
-              <w:pStyle w:val="Compact"/>
+              <w:keepNext/>
+            </w:pPr>
+            <w:pPr>
+              <w:pStyle w:val="Compact"/>
+              <w:keepNext/>
             </w:pPr>
             <w:r>
               <w:t xml:space="preserve">0.2</w:t>
@@ -6887,7 +7411,11 @@
           <w:tcPr/>
           <w:p>
             <w:pPr>
-              <w:pStyle w:val="Compact"/>
+              <w:keepNext/>
+            </w:pPr>
+            <w:pPr>
+              <w:pStyle w:val="Compact"/>
+              <w:keepNext/>
               <w:jc w:val="right"/>
             </w:pPr>
             <w:r>
@@ -6899,7 +7427,11 @@
           <w:tcPr/>
           <w:p>
             <w:pPr>
-              <w:pStyle w:val="Compact"/>
+              <w:keepNext/>
+            </w:pPr>
+            <w:pPr>
+              <w:pStyle w:val="Compact"/>
+              <w:keepNext/>
               <w:jc w:val="right"/>
             </w:pPr>
             <w:r>
@@ -6911,7 +7443,11 @@
           <w:tcPr/>
           <w:p>
             <w:pPr>
-              <w:pStyle w:val="Compact"/>
+              <w:keepNext/>
+            </w:pPr>
+            <w:pPr>
+              <w:pStyle w:val="Compact"/>
+              <w:keepNext/>
               <w:jc w:val="right"/>
             </w:pPr>
             <w:r>
@@ -6923,7 +7459,11 @@
           <w:tcPr/>
           <w:p>
             <w:pPr>
-              <w:pStyle w:val="Compact"/>
+              <w:keepNext/>
+            </w:pPr>
+            <w:pPr>
+              <w:pStyle w:val="Compact"/>
+              <w:keepNext/>
               <w:jc w:val="right"/>
             </w:pPr>
             <w:r>
@@ -6935,7 +7475,11 @@
           <w:tcPr/>
           <w:p>
             <w:pPr>
-              <w:pStyle w:val="Compact"/>
+              <w:keepNext/>
+            </w:pPr>
+            <w:pPr>
+              <w:pStyle w:val="Compact"/>
+              <w:keepNext/>
               <w:jc w:val="right"/>
             </w:pPr>
             <w:r>
@@ -6949,7 +7493,11 @@
           <w:tcPr/>
           <w:p>
             <w:pPr>
-              <w:pStyle w:val="Compact"/>
+              <w:keepNext/>
+            </w:pPr>
+            <w:pPr>
+              <w:pStyle w:val="Compact"/>
+              <w:keepNext/>
             </w:pPr>
             <w:r>
               <w:t xml:space="preserve">0.3</w:t>
@@ -6960,7 +7508,11 @@
           <w:tcPr/>
           <w:p>
             <w:pPr>
-              <w:pStyle w:val="Compact"/>
+              <w:keepNext/>
+            </w:pPr>
+            <w:pPr>
+              <w:pStyle w:val="Compact"/>
+              <w:keepNext/>
               <w:jc w:val="right"/>
             </w:pPr>
             <w:r>
@@ -6972,7 +7524,11 @@
           <w:tcPr/>
           <w:p>
             <w:pPr>
-              <w:pStyle w:val="Compact"/>
+              <w:keepNext/>
+            </w:pPr>
+            <w:pPr>
+              <w:pStyle w:val="Compact"/>
+              <w:keepNext/>
               <w:jc w:val="right"/>
             </w:pPr>
             <w:r>
@@ -6984,7 +7540,11 @@
           <w:tcPr/>
           <w:p>
             <w:pPr>
-              <w:pStyle w:val="Compact"/>
+              <w:keepNext/>
+            </w:pPr>
+            <w:pPr>
+              <w:pStyle w:val="Compact"/>
+              <w:keepNext/>
               <w:jc w:val="right"/>
             </w:pPr>
             <w:r>
@@ -6996,7 +7556,11 @@
           <w:tcPr/>
           <w:p>
             <w:pPr>
-              <w:pStyle w:val="Compact"/>
+              <w:keepNext/>
+            </w:pPr>
+            <w:pPr>
+              <w:pStyle w:val="Compact"/>
+              <w:keepNext/>
               <w:jc w:val="right"/>
             </w:pPr>
             <w:r>
@@ -7008,7 +7572,11 @@
           <w:tcPr/>
           <w:p>
             <w:pPr>
-              <w:pStyle w:val="Compact"/>
+              <w:keepNext/>
+            </w:pPr>
+            <w:pPr>
+              <w:pStyle w:val="Compact"/>
+              <w:keepNext/>
               <w:jc w:val="right"/>
             </w:pPr>
             <w:r>
@@ -7022,7 +7590,11 @@
           <w:tcPr/>
           <w:p>
             <w:pPr>
-              <w:pStyle w:val="Compact"/>
+              <w:keepNext/>
+            </w:pPr>
+            <w:pPr>
+              <w:pStyle w:val="Compact"/>
+              <w:keepNext/>
             </w:pPr>
             <w:r>
               <w:t xml:space="preserve">0.4</w:t>
@@ -7033,7 +7605,11 @@
           <w:tcPr/>
           <w:p>
             <w:pPr>
-              <w:pStyle w:val="Compact"/>
+              <w:keepNext/>
+            </w:pPr>
+            <w:pPr>
+              <w:pStyle w:val="Compact"/>
+              <w:keepNext/>
               <w:jc w:val="right"/>
             </w:pPr>
             <w:r>
@@ -7045,7 +7621,11 @@
           <w:tcPr/>
           <w:p>
             <w:pPr>
-              <w:pStyle w:val="Compact"/>
+              <w:keepNext/>
+            </w:pPr>
+            <w:pPr>
+              <w:pStyle w:val="Compact"/>
+              <w:keepNext/>
               <w:jc w:val="right"/>
             </w:pPr>
             <w:r>
@@ -7057,7 +7637,11 @@
           <w:tcPr/>
           <w:p>
             <w:pPr>
-              <w:pStyle w:val="Compact"/>
+              <w:keepNext/>
+            </w:pPr>
+            <w:pPr>
+              <w:pStyle w:val="Compact"/>
+              <w:keepNext/>
               <w:jc w:val="right"/>
             </w:pPr>
             <w:r>
@@ -7069,7 +7653,11 @@
           <w:tcPr/>
           <w:p>
             <w:pPr>
-              <w:pStyle w:val="Compact"/>
+              <w:keepNext/>
+            </w:pPr>
+            <w:pPr>
+              <w:pStyle w:val="Compact"/>
+              <w:keepNext/>
               <w:jc w:val="right"/>
             </w:pPr>
             <w:r>
@@ -7081,7 +7669,11 @@
           <w:tcPr/>
           <w:p>
             <w:pPr>
-              <w:pStyle w:val="Compact"/>
+              <w:keepNext/>
+            </w:pPr>
+            <w:pPr>
+              <w:pStyle w:val="Compact"/>
+              <w:keepNext/>
               <w:jc w:val="right"/>
             </w:pPr>
             <w:r>
@@ -7095,7 +7687,11 @@
           <w:tcPr/>
           <w:p>
             <w:pPr>
-              <w:pStyle w:val="Compact"/>
+              <w:keepNext/>
+            </w:pPr>
+            <w:pPr>
+              <w:pStyle w:val="Compact"/>
+              <w:keepNext/>
             </w:pPr>
             <w:r>
               <w:t xml:space="preserve">0.5</w:t>
@@ -7106,7 +7702,11 @@
           <w:tcPr/>
           <w:p>
             <w:pPr>
-              <w:pStyle w:val="Compact"/>
+              <w:keepNext/>
+            </w:pPr>
+            <w:pPr>
+              <w:pStyle w:val="Compact"/>
+              <w:keepNext/>
               <w:jc w:val="right"/>
             </w:pPr>
             <w:r>
@@ -7118,7 +7718,11 @@
           <w:tcPr/>
           <w:p>
             <w:pPr>
-              <w:pStyle w:val="Compact"/>
+              <w:keepNext/>
+            </w:pPr>
+            <w:pPr>
+              <w:pStyle w:val="Compact"/>
+              <w:keepNext/>
               <w:jc w:val="right"/>
             </w:pPr>
             <w:r>
@@ -7130,7 +7734,11 @@
           <w:tcPr/>
           <w:p>
             <w:pPr>
-              <w:pStyle w:val="Compact"/>
+              <w:keepNext/>
+            </w:pPr>
+            <w:pPr>
+              <w:pStyle w:val="Compact"/>
+              <w:keepNext/>
               <w:jc w:val="right"/>
             </w:pPr>
             <w:r>
@@ -7142,7 +7750,11 @@
           <w:tcPr/>
           <w:p>
             <w:pPr>
-              <w:pStyle w:val="Compact"/>
+              <w:keepNext/>
+            </w:pPr>
+            <w:pPr>
+              <w:pStyle w:val="Compact"/>
+              <w:keepNext/>
               <w:jc w:val="right"/>
             </w:pPr>
             <w:r>
@@ -7154,7 +7766,11 @@
           <w:tcPr/>
           <w:p>
             <w:pPr>
-              <w:pStyle w:val="Compact"/>
+              <w:keepNext/>
+            </w:pPr>
+            <w:pPr>
+              <w:pStyle w:val="Compact"/>
+              <w:keepNext/>
               <w:jc w:val="right"/>
             </w:pPr>
             <w:r>
@@ -7168,7 +7784,11 @@
           <w:tcPr/>
           <w:p>
             <w:pPr>
-              <w:pStyle w:val="Compact"/>
+              <w:keepNext/>
+            </w:pPr>
+            <w:pPr>
+              <w:pStyle w:val="Compact"/>
+              <w:keepNext/>
             </w:pPr>
             <w:r>
               <w:t xml:space="preserve">0.6</w:t>
@@ -7179,7 +7799,11 @@
           <w:tcPr/>
           <w:p>
             <w:pPr>
-              <w:pStyle w:val="Compact"/>
+              <w:keepNext/>
+            </w:pPr>
+            <w:pPr>
+              <w:pStyle w:val="Compact"/>
+              <w:keepNext/>
               <w:jc w:val="right"/>
             </w:pPr>
             <w:r>
@@ -7191,7 +7815,11 @@
           <w:tcPr/>
           <w:p>
             <w:pPr>
-              <w:pStyle w:val="Compact"/>
+              <w:keepNext/>
+            </w:pPr>
+            <w:pPr>
+              <w:pStyle w:val="Compact"/>
+              <w:keepNext/>
               <w:jc w:val="right"/>
             </w:pPr>
             <w:r>
@@ -7203,7 +7831,11 @@
           <w:tcPr/>
           <w:p>
             <w:pPr>
-              <w:pStyle w:val="Compact"/>
+              <w:keepNext/>
+            </w:pPr>
+            <w:pPr>
+              <w:pStyle w:val="Compact"/>
+              <w:keepNext/>
               <w:jc w:val="right"/>
             </w:pPr>
             <w:r>
@@ -7215,7 +7847,11 @@
           <w:tcPr/>
           <w:p>
             <w:pPr>
-              <w:pStyle w:val="Compact"/>
+              <w:keepNext/>
+            </w:pPr>
+            <w:pPr>
+              <w:pStyle w:val="Compact"/>
+              <w:keepNext/>
               <w:jc w:val="right"/>
             </w:pPr>
             <w:r>
@@ -7227,7 +7863,11 @@
           <w:tcPr/>
           <w:p>
             <w:pPr>
-              <w:pStyle w:val="Compact"/>
+              <w:keepNext/>
+            </w:pPr>
+            <w:pPr>
+              <w:pStyle w:val="Compact"/>
+              <w:keepNext/>
               <w:jc w:val="right"/>
             </w:pPr>
             <w:r>
@@ -7241,7 +7881,11 @@
           <w:tcPr/>
           <w:p>
             <w:pPr>
-              <w:pStyle w:val="Compact"/>
+              <w:keepNext/>
+            </w:pPr>
+            <w:pPr>
+              <w:pStyle w:val="Compact"/>
+              <w:keepNext/>
             </w:pPr>
             <w:r>
               <w:t xml:space="preserve">0.7</w:t>
@@ -7252,7 +7896,11 @@
           <w:tcPr/>
           <w:p>
             <w:pPr>
-              <w:pStyle w:val="Compact"/>
+              <w:keepNext/>
+            </w:pPr>
+            <w:pPr>
+              <w:pStyle w:val="Compact"/>
+              <w:keepNext/>
               <w:jc w:val="right"/>
             </w:pPr>
             <w:r>
@@ -7264,7 +7912,11 @@
           <w:tcPr/>
           <w:p>
             <w:pPr>
-              <w:pStyle w:val="Compact"/>
+              <w:keepNext/>
+            </w:pPr>
+            <w:pPr>
+              <w:pStyle w:val="Compact"/>
+              <w:keepNext/>
               <w:jc w:val="right"/>
             </w:pPr>
             <w:r>
@@ -7276,7 +7928,11 @@
           <w:tcPr/>
           <w:p>
             <w:pPr>
-              <w:pStyle w:val="Compact"/>
+              <w:keepNext/>
+            </w:pPr>
+            <w:pPr>
+              <w:pStyle w:val="Compact"/>
+              <w:keepNext/>
               <w:jc w:val="right"/>
             </w:pPr>
             <w:r>
@@ -7288,7 +7944,11 @@
           <w:tcPr/>
           <w:p>
             <w:pPr>
-              <w:pStyle w:val="Compact"/>
+              <w:keepNext/>
+            </w:pPr>
+            <w:pPr>
+              <w:pStyle w:val="Compact"/>
+              <w:keepNext/>
               <w:jc w:val="right"/>
             </w:pPr>
             <w:r>
@@ -7300,7 +7960,11 @@
           <w:tcPr/>
           <w:p>
             <w:pPr>
-              <w:pStyle w:val="Compact"/>
+              <w:keepNext/>
+            </w:pPr>
+            <w:pPr>
+              <w:pStyle w:val="Compact"/>
+              <w:keepNext/>
               <w:jc w:val="right"/>
             </w:pPr>
             <w:r>
@@ -7314,7 +7978,11 @@
           <w:tcPr/>
           <w:p>
             <w:pPr>
-              <w:pStyle w:val="Compact"/>
+              <w:keepNext/>
+            </w:pPr>
+            <w:pPr>
+              <w:pStyle w:val="Compact"/>
+              <w:keepNext/>
             </w:pPr>
             <w:r>
               <w:t xml:space="preserve">0.8</w:t>
@@ -7325,7 +7993,11 @@
           <w:tcPr/>
           <w:p>
             <w:pPr>
-              <w:pStyle w:val="Compact"/>
+              <w:keepNext/>
+            </w:pPr>
+            <w:pPr>
+              <w:pStyle w:val="Compact"/>
+              <w:keepNext/>
               <w:jc w:val="right"/>
             </w:pPr>
             <w:r>
@@ -7337,7 +8009,11 @@
           <w:tcPr/>
           <w:p>
             <w:pPr>
-              <w:pStyle w:val="Compact"/>
+              <w:keepNext/>
+            </w:pPr>
+            <w:pPr>
+              <w:pStyle w:val="Compact"/>
+              <w:keepNext/>
               <w:jc w:val="right"/>
             </w:pPr>
             <w:r>
@@ -7349,7 +8025,11 @@
           <w:tcPr/>
           <w:p>
             <w:pPr>
-              <w:pStyle w:val="Compact"/>
+              <w:keepNext/>
+            </w:pPr>
+            <w:pPr>
+              <w:pStyle w:val="Compact"/>
+              <w:keepNext/>
               <w:jc w:val="right"/>
             </w:pPr>
             <w:r>
@@ -7361,7 +8041,11 @@
           <w:tcPr/>
           <w:p>
             <w:pPr>
-              <w:pStyle w:val="Compact"/>
+              <w:keepNext/>
+            </w:pPr>
+            <w:pPr>
+              <w:pStyle w:val="Compact"/>
+              <w:keepNext/>
               <w:jc w:val="right"/>
             </w:pPr>
             <w:r>
@@ -7373,7 +8057,11 @@
           <w:tcPr/>
           <w:p>
             <w:pPr>
-              <w:pStyle w:val="Compact"/>
+              <w:keepNext/>
+            </w:pPr>
+            <w:pPr>
+              <w:pStyle w:val="Compact"/>
+              <w:keepNext/>
               <w:jc w:val="right"/>
             </w:pPr>
             <w:r>
@@ -7387,7 +8075,11 @@
           <w:tcPr/>
           <w:p>
             <w:pPr>
-              <w:pStyle w:val="Compact"/>
+              <w:keepNext/>
+            </w:pPr>
+            <w:pPr>
+              <w:pStyle w:val="Compact"/>
+              <w:keepNext/>
             </w:pPr>
             <w:r>
               <w:t xml:space="preserve">0.9</w:t>
@@ -7398,7 +8090,11 @@
           <w:tcPr/>
           <w:p>
             <w:pPr>
-              <w:pStyle w:val="Compact"/>
+              <w:keepNext/>
+            </w:pPr>
+            <w:pPr>
+              <w:pStyle w:val="Compact"/>
+              <w:keepNext/>
               <w:jc w:val="right"/>
             </w:pPr>
             <w:r>
@@ -7410,7 +8106,11 @@
           <w:tcPr/>
           <w:p>
             <w:pPr>
-              <w:pStyle w:val="Compact"/>
+              <w:keepNext/>
+            </w:pPr>
+            <w:pPr>
+              <w:pStyle w:val="Compact"/>
+              <w:keepNext/>
               <w:jc w:val="right"/>
             </w:pPr>
             <w:r>
@@ -7422,7 +8122,11 @@
           <w:tcPr/>
           <w:p>
             <w:pPr>
-              <w:pStyle w:val="Compact"/>
+              <w:keepNext/>
+            </w:pPr>
+            <w:pPr>
+              <w:pStyle w:val="Compact"/>
+              <w:keepNext/>
               <w:jc w:val="right"/>
             </w:pPr>
             <w:r>
@@ -7434,7 +8138,11 @@
           <w:tcPr/>
           <w:p>
             <w:pPr>
-              <w:pStyle w:val="Compact"/>
+              <w:keepNext/>
+            </w:pPr>
+            <w:pPr>
+              <w:pStyle w:val="Compact"/>
+              <w:keepNext/>
               <w:jc w:val="right"/>
             </w:pPr>
             <w:r>
@@ -7446,7 +8154,11 @@
           <w:tcPr/>
           <w:p>
             <w:pPr>
-              <w:pStyle w:val="Compact"/>
+              <w:keepNext/>
+            </w:pPr>
+            <w:pPr>
+              <w:pStyle w:val="Compact"/>
+              <w:keepNext/>
               <w:jc w:val="right"/>
             </w:pPr>
             <w:r>
@@ -7460,7 +8172,11 @@
           <w:tcPr/>
           <w:p>
             <w:pPr>
-              <w:pStyle w:val="Compact"/>
+              <w:keepNext/>
+            </w:pPr>
+            <w:pPr>
+              <w:pStyle w:val="Compact"/>
+              <w:keepNext/>
             </w:pPr>
             <w:r>
               <w:t xml:space="preserve">1.0</w:t>
@@ -7471,7 +8187,11 @@
           <w:tcPr/>
           <w:p>
             <w:pPr>
-              <w:pStyle w:val="Compact"/>
+              <w:keepNext/>
+            </w:pPr>
+            <w:pPr>
+              <w:pStyle w:val="Compact"/>
+              <w:keepNext/>
               <w:jc w:val="right"/>
             </w:pPr>
             <w:r>
@@ -7483,7 +8203,11 @@
           <w:tcPr/>
           <w:p>
             <w:pPr>
-              <w:pStyle w:val="Compact"/>
+              <w:keepNext/>
+            </w:pPr>
+            <w:pPr>
+              <w:pStyle w:val="Compact"/>
+              <w:keepNext/>
               <w:jc w:val="right"/>
             </w:pPr>
             <w:r>
@@ -7495,7 +8219,11 @@
           <w:tcPr/>
           <w:p>
             <w:pPr>
-              <w:pStyle w:val="Compact"/>
+              <w:keepNext/>
+            </w:pPr>
+            <w:pPr>
+              <w:pStyle w:val="Compact"/>
+              <w:keepNext/>
               <w:jc w:val="right"/>
             </w:pPr>
             <w:r>
@@ -7507,7 +8235,11 @@
           <w:tcPr/>
           <w:p>
             <w:pPr>
-              <w:pStyle w:val="Compact"/>
+              <w:keepNext/>
+            </w:pPr>
+            <w:pPr>
+              <w:pStyle w:val="Compact"/>
+              <w:keepNext/>
               <w:jc w:val="right"/>
             </w:pPr>
             <w:r>
@@ -7519,7 +8251,11 @@
           <w:tcPr/>
           <w:p>
             <w:pPr>
-              <w:pStyle w:val="Compact"/>
+              <w:keepNext/>
+            </w:pPr>
+            <w:pPr>
+              <w:pStyle w:val="Compact"/>
+              <w:keepNext/>
               <w:jc w:val="right"/>
             </w:pPr>
             <w:r>
@@ -7659,7 +8395,11 @@
           <w:tcPr/>
           <w:p>
             <w:pPr>
-              <w:pStyle w:val="Compact"/>
+              <w:keepNext/>
+            </w:pPr>
+            <w:pPr>
+              <w:pStyle w:val="Compact"/>
+              <w:keepNext/>
             </w:pPr>
             <m:oMath>
               <m:sSub>
@@ -7681,7 +8421,11 @@
           <w:tcPr/>
           <w:p>
             <w:pPr>
-              <w:pStyle w:val="Compact"/>
+              <w:keepNext/>
+            </w:pPr>
+            <w:pPr>
+              <w:pStyle w:val="Compact"/>
+              <w:keepNext/>
               <w:jc w:val="right"/>
             </w:pPr>
             <m:oMath>
@@ -7704,7 +8448,11 @@
           <w:tcPr/>
           <w:p>
             <w:pPr>
-              <w:pStyle w:val="Compact"/>
+              <w:keepNext/>
+            </w:pPr>
+            <w:pPr>
+              <w:pStyle w:val="Compact"/>
+              <w:keepNext/>
               <w:jc w:val="right"/>
             </w:pPr>
             <m:oMath>
@@ -7749,7 +8497,11 @@
           <w:tcPr/>
           <w:p>
             <w:pPr>
-              <w:pStyle w:val="Compact"/>
+              <w:keepNext/>
+            </w:pPr>
+            <w:pPr>
+              <w:pStyle w:val="Compact"/>
+              <w:keepNext/>
               <w:jc w:val="right"/>
             </w:pPr>
             <m:oMath>
@@ -7772,7 +8524,11 @@
           <w:tcPr/>
           <w:p>
             <w:pPr>
-              <w:pStyle w:val="Compact"/>
+              <w:keepNext/>
+            </w:pPr>
+            <w:pPr>
+              <w:pStyle w:val="Compact"/>
+              <w:keepNext/>
               <w:jc w:val="right"/>
             </w:pPr>
             <m:oMath>
@@ -7803,7 +8559,11 @@
           <w:tcPr/>
           <w:p>
             <w:pPr>
-              <w:pStyle w:val="Compact"/>
+              <w:keepNext/>
+            </w:pPr>
+            <w:pPr>
+              <w:pStyle w:val="Compact"/>
+              <w:keepNext/>
               <w:jc w:val="right"/>
             </w:pPr>
             <m:oMath>
@@ -7865,7 +8625,11 @@
           <w:tcPr/>
           <w:p>
             <w:pPr>
-              <w:pStyle w:val="Compact"/>
+              <w:keepNext/>
+            </w:pPr>
+            <w:pPr>
+              <w:pStyle w:val="Compact"/>
+              <w:keepNext/>
             </w:pPr>
             <w:r>
               <w:t xml:space="preserve">0.0</w:t>
@@ -7876,7 +8640,11 @@
           <w:tcPr/>
           <w:p>
             <w:pPr>
-              <w:pStyle w:val="Compact"/>
+              <w:keepNext/>
+            </w:pPr>
+            <w:pPr>
+              <w:pStyle w:val="Compact"/>
+              <w:keepNext/>
               <w:jc w:val="right"/>
             </w:pPr>
             <w:r>
@@ -7888,7 +8656,11 @@
           <w:tcPr/>
           <w:p>
             <w:pPr>
-              <w:pStyle w:val="Compact"/>
+              <w:keepNext/>
+            </w:pPr>
+            <w:pPr>
+              <w:pStyle w:val="Compact"/>
+              <w:keepNext/>
               <w:jc w:val="right"/>
             </w:pPr>
             <w:r>
@@ -7900,7 +8672,11 @@
           <w:tcPr/>
           <w:p>
             <w:pPr>
-              <w:pStyle w:val="Compact"/>
+              <w:keepNext/>
+            </w:pPr>
+            <w:pPr>
+              <w:pStyle w:val="Compact"/>
+              <w:keepNext/>
               <w:jc w:val="right"/>
             </w:pPr>
             <w:r>
@@ -7912,7 +8688,11 @@
           <w:tcPr/>
           <w:p>
             <w:pPr>
-              <w:pStyle w:val="Compact"/>
+              <w:keepNext/>
+            </w:pPr>
+            <w:pPr>
+              <w:pStyle w:val="Compact"/>
+              <w:keepNext/>
               <w:jc w:val="right"/>
             </w:pPr>
             <w:r>
@@ -7924,7 +8704,11 @@
           <w:tcPr/>
           <w:p>
             <w:pPr>
-              <w:pStyle w:val="Compact"/>
+              <w:keepNext/>
+            </w:pPr>
+            <w:pPr>
+              <w:pStyle w:val="Compact"/>
+              <w:keepNext/>
               <w:jc w:val="right"/>
             </w:pPr>
             <w:r>
@@ -7938,7 +8722,11 @@
           <w:tcPr/>
           <w:p>
             <w:pPr>
-              <w:pStyle w:val="Compact"/>
+              <w:keepNext/>
+            </w:pPr>
+            <w:pPr>
+              <w:pStyle w:val="Compact"/>
+              <w:keepNext/>
             </w:pPr>
             <w:r>
               <w:t xml:space="preserve">0.1</w:t>
@@ -7949,7 +8737,11 @@
           <w:tcPr/>
           <w:p>
             <w:pPr>
-              <w:pStyle w:val="Compact"/>
+              <w:keepNext/>
+            </w:pPr>
+            <w:pPr>
+              <w:pStyle w:val="Compact"/>
+              <w:keepNext/>
               <w:jc w:val="right"/>
             </w:pPr>
             <w:r>
@@ -7961,7 +8753,11 @@
           <w:tcPr/>
           <w:p>
             <w:pPr>
-              <w:pStyle w:val="Compact"/>
+              <w:keepNext/>
+            </w:pPr>
+            <w:pPr>
+              <w:pStyle w:val="Compact"/>
+              <w:keepNext/>
               <w:jc w:val="right"/>
             </w:pPr>
             <w:r>
@@ -7973,7 +8769,11 @@
           <w:tcPr/>
           <w:p>
             <w:pPr>
-              <w:pStyle w:val="Compact"/>
+              <w:keepNext/>
+            </w:pPr>
+            <w:pPr>
+              <w:pStyle w:val="Compact"/>
+              <w:keepNext/>
               <w:jc w:val="right"/>
             </w:pPr>
             <w:r>
@@ -7985,7 +8785,11 @@
           <w:tcPr/>
           <w:p>
             <w:pPr>
-              <w:pStyle w:val="Compact"/>
+              <w:keepNext/>
+            </w:pPr>
+            <w:pPr>
+              <w:pStyle w:val="Compact"/>
+              <w:keepNext/>
               <w:jc w:val="right"/>
             </w:pPr>
             <w:r>
@@ -7997,7 +8801,11 @@
           <w:tcPr/>
           <w:p>
             <w:pPr>
-              <w:pStyle w:val="Compact"/>
+              <w:keepNext/>
+            </w:pPr>
+            <w:pPr>
+              <w:pStyle w:val="Compact"/>
+              <w:keepNext/>
               <w:jc w:val="right"/>
             </w:pPr>
             <w:r>
@@ -8011,7 +8819,11 @@
           <w:tcPr/>
           <w:p>
             <w:pPr>
-              <w:pStyle w:val="Compact"/>
+              <w:keepNext/>
+            </w:pPr>
+            <w:pPr>
+              <w:pStyle w:val="Compact"/>
+              <w:keepNext/>
             </w:pPr>
             <w:r>
               <w:t xml:space="preserve">0.2</w:t>
@@ -8022,7 +8834,11 @@
           <w:tcPr/>
           <w:p>
             <w:pPr>
-              <w:pStyle w:val="Compact"/>
+              <w:keepNext/>
+            </w:pPr>
+            <w:pPr>
+              <w:pStyle w:val="Compact"/>
+              <w:keepNext/>
               <w:jc w:val="right"/>
             </w:pPr>
             <w:r>
@@ -8034,7 +8850,11 @@
           <w:tcPr/>
           <w:p>
             <w:pPr>
-              <w:pStyle w:val="Compact"/>
+              <w:keepNext/>
+            </w:pPr>
+            <w:pPr>
+              <w:pStyle w:val="Compact"/>
+              <w:keepNext/>
               <w:jc w:val="right"/>
             </w:pPr>
             <w:r>
@@ -8046,7 +8866,11 @@
           <w:tcPr/>
           <w:p>
             <w:pPr>
-              <w:pStyle w:val="Compact"/>
+              <w:keepNext/>
+            </w:pPr>
+            <w:pPr>
+              <w:pStyle w:val="Compact"/>
+              <w:keepNext/>
               <w:jc w:val="right"/>
             </w:pPr>
             <w:r>
@@ -8058,7 +8882,11 @@
           <w:tcPr/>
           <w:p>
             <w:pPr>
-              <w:pStyle w:val="Compact"/>
+              <w:keepNext/>
+            </w:pPr>
+            <w:pPr>
+              <w:pStyle w:val="Compact"/>
+              <w:keepNext/>
               <w:jc w:val="right"/>
             </w:pPr>
             <w:r>
@@ -8070,7 +8898,11 @@
           <w:tcPr/>
           <w:p>
             <w:pPr>
-              <w:pStyle w:val="Compact"/>
+              <w:keepNext/>
+            </w:pPr>
+            <w:pPr>
+              <w:pStyle w:val="Compact"/>
+              <w:keepNext/>
               <w:jc w:val="right"/>
             </w:pPr>
             <w:r>
@@ -8084,7 +8916,11 @@
           <w:tcPr/>
           <w:p>
             <w:pPr>
-              <w:pStyle w:val="Compact"/>
+              <w:keepNext/>
+            </w:pPr>
+            <w:pPr>
+              <w:pStyle w:val="Compact"/>
+              <w:keepNext/>
             </w:pPr>
             <w:r>
               <w:t xml:space="preserve">0.3</w:t>
@@ -8095,7 +8931,11 @@
           <w:tcPr/>
           <w:p>
             <w:pPr>
-              <w:pStyle w:val="Compact"/>
+              <w:keepNext/>
+            </w:pPr>
+            <w:pPr>
+              <w:pStyle w:val="Compact"/>
+              <w:keepNext/>
               <w:jc w:val="right"/>
             </w:pPr>
             <w:r>
@@ -8107,7 +8947,11 @@
           <w:tcPr/>
           <w:p>
             <w:pPr>
-              <w:pStyle w:val="Compact"/>
+              <w:keepNext/>
+            </w:pPr>
+            <w:pPr>
+              <w:pStyle w:val="Compact"/>
+              <w:keepNext/>
               <w:jc w:val="right"/>
             </w:pPr>
             <w:r>
@@ -8119,7 +8963,11 @@
           <w:tcPr/>
           <w:p>
             <w:pPr>
-              <w:pStyle w:val="Compact"/>
+              <w:keepNext/>
+            </w:pPr>
+            <w:pPr>
+              <w:pStyle w:val="Compact"/>
+              <w:keepNext/>
               <w:jc w:val="right"/>
             </w:pPr>
             <w:r>
@@ -8131,7 +8979,11 @@
           <w:tcPr/>
           <w:p>
             <w:pPr>
-              <w:pStyle w:val="Compact"/>
+              <w:keepNext/>
+            </w:pPr>
+            <w:pPr>
+              <w:pStyle w:val="Compact"/>
+              <w:keepNext/>
               <w:jc w:val="right"/>
             </w:pPr>
             <w:r>
@@ -8143,7 +8995,11 @@
           <w:tcPr/>
           <w:p>
             <w:pPr>
-              <w:pStyle w:val="Compact"/>
+              <w:keepNext/>
+            </w:pPr>
+            <w:pPr>
+              <w:pStyle w:val="Compact"/>
+              <w:keepNext/>
               <w:jc w:val="right"/>
             </w:pPr>
             <w:r>
@@ -8157,7 +9013,11 @@
           <w:tcPr/>
           <w:p>
             <w:pPr>
-              <w:pStyle w:val="Compact"/>
+              <w:keepNext/>
+            </w:pPr>
+            <w:pPr>
+              <w:pStyle w:val="Compact"/>
+              <w:keepNext/>
             </w:pPr>
             <w:r>
               <w:t xml:space="preserve">0.4</w:t>
@@ -8168,7 +9028,11 @@
           <w:tcPr/>
           <w:p>
             <w:pPr>
-              <w:pStyle w:val="Compact"/>
+              <w:keepNext/>
+            </w:pPr>
+            <w:pPr>
+              <w:pStyle w:val="Compact"/>
+              <w:keepNext/>
               <w:jc w:val="right"/>
             </w:pPr>
             <w:r>
@@ -8180,7 +9044,11 @@
           <w:tcPr/>
           <w:p>
             <w:pPr>
-              <w:pStyle w:val="Compact"/>
+              <w:keepNext/>
+            </w:pPr>
+            <w:pPr>
+              <w:pStyle w:val="Compact"/>
+              <w:keepNext/>
               <w:jc w:val="right"/>
             </w:pPr>
             <w:r>
@@ -8192,7 +9060,11 @@
           <w:tcPr/>
           <w:p>
             <w:pPr>
-              <w:pStyle w:val="Compact"/>
+              <w:keepNext/>
+            </w:pPr>
+            <w:pPr>
+              <w:pStyle w:val="Compact"/>
+              <w:keepNext/>
               <w:jc w:val="right"/>
             </w:pPr>
             <w:r>
@@ -8204,7 +9076,11 @@
           <w:tcPr/>
           <w:p>
             <w:pPr>
-              <w:pStyle w:val="Compact"/>
+              <w:keepNext/>
+            </w:pPr>
+            <w:pPr>
+              <w:pStyle w:val="Compact"/>
+              <w:keepNext/>
               <w:jc w:val="right"/>
             </w:pPr>
             <w:r>
@@ -8216,7 +9092,11 @@
           <w:tcPr/>
           <w:p>
             <w:pPr>
-              <w:pStyle w:val="Compact"/>
+              <w:keepNext/>
+            </w:pPr>
+            <w:pPr>
+              <w:pStyle w:val="Compact"/>
+              <w:keepNext/>
               <w:jc w:val="right"/>
             </w:pPr>
             <w:r>
@@ -8230,7 +9110,11 @@
           <w:tcPr/>
           <w:p>
             <w:pPr>
-              <w:pStyle w:val="Compact"/>
+              <w:keepNext/>
+            </w:pPr>
+            <w:pPr>
+              <w:pStyle w:val="Compact"/>
+              <w:keepNext/>
             </w:pPr>
             <w:r>
               <w:t xml:space="preserve">0.5</w:t>
@@ -8241,7 +9125,11 @@
           <w:tcPr/>
           <w:p>
             <w:pPr>
-              <w:pStyle w:val="Compact"/>
+              <w:keepNext/>
+            </w:pPr>
+            <w:pPr>
+              <w:pStyle w:val="Compact"/>
+              <w:keepNext/>
               <w:jc w:val="right"/>
             </w:pPr>
             <w:r>
@@ -8253,7 +9141,11 @@
           <w:tcPr/>
           <w:p>
             <w:pPr>
-              <w:pStyle w:val="Compact"/>
+              <w:keepNext/>
+            </w:pPr>
+            <w:pPr>
+              <w:pStyle w:val="Compact"/>
+              <w:keepNext/>
               <w:jc w:val="right"/>
             </w:pPr>
             <w:r>
@@ -8265,7 +9157,11 @@
           <w:tcPr/>
           <w:p>
             <w:pPr>
-              <w:pStyle w:val="Compact"/>
+              <w:keepNext/>
+            </w:pPr>
+            <w:pPr>
+              <w:pStyle w:val="Compact"/>
+              <w:keepNext/>
               <w:jc w:val="right"/>
             </w:pPr>
             <w:r>
@@ -8277,7 +9173,11 @@
           <w:tcPr/>
           <w:p>
             <w:pPr>
-              <w:pStyle w:val="Compact"/>
+              <w:keepNext/>
+            </w:pPr>
+            <w:pPr>
+              <w:pStyle w:val="Compact"/>
+              <w:keepNext/>
               <w:jc w:val="right"/>
             </w:pPr>
             <w:r>
@@ -8289,7 +9189,11 @@
           <w:tcPr/>
           <w:p>
             <w:pPr>
-              <w:pStyle w:val="Compact"/>
+              <w:keepNext/>
+            </w:pPr>
+            <w:pPr>
+              <w:pStyle w:val="Compact"/>
+              <w:keepNext/>
               <w:jc w:val="right"/>
             </w:pPr>
             <w:r>
@@ -8303,7 +9207,11 @@
           <w:tcPr/>
           <w:p>
             <w:pPr>
-              <w:pStyle w:val="Compact"/>
+              <w:keepNext/>
+            </w:pPr>
+            <w:pPr>
+              <w:pStyle w:val="Compact"/>
+              <w:keepNext/>
             </w:pPr>
             <w:r>
               <w:t xml:space="preserve">0.6</w:t>
@@ -8314,7 +9222,11 @@
           <w:tcPr/>
           <w:p>
             <w:pPr>
-              <w:pStyle w:val="Compact"/>
+              <w:keepNext/>
+            </w:pPr>
+            <w:pPr>
+              <w:pStyle w:val="Compact"/>
+              <w:keepNext/>
               <w:jc w:val="right"/>
             </w:pPr>
             <w:r>
@@ -8326,7 +9238,11 @@
           <w:tcPr/>
           <w:p>
             <w:pPr>
-              <w:pStyle w:val="Compact"/>
+              <w:keepNext/>
+            </w:pPr>
+            <w:pPr>
+              <w:pStyle w:val="Compact"/>
+              <w:keepNext/>
               <w:jc w:val="right"/>
             </w:pPr>
             <w:r>
@@ -8338,7 +9254,11 @@
           <w:tcPr/>
           <w:p>
             <w:pPr>
-              <w:pStyle w:val="Compact"/>
+              <w:keepNext/>
+            </w:pPr>
+            <w:pPr>
+              <w:pStyle w:val="Compact"/>
+              <w:keepNext/>
               <w:jc w:val="right"/>
             </w:pPr>
             <w:r>
@@ -8350,7 +9270,11 @@
           <w:tcPr/>
           <w:p>
             <w:pPr>
-              <w:pStyle w:val="Compact"/>
+              <w:keepNext/>
+            </w:pPr>
+            <w:pPr>
+              <w:pStyle w:val="Compact"/>
+              <w:keepNext/>
               <w:jc w:val="right"/>
             </w:pPr>
             <w:r>
@@ -8362,7 +9286,11 @@
           <w:tcPr/>
           <w:p>
             <w:pPr>
-              <w:pStyle w:val="Compact"/>
+              <w:keepNext/>
+            </w:pPr>
+            <w:pPr>
+              <w:pStyle w:val="Compact"/>
+              <w:keepNext/>
               <w:jc w:val="right"/>
             </w:pPr>
             <w:r>
@@ -8376,7 +9304,11 @@
           <w:tcPr/>
           <w:p>
             <w:pPr>
-              <w:pStyle w:val="Compact"/>
+              <w:keepNext/>
+            </w:pPr>
+            <w:pPr>
+              <w:pStyle w:val="Compact"/>
+              <w:keepNext/>
             </w:pPr>
             <w:r>
               <w:t xml:space="preserve">0.7</w:t>
@@ -8387,7 +9319,11 @@
           <w:tcPr/>
           <w:p>
             <w:pPr>
-              <w:pStyle w:val="Compact"/>
+              <w:keepNext/>
+            </w:pPr>
+            <w:pPr>
+              <w:pStyle w:val="Compact"/>
+              <w:keepNext/>
               <w:jc w:val="right"/>
             </w:pPr>
             <w:r>
@@ -8399,7 +9335,11 @@
           <w:tcPr/>
           <w:p>
             <w:pPr>
-              <w:pStyle w:val="Compact"/>
+              <w:keepNext/>
+            </w:pPr>
+            <w:pPr>
+              <w:pStyle w:val="Compact"/>
+              <w:keepNext/>
               <w:jc w:val="right"/>
             </w:pPr>
             <w:r>
@@ -8411,7 +9351,11 @@
           <w:tcPr/>
           <w:p>
             <w:pPr>
-              <w:pStyle w:val="Compact"/>
+              <w:keepNext/>
+            </w:pPr>
+            <w:pPr>
+              <w:pStyle w:val="Compact"/>
+              <w:keepNext/>
               <w:jc w:val="right"/>
             </w:pPr>
             <w:r>
@@ -8423,7 +9367,11 @@
           <w:tcPr/>
           <w:p>
             <w:pPr>
-              <w:pStyle w:val="Compact"/>
+              <w:keepNext/>
+            </w:pPr>
+            <w:pPr>
+              <w:pStyle w:val="Compact"/>
+              <w:keepNext/>
               <w:jc w:val="right"/>
             </w:pPr>
             <w:r>
@@ -8435,7 +9383,11 @@
           <w:tcPr/>
           <w:p>
             <w:pPr>
-              <w:pStyle w:val="Compact"/>
+              <w:keepNext/>
+            </w:pPr>
+            <w:pPr>
+              <w:pStyle w:val="Compact"/>
+              <w:keepNext/>
               <w:jc w:val="right"/>
             </w:pPr>
             <w:r>
@@ -8449,7 +9401,11 @@
           <w:tcPr/>
           <w:p>
             <w:pPr>
-              <w:pStyle w:val="Compact"/>
+              <w:keepNext/>
+            </w:pPr>
+            <w:pPr>
+              <w:pStyle w:val="Compact"/>
+              <w:keepNext/>
             </w:pPr>
             <w:r>
               <w:t xml:space="preserve">0.8</w:t>
@@ -8460,7 +9416,11 @@
           <w:tcPr/>
           <w:p>
             <w:pPr>
-              <w:pStyle w:val="Compact"/>
+              <w:keepNext/>
+            </w:pPr>
+            <w:pPr>
+              <w:pStyle w:val="Compact"/>
+              <w:keepNext/>
               <w:jc w:val="right"/>
             </w:pPr>
             <w:r>
@@ -8472,7 +9432,11 @@
           <w:tcPr/>
           <w:p>
             <w:pPr>
-              <w:pStyle w:val="Compact"/>
+              <w:keepNext/>
+            </w:pPr>
+            <w:pPr>
+              <w:pStyle w:val="Compact"/>
+              <w:keepNext/>
               <w:jc w:val="right"/>
             </w:pPr>
             <w:r>
@@ -8484,7 +9448,11 @@
           <w:tcPr/>
           <w:p>
             <w:pPr>
-              <w:pStyle w:val="Compact"/>
+              <w:keepNext/>
+            </w:pPr>
+            <w:pPr>
+              <w:pStyle w:val="Compact"/>
+              <w:keepNext/>
               <w:jc w:val="right"/>
             </w:pPr>
             <w:r>
@@ -8496,7 +9464,11 @@
           <w:tcPr/>
           <w:p>
             <w:pPr>
-              <w:pStyle w:val="Compact"/>
+              <w:keepNext/>
+            </w:pPr>
+            <w:pPr>
+              <w:pStyle w:val="Compact"/>
+              <w:keepNext/>
               <w:jc w:val="right"/>
             </w:pPr>
             <w:r>
@@ -8508,7 +9480,11 @@
           <w:tcPr/>
           <w:p>
             <w:pPr>
-              <w:pStyle w:val="Compact"/>
+              <w:keepNext/>
+            </w:pPr>
+            <w:pPr>
+              <w:pStyle w:val="Compact"/>
+              <w:keepNext/>
               <w:jc w:val="right"/>
             </w:pPr>
             <w:r>
@@ -8522,7 +9498,11 @@
           <w:tcPr/>
           <w:p>
             <w:pPr>
-              <w:pStyle w:val="Compact"/>
+              <w:keepNext/>
+            </w:pPr>
+            <w:pPr>
+              <w:pStyle w:val="Compact"/>
+              <w:keepNext/>
             </w:pPr>
             <w:r>
               <w:t xml:space="preserve">0.9</w:t>
@@ -8533,7 +9513,11 @@
           <w:tcPr/>
           <w:p>
             <w:pPr>
-              <w:pStyle w:val="Compact"/>
+              <w:keepNext/>
+            </w:pPr>
+            <w:pPr>
+              <w:pStyle w:val="Compact"/>
+              <w:keepNext/>
               <w:jc w:val="right"/>
             </w:pPr>
             <w:r>
@@ -8545,7 +9529,11 @@
           <w:tcPr/>
           <w:p>
             <w:pPr>
-              <w:pStyle w:val="Compact"/>
+              <w:keepNext/>
+            </w:pPr>
+            <w:pPr>
+              <w:pStyle w:val="Compact"/>
+              <w:keepNext/>
               <w:jc w:val="right"/>
             </w:pPr>
             <w:r>
@@ -8557,7 +9545,11 @@
           <w:tcPr/>
           <w:p>
             <w:pPr>
-              <w:pStyle w:val="Compact"/>
+              <w:keepNext/>
+            </w:pPr>
+            <w:pPr>
+              <w:pStyle w:val="Compact"/>
+              <w:keepNext/>
               <w:jc w:val="right"/>
             </w:pPr>
             <w:r>
@@ -8569,7 +9561,11 @@
           <w:tcPr/>
           <w:p>
             <w:pPr>
-              <w:pStyle w:val="Compact"/>
+              <w:keepNext/>
+            </w:pPr>
+            <w:pPr>
+              <w:pStyle w:val="Compact"/>
+              <w:keepNext/>
               <w:jc w:val="right"/>
             </w:pPr>
             <w:r>
@@ -8581,7 +9577,11 @@
           <w:tcPr/>
           <w:p>
             <w:pPr>
-              <w:pStyle w:val="Compact"/>
+              <w:keepNext/>
+            </w:pPr>
+            <w:pPr>
+              <w:pStyle w:val="Compact"/>
+              <w:keepNext/>
               <w:jc w:val="right"/>
             </w:pPr>
             <w:r>
@@ -8595,7 +9595,11 @@
           <w:tcPr/>
           <w:p>
             <w:pPr>
-              <w:pStyle w:val="Compact"/>
+              <w:keepNext/>
+            </w:pPr>
+            <w:pPr>
+              <w:pStyle w:val="Compact"/>
+              <w:keepNext/>
             </w:pPr>
             <w:r>
               <w:t xml:space="preserve">1.0</w:t>
@@ -8606,7 +9610,11 @@
           <w:tcPr/>
           <w:p>
             <w:pPr>
-              <w:pStyle w:val="Compact"/>
+              <w:keepNext/>
+            </w:pPr>
+            <w:pPr>
+              <w:pStyle w:val="Compact"/>
+              <w:keepNext/>
               <w:jc w:val="right"/>
             </w:pPr>
             <w:r>
@@ -8618,7 +9626,11 @@
           <w:tcPr/>
           <w:p>
             <w:pPr>
-              <w:pStyle w:val="Compact"/>
+              <w:keepNext/>
+            </w:pPr>
+            <w:pPr>
+              <w:pStyle w:val="Compact"/>
+              <w:keepNext/>
               <w:jc w:val="right"/>
             </w:pPr>
             <w:r>
@@ -8630,7 +9642,11 @@
           <w:tcPr/>
           <w:p>
             <w:pPr>
-              <w:pStyle w:val="Compact"/>
+              <w:keepNext/>
+            </w:pPr>
+            <w:pPr>
+              <w:pStyle w:val="Compact"/>
+              <w:keepNext/>
               <w:jc w:val="right"/>
             </w:pPr>
             <w:r>
@@ -8642,7 +9658,11 @@
           <w:tcPr/>
           <w:p>
             <w:pPr>
-              <w:pStyle w:val="Compact"/>
+              <w:keepNext/>
+            </w:pPr>
+            <w:pPr>
+              <w:pStyle w:val="Compact"/>
+              <w:keepNext/>
               <w:jc w:val="right"/>
             </w:pPr>
             <w:r>
@@ -8654,7 +9674,11 @@
           <w:tcPr/>
           <w:p>
             <w:pPr>
-              <w:pStyle w:val="Compact"/>
+              <w:keepNext/>
+            </w:pPr>
+            <w:pPr>
+              <w:pStyle w:val="Compact"/>
+              <w:keepNext/>
               <w:jc w:val="right"/>
             </w:pPr>
             <w:r>
@@ -14315,7 +15339,11 @@
           <w:tcPr/>
           <w:p>
             <w:pPr>
-              <w:pStyle w:val="Compact"/>
+              <w:keepNext/>
+            </w:pPr>
+            <w:pPr>
+              <w:pStyle w:val="Compact"/>
+              <w:keepNext/>
             </w:pPr>
             <w:r>
               <w:t xml:space="preserve">Country</w:t>
@@ -14326,7 +15354,11 @@
           <w:tcPr/>
           <w:p>
             <w:pPr>
-              <w:pStyle w:val="Compact"/>
+              <w:keepNext/>
+            </w:pPr>
+            <w:pPr>
+              <w:pStyle w:val="Compact"/>
+              <w:keepNext/>
             </w:pPr>
             <w:r>
               <w:t xml:space="preserve">Model</w:t>
@@ -14337,7 +15369,11 @@
           <w:tcPr/>
           <w:p>
             <w:pPr>
-              <w:pStyle w:val="Compact"/>
+              <w:keepNext/>
+            </w:pPr>
+            <w:pPr>
+              <w:pStyle w:val="Compact"/>
+              <w:keepNext/>
               <w:jc w:val="right"/>
             </w:pPr>
             <m:oMath>
@@ -14360,7 +15396,11 @@
           <w:tcPr/>
           <w:p>
             <w:pPr>
-              <w:pStyle w:val="Compact"/>
+              <w:keepNext/>
+            </w:pPr>
+            <w:pPr>
+              <w:pStyle w:val="Compact"/>
+              <w:keepNext/>
             </w:pPr>
             <w:r>
               <w:t xml:space="preserve">Valid Lorenz curve?</w:t>
@@ -14371,7 +15411,11 @@
           <w:tcPr/>
           <w:p>
             <w:pPr>
-              <w:pStyle w:val="Compact"/>
+              <w:keepNext/>
+            </w:pPr>
+            <w:pPr>
+              <w:pStyle w:val="Compact"/>
+              <w:keepNext/>
               <w:jc w:val="right"/>
             </w:pPr>
             <w:r>
@@ -14385,7 +15429,11 @@
           <w:tcPr/>
           <w:p>
             <w:pPr>
-              <w:pStyle w:val="Compact"/>
+              <w:keepNext/>
+            </w:pPr>
+            <w:pPr>
+              <w:pStyle w:val="Compact"/>
+              <w:keepNext/>
             </w:pPr>
             <w:r>
               <w:t xml:space="preserve">South Africa</w:t>
@@ -14396,7 +15444,11 @@
           <w:tcPr/>
           <w:p>
             <w:pPr>
-              <w:pStyle w:val="Compact"/>
+              <w:keepNext/>
+            </w:pPr>
+            <w:pPr>
+              <w:pStyle w:val="Compact"/>
+              <w:keepNext/>
             </w:pPr>
             <w:r>
               <w:t xml:space="preserve">Constrained quadratic</w:t>
@@ -14407,7 +15459,11 @@
           <w:tcPr/>
           <w:p>
             <w:pPr>
-              <w:pStyle w:val="Compact"/>
+              <w:keepNext/>
+            </w:pPr>
+            <w:pPr>
+              <w:pStyle w:val="Compact"/>
+              <w:keepNext/>
               <w:jc w:val="right"/>
             </w:pPr>
             <w:r>
@@ -14419,7 +15475,11 @@
           <w:tcPr/>
           <w:p>
             <w:pPr>
-              <w:pStyle w:val="Compact"/>
+              <w:keepNext/>
+            </w:pPr>
+            <w:pPr>
+              <w:pStyle w:val="Compact"/>
+              <w:keepNext/>
             </w:pPr>
             <w:r>
               <w:t xml:space="preserve">no: negative near 0, decreasing near 0</w:t>
@@ -14430,7 +15490,11 @@
           <w:tcPr/>
           <w:p>
             <w:pPr>
-              <w:pStyle w:val="Compact"/>
+              <w:keepNext/>
+            </w:pPr>
+            <w:pPr>
+              <w:pStyle w:val="Compact"/>
+              <w:keepNext/>
               <w:jc w:val="right"/>
             </w:pPr>
             <w:r>
@@ -14444,7 +15508,11 @@
           <w:tcPr/>
           <w:p>
             <w:pPr>
-              <w:pStyle w:val="Compact"/>
+              <w:keepNext/>
+            </w:pPr>
+            <w:pPr>
+              <w:pStyle w:val="Compact"/>
+              <w:keepNext/>
             </w:pPr>
             <w:r>
               <w:t xml:space="preserve">South Africa</w:t>
@@ -14455,7 +15523,11 @@
           <w:tcPr/>
           <w:p>
             <w:pPr>
-              <w:pStyle w:val="Compact"/>
+              <w:keepNext/>
+            </w:pPr>
+            <w:pPr>
+              <w:pStyle w:val="Compact"/>
+              <w:keepNext/>
             </w:pPr>
             <w:r>
               <w:t xml:space="preserve">Model 2 (constrained cubic)</w:t>
@@ -14466,7 +15538,11 @@
           <w:tcPr/>
           <w:p>
             <w:pPr>
-              <w:pStyle w:val="Compact"/>
+              <w:keepNext/>
+            </w:pPr>
+            <w:pPr>
+              <w:pStyle w:val="Compact"/>
+              <w:keepNext/>
               <w:jc w:val="right"/>
             </w:pPr>
             <w:r>
@@ -14478,7 +15554,11 @@
           <w:tcPr/>
           <w:p>
             <w:pPr>
-              <w:pStyle w:val="Compact"/>
+              <w:keepNext/>
+            </w:pPr>
+            <w:pPr>
+              <w:pStyle w:val="Compact"/>
+              <w:keepNext/>
             </w:pPr>
             <w:r>
               <w:t xml:space="preserve">no: concave down near 0</w:t>
@@ -14489,7 +15569,11 @@
           <w:tcPr/>
           <w:p>
             <w:pPr>
-              <w:pStyle w:val="Compact"/>
+              <w:keepNext/>
+            </w:pPr>
+            <w:pPr>
+              <w:pStyle w:val="Compact"/>
+              <w:keepNext/>
               <w:jc w:val="right"/>
             </w:pPr>
             <w:r>
@@ -14503,7 +15587,11 @@
           <w:tcPr/>
           <w:p>
             <w:pPr>
-              <w:pStyle w:val="Compact"/>
+              <w:keepNext/>
+            </w:pPr>
+            <w:pPr>
+              <w:pStyle w:val="Compact"/>
+              <w:keepNext/>
             </w:pPr>
             <w:r>
               <w:t xml:space="preserve">South Africa</w:t>
@@ -14514,7 +15602,11 @@
           <w:tcPr/>
           <w:p>
             <w:pPr>
-              <w:pStyle w:val="Compact"/>
+              <w:keepNext/>
+            </w:pPr>
+            <w:pPr>
+              <w:pStyle w:val="Compact"/>
+              <w:keepNext/>
             </w:pPr>
             <w:r>
               <w:t xml:space="preserve">Unconstrained quadratic</w:t>
@@ -14525,7 +15617,11 @@
           <w:tcPr/>
           <w:p>
             <w:pPr>
-              <w:pStyle w:val="Compact"/>
+              <w:keepNext/>
+            </w:pPr>
+            <w:pPr>
+              <w:pStyle w:val="Compact"/>
+              <w:keepNext/>
               <w:jc w:val="right"/>
             </w:pPr>
             <w:r>
@@ -14537,7 +15633,11 @@
           <w:tcPr/>
           <w:p>
             <w:pPr>
-              <w:pStyle w:val="Compact"/>
+              <w:keepNext/>
+            </w:pPr>
+            <w:pPr>
+              <w:pStyle w:val="Compact"/>
+              <w:keepNext/>
             </w:pPr>
             <w:r>
               <w:t xml:space="preserve">no: decreasing near 0, misses end points</w:t>
@@ -14548,7 +15648,11 @@
           <w:tcPr/>
           <w:p>
             <w:pPr>
-              <w:pStyle w:val="Compact"/>
+              <w:keepNext/>
+            </w:pPr>
+            <w:pPr>
+              <w:pStyle w:val="Compact"/>
+              <w:keepNext/>
               <w:jc w:val="right"/>
             </w:pPr>
             <w:r>
@@ -14562,7 +15666,11 @@
           <w:tcPr/>
           <w:p>
             <w:pPr>
-              <w:pStyle w:val="Compact"/>
+              <w:keepNext/>
+            </w:pPr>
+            <w:pPr>
+              <w:pStyle w:val="Compact"/>
+              <w:keepNext/>
             </w:pPr>
             <w:r>
               <w:t xml:space="preserve">South Africa</w:t>
@@ -14573,7 +15681,11 @@
           <w:tcPr/>
           <w:p>
             <w:pPr>
-              <w:pStyle w:val="Compact"/>
+              <w:keepNext/>
+            </w:pPr>
+            <w:pPr>
+              <w:pStyle w:val="Compact"/>
+              <w:keepNext/>
             </w:pPr>
             <w:r>
               <w:t xml:space="preserve">Model 1 (unconstrained cubic)</w:t>
@@ -14584,7 +15696,11 @@
           <w:tcPr/>
           <w:p>
             <w:pPr>
-              <w:pStyle w:val="Compact"/>
+              <w:keepNext/>
+            </w:pPr>
+            <w:pPr>
+              <w:pStyle w:val="Compact"/>
+              <w:keepNext/>
               <w:jc w:val="right"/>
             </w:pPr>
             <w:r>
@@ -14596,7 +15712,11 @@
           <w:tcPr/>
           <w:p>
             <w:pPr>
-              <w:pStyle w:val="Compact"/>
+              <w:keepNext/>
+            </w:pPr>
+            <w:pPr>
+              <w:pStyle w:val="Compact"/>
+              <w:keepNext/>
             </w:pPr>
             <w:r>
               <w:t xml:space="preserve">no: negative near 0, misses end points, concave down near 0</w:t>
@@ -14607,7 +15727,11 @@
           <w:tcPr/>
           <w:p>
             <w:pPr>
-              <w:pStyle w:val="Compact"/>
+              <w:keepNext/>
+            </w:pPr>
+            <w:pPr>
+              <w:pStyle w:val="Compact"/>
+              <w:keepNext/>
               <w:jc w:val="right"/>
             </w:pPr>
             <w:r>
@@ -14621,7 +15745,11 @@
           <w:tcPr/>
           <w:p>
             <w:pPr>
-              <w:pStyle w:val="Compact"/>
+              <w:keepNext/>
+            </w:pPr>
+            <w:pPr>
+              <w:pStyle w:val="Compact"/>
+              <w:keepNext/>
             </w:pPr>
             <w:r>
               <w:t xml:space="preserve">Norway</w:t>
@@ -14632,7 +15760,11 @@
           <w:tcPr/>
           <w:p>
             <w:pPr>
-              <w:pStyle w:val="Compact"/>
+              <w:keepNext/>
+            </w:pPr>
+            <w:pPr>
+              <w:pStyle w:val="Compact"/>
+              <w:keepNext/>
             </w:pPr>
             <w:r>
               <w:t xml:space="preserve">Constrained quadratic</w:t>
@@ -14643,7 +15775,11 @@
           <w:tcPr/>
           <w:p>
             <w:pPr>
-              <w:pStyle w:val="Compact"/>
+              <w:keepNext/>
+            </w:pPr>
+            <w:pPr>
+              <w:pStyle w:val="Compact"/>
+              <w:keepNext/>
               <w:jc w:val="right"/>
             </w:pPr>
             <w:r>
@@ -14655,7 +15791,11 @@
           <w:tcPr/>
           <w:p>
             <w:pPr>
-              <w:pStyle w:val="Compact"/>
+              <w:keepNext/>
+            </w:pPr>
+            <w:pPr>
+              <w:pStyle w:val="Compact"/>
+              <w:keepNext/>
             </w:pPr>
             <w:r>
               <w:t xml:space="preserve">yes: end points, increasing, concave up</w:t>
@@ -14666,7 +15806,11 @@
           <w:tcPr/>
           <w:p>
             <w:pPr>
-              <w:pStyle w:val="Compact"/>
+              <w:keepNext/>
+            </w:pPr>
+            <w:pPr>
+              <w:pStyle w:val="Compact"/>
+              <w:keepNext/>
               <w:jc w:val="right"/>
             </w:pPr>
             <w:r>
@@ -14680,7 +15824,11 @@
           <w:tcPr/>
           <w:p>
             <w:pPr>
-              <w:pStyle w:val="Compact"/>
+              <w:keepNext/>
+            </w:pPr>
+            <w:pPr>
+              <w:pStyle w:val="Compact"/>
+              <w:keepNext/>
             </w:pPr>
             <w:r>
               <w:t xml:space="preserve">Norway</w:t>
@@ -14691,7 +15839,11 @@
           <w:tcPr/>
           <w:p>
             <w:pPr>
-              <w:pStyle w:val="Compact"/>
+              <w:keepNext/>
+            </w:pPr>
+            <w:pPr>
+              <w:pStyle w:val="Compact"/>
+              <w:keepNext/>
             </w:pPr>
             <w:r>
               <w:t xml:space="preserve">Model 2 (constrained cubic)</w:t>
@@ -14702,7 +15854,11 @@
           <w:tcPr/>
           <w:p>
             <w:pPr>
-              <w:pStyle w:val="Compact"/>
+              <w:keepNext/>
+            </w:pPr>
+            <w:pPr>
+              <w:pStyle w:val="Compact"/>
+              <w:keepNext/>
               <w:jc w:val="right"/>
             </w:pPr>
             <w:r>
@@ -14714,7 +15870,11 @@
           <w:tcPr/>
           <w:p>
             <w:pPr>
-              <w:pStyle w:val="Compact"/>
+              <w:keepNext/>
+            </w:pPr>
+            <w:pPr>
+              <w:pStyle w:val="Compact"/>
+              <w:keepNext/>
             </w:pPr>
             <w:r>
               <w:t xml:space="preserve">no: concave down near 0</w:t>
@@ -14725,7 +15885,11 @@
           <w:tcPr/>
           <w:p>
             <w:pPr>
-              <w:pStyle w:val="Compact"/>
+              <w:keepNext/>
+            </w:pPr>
+            <w:pPr>
+              <w:pStyle w:val="Compact"/>
+              <w:keepNext/>
               <w:jc w:val="right"/>
             </w:pPr>
             <w:r>
@@ -14739,7 +15903,11 @@
           <w:tcPr/>
           <w:p>
             <w:pPr>
-              <w:pStyle w:val="Compact"/>
+              <w:keepNext/>
+            </w:pPr>
+            <w:pPr>
+              <w:pStyle w:val="Compact"/>
+              <w:keepNext/>
             </w:pPr>
             <w:r>
               <w:t xml:space="preserve">Norway</w:t>
@@ -14750,7 +15918,11 @@
           <w:tcPr/>
           <w:p>
             <w:pPr>
-              <w:pStyle w:val="Compact"/>
+              <w:keepNext/>
+            </w:pPr>
+            <w:pPr>
+              <w:pStyle w:val="Compact"/>
+              <w:keepNext/>
             </w:pPr>
             <w:r>
               <w:t xml:space="preserve">Unconstrained quadratic</w:t>
@@ -14761,7 +15933,11 @@
           <w:tcPr/>
           <w:p>
             <w:pPr>
-              <w:pStyle w:val="Compact"/>
+              <w:keepNext/>
+            </w:pPr>
+            <w:pPr>
+              <w:pStyle w:val="Compact"/>
+              <w:keepNext/>
               <w:jc w:val="right"/>
             </w:pPr>
             <w:r>
@@ -14773,7 +15949,11 @@
           <w:tcPr/>
           <w:p>
             <w:pPr>
-              <w:pStyle w:val="Compact"/>
+              <w:keepNext/>
+            </w:pPr>
+            <w:pPr>
+              <w:pStyle w:val="Compact"/>
+              <w:keepNext/>
             </w:pPr>
             <w:r>
               <w:t xml:space="preserve">no: misses end points</w:t>
@@ -14784,7 +15964,11 @@
           <w:tcPr/>
           <w:p>
             <w:pPr>
-              <w:pStyle w:val="Compact"/>
+              <w:keepNext/>
+            </w:pPr>
+            <w:pPr>
+              <w:pStyle w:val="Compact"/>
+              <w:keepNext/>
               <w:jc w:val="right"/>
             </w:pPr>
             <w:r>
@@ -15017,7 +16201,11 @@
           <w:tcPr/>
           <w:p>
             <w:pPr>
-              <w:pStyle w:val="Compact"/>
+              <w:keepNext/>
+            </w:pPr>
+            <w:pPr>
+              <w:pStyle w:val="Compact"/>
+              <w:keepNext/>
             </w:pPr>
             <w:r>
               <w:t xml:space="preserve">Country</w:t>
@@ -15028,7 +16216,11 @@
           <w:tcPr/>
           <w:p>
             <w:pPr>
-              <w:pStyle w:val="Compact"/>
+              <w:keepNext/>
+            </w:pPr>
+            <w:pPr>
+              <w:pStyle w:val="Compact"/>
+              <w:keepNext/>
               <w:jc w:val="right"/>
             </w:pPr>
             <w:r>
@@ -15061,7 +16253,11 @@
           <w:tcPr/>
           <w:p>
             <w:pPr>
-              <w:pStyle w:val="Compact"/>
+              <w:keepNext/>
+            </w:pPr>
+            <w:pPr>
+              <w:pStyle w:val="Compact"/>
+              <w:keepNext/>
               <w:jc w:val="right"/>
             </w:pPr>
             <w:r>
@@ -15090,7 +16286,11 @@
           <w:tcPr/>
           <w:p>
             <w:pPr>
-              <w:pStyle w:val="Compact"/>
+              <w:keepNext/>
+            </w:pPr>
+            <w:pPr>
+              <w:pStyle w:val="Compact"/>
+              <w:keepNext/>
               <w:jc w:val="right"/>
             </w:pPr>
             <w:r>
@@ -15119,7 +16319,11 @@
           <w:tcPr/>
           <w:p>
             <w:pPr>
-              <w:pStyle w:val="Compact"/>
+              <w:keepNext/>
+            </w:pPr>
+            <w:pPr>
+              <w:pStyle w:val="Compact"/>
+              <w:keepNext/>
               <w:jc w:val="right"/>
             </w:pPr>
             <w:r>
@@ -15150,7 +16354,11 @@
           <w:tcPr/>
           <w:p>
             <w:pPr>
-              <w:pStyle w:val="Compact"/>
+              <w:keepNext/>
+            </w:pPr>
+            <w:pPr>
+              <w:pStyle w:val="Compact"/>
+              <w:keepNext/>
             </w:pPr>
             <w:r>
               <w:t xml:space="preserve">South Africa</w:t>
@@ -15161,7 +16369,11 @@
           <w:tcPr/>
           <w:p>
             <w:pPr>
-              <w:pStyle w:val="Compact"/>
+              <w:keepNext/>
+            </w:pPr>
+            <w:pPr>
+              <w:pStyle w:val="Compact"/>
+              <w:keepNext/>
               <w:jc w:val="right"/>
             </w:pPr>
             <w:r>
@@ -15173,7 +16385,11 @@
           <w:tcPr/>
           <w:p>
             <w:pPr>
-              <w:pStyle w:val="Compact"/>
+              <w:keepNext/>
+            </w:pPr>
+            <w:pPr>
+              <w:pStyle w:val="Compact"/>
+              <w:keepNext/>
               <w:jc w:val="right"/>
             </w:pPr>
             <w:r>
@@ -15185,7 +16401,11 @@
           <w:tcPr/>
           <w:p>
             <w:pPr>
-              <w:pStyle w:val="Compact"/>
+              <w:keepNext/>
+            </w:pPr>
+            <w:pPr>
+              <w:pStyle w:val="Compact"/>
+              <w:keepNext/>
               <w:jc w:val="right"/>
             </w:pPr>
             <w:r>
@@ -15197,7 +16417,11 @@
           <w:tcPr/>
           <w:p>
             <w:pPr>
-              <w:pStyle w:val="Compact"/>
+              <w:keepNext/>
+            </w:pPr>
+            <w:pPr>
+              <w:pStyle w:val="Compact"/>
+              <w:keepNext/>
               <w:jc w:val="right"/>
             </w:pPr>
             <w:r>
@@ -15300,7 +16524,11 @@
           <w:tcPr/>
           <w:p>
             <w:pPr>
-              <w:pStyle w:val="Compact"/>
+              <w:keepNext/>
+            </w:pPr>
+            <w:pPr>
+              <w:pStyle w:val="Compact"/>
+              <w:keepNext/>
             </w:pPr>
             <w:r>
               <w:t xml:space="preserve">Country</w:t>
@@ -15311,7 +16539,11 @@
           <w:tcPr/>
           <w:p>
             <w:pPr>
-              <w:pStyle w:val="Compact"/>
+              <w:keepNext/>
+            </w:pPr>
+            <w:pPr>
+              <w:pStyle w:val="Compact"/>
+              <w:keepNext/>
             </w:pPr>
             <w:r>
               <w:t xml:space="preserve">Method</w:t>
@@ -15322,7 +16554,11 @@
           <w:tcPr/>
           <w:p>
             <w:pPr>
-              <w:pStyle w:val="Compact"/>
+              <w:keepNext/>
+            </w:pPr>
+            <w:pPr>
+              <w:pStyle w:val="Compact"/>
+              <w:keepNext/>
               <w:jc w:val="right"/>
             </w:pPr>
             <w:r>
@@ -15334,7 +16570,11 @@
           <w:tcPr/>
           <w:p>
             <w:pPr>
-              <w:pStyle w:val="Compact"/>
+              <w:keepNext/>
+            </w:pPr>
+            <w:pPr>
+              <w:pStyle w:val="Compact"/>
+              <w:keepNext/>
               <w:jc w:val="right"/>
             </w:pPr>
             <w:r>
@@ -15399,7 +16639,11 @@
           <w:tcPr/>
           <w:p>
             <w:pPr>
-              <w:pStyle w:val="Compact"/>
+              <w:keepNext/>
+            </w:pPr>
+            <w:pPr>
+              <w:pStyle w:val="Compact"/>
+              <w:keepNext/>
               <w:jc w:val="right"/>
             </w:pPr>
             <w:r>
@@ -15413,7 +16657,11 @@
           <w:tcPr/>
           <w:p>
             <w:pPr>
-              <w:pStyle w:val="Compact"/>
+              <w:keepNext/>
+            </w:pPr>
+            <w:pPr>
+              <w:pStyle w:val="Compact"/>
+              <w:keepNext/>
             </w:pPr>
             <w:r>
               <w:t xml:space="preserve">South Africa</w:t>
@@ -15424,7 +16672,11 @@
           <w:tcPr/>
           <w:p>
             <w:pPr>
-              <w:pStyle w:val="Compact"/>
+              <w:keepNext/>
+            </w:pPr>
+            <w:pPr>
+              <w:pStyle w:val="Compact"/>
+              <w:keepNext/>
             </w:pPr>
             <w:r>
               <w:t xml:space="preserve">World Bank (published)</w:t>
@@ -15435,7 +16687,11 @@
           <w:tcPr/>
           <w:p>
             <w:pPr>
-              <w:pStyle w:val="Compact"/>
+              <w:keepNext/>
+            </w:pPr>
+            <w:pPr>
+              <w:pStyle w:val="Compact"/>
+              <w:keepNext/>
               <w:jc w:val="right"/>
             </w:pPr>
             <w:r>
@@ -15447,7 +16703,11 @@
           <w:tcPr/>
           <w:p>
             <w:pPr>
-              <w:pStyle w:val="Compact"/>
+              <w:keepNext/>
+            </w:pPr>
+            <w:pPr>
+              <w:pStyle w:val="Compact"/>
+              <w:keepNext/>
               <w:jc w:val="right"/>
             </w:pPr>
             <w:r>
@@ -15459,7 +16719,11 @@
           <w:tcPr/>
           <w:p>
             <w:pPr>
-              <w:pStyle w:val="Compact"/>
+              <w:keepNext/>
+            </w:pPr>
+            <w:pPr>
+              <w:pStyle w:val="Compact"/>
+              <w:keepNext/>
               <w:jc w:val="right"/>
             </w:pPr>
             <w:r>
@@ -15473,7 +16737,11 @@
           <w:tcPr/>
           <w:p>
             <w:pPr>
-              <w:pStyle w:val="Compact"/>
+              <w:keepNext/>
+            </w:pPr>
+            <w:pPr>
+              <w:pStyle w:val="Compact"/>
+              <w:keepNext/>
             </w:pPr>
             <w:r>
               <w:t xml:space="preserve">South Africa</w:t>
@@ -15484,7 +16752,11 @@
           <w:tcPr/>
           <w:p>
             <w:pPr>
-              <w:pStyle w:val="Compact"/>
+              <w:keepNext/>
+            </w:pPr>
+            <w:pPr>
+              <w:pStyle w:val="Compact"/>
+              <w:keepNext/>
             </w:pPr>
             <w:r>
               <w:t xml:space="preserve">Trapezoidal rule</w:t>
@@ -15495,7 +16767,11 @@
           <w:tcPr/>
           <w:p>
             <w:pPr>
-              <w:pStyle w:val="Compact"/>
+              <w:keepNext/>
+            </w:pPr>
+            <w:pPr>
+              <w:pStyle w:val="Compact"/>
+              <w:keepNext/>
               <w:jc w:val="right"/>
             </w:pPr>
             <w:r>
@@ -15507,7 +16783,11 @@
           <w:tcPr/>
           <w:p>
             <w:pPr>
-              <w:pStyle w:val="Compact"/>
+              <w:keepNext/>
+            </w:pPr>
+            <w:pPr>
+              <w:pStyle w:val="Compact"/>
+              <w:keepNext/>
               <w:jc w:val="right"/>
             </w:pPr>
             <w:r>
@@ -15519,7 +16799,11 @@
           <w:tcPr/>
           <w:p>
             <w:pPr>
-              <w:pStyle w:val="Compact"/>
+              <w:keepNext/>
+            </w:pPr>
+            <w:pPr>
+              <w:pStyle w:val="Compact"/>
+              <w:keepNext/>
               <w:jc w:val="right"/>
             </w:pPr>
             <w:r>
@@ -15533,7 +16817,11 @@
           <w:tcPr/>
           <w:p>
             <w:pPr>
-              <w:pStyle w:val="Compact"/>
+              <w:keepNext/>
+            </w:pPr>
+            <w:pPr>
+              <w:pStyle w:val="Compact"/>
+              <w:keepNext/>
             </w:pPr>
             <w:r>
               <w:t xml:space="preserve">South Africa</w:t>
@@ -15544,7 +16832,11 @@
           <w:tcPr/>
           <w:p>
             <w:pPr>
-              <w:pStyle w:val="Compact"/>
+              <w:keepNext/>
+            </w:pPr>
+            <w:pPr>
+              <w:pStyle w:val="Compact"/>
+              <w:keepNext/>
             </w:pPr>
             <w:r>
               <w:t xml:space="preserve">Model 1 (unconstrained cubic)</w:t>
@@ -15555,7 +16847,11 @@
           <w:tcPr/>
           <w:p>
             <w:pPr>
-              <w:pStyle w:val="Compact"/>
+              <w:keepNext/>
+            </w:pPr>
+            <w:pPr>
+              <w:pStyle w:val="Compact"/>
+              <w:keepNext/>
               <w:jc w:val="right"/>
             </w:pPr>
             <w:r>
@@ -15567,7 +16863,11 @@
           <w:tcPr/>
           <w:p>
             <w:pPr>
-              <w:pStyle w:val="Compact"/>
+              <w:keepNext/>
+            </w:pPr>
+            <w:pPr>
+              <w:pStyle w:val="Compact"/>
+              <w:keepNext/>
               <w:jc w:val="right"/>
             </w:pPr>
             <w:r>
@@ -15579,7 +16879,11 @@
           <w:tcPr/>
           <w:p>
             <w:pPr>
-              <w:pStyle w:val="Compact"/>
+              <w:keepNext/>
+            </w:pPr>
+            <w:pPr>
+              <w:pStyle w:val="Compact"/>
+              <w:keepNext/>
               <w:jc w:val="right"/>
             </w:pPr>
             <w:r>
@@ -15593,7 +16897,11 @@
           <w:tcPr/>
           <w:p>
             <w:pPr>
-              <w:pStyle w:val="Compact"/>
+              <w:keepNext/>
+            </w:pPr>
+            <w:pPr>
+              <w:pStyle w:val="Compact"/>
+              <w:keepNext/>
             </w:pPr>
             <w:r>
               <w:t xml:space="preserve">South Africa</w:t>
@@ -15604,7 +16912,11 @@
           <w:tcPr/>
           <w:p>
             <w:pPr>
-              <w:pStyle w:val="Compact"/>
+              <w:keepNext/>
+            </w:pPr>
+            <w:pPr>
+              <w:pStyle w:val="Compact"/>
+              <w:keepNext/>
             </w:pPr>
             <w:r>
               <w:t xml:space="preserve">Model 2 (constrained cubic)</w:t>
@@ -15615,7 +16927,11 @@
           <w:tcPr/>
           <w:p>
             <w:pPr>
-              <w:pStyle w:val="Compact"/>
+              <w:keepNext/>
+            </w:pPr>
+            <w:pPr>
+              <w:pStyle w:val="Compact"/>
+              <w:keepNext/>
               <w:jc w:val="right"/>
             </w:pPr>
             <w:r>
@@ -15627,7 +16943,11 @@
           <w:tcPr/>
           <w:p>
             <w:pPr>
-              <w:pStyle w:val="Compact"/>
+              <w:keepNext/>
+            </w:pPr>
+            <w:pPr>
+              <w:pStyle w:val="Compact"/>
+              <w:keepNext/>
               <w:jc w:val="right"/>
             </w:pPr>
             <w:r>
@@ -15639,7 +16959,11 @@
           <w:tcPr/>
           <w:p>
             <w:pPr>
-              <w:pStyle w:val="Compact"/>
+              <w:keepNext/>
+            </w:pPr>
+            <w:pPr>
+              <w:pStyle w:val="Compact"/>
+              <w:keepNext/>
               <w:jc w:val="right"/>
             </w:pPr>
             <w:r>
@@ -15653,7 +16977,11 @@
           <w:tcPr/>
           <w:p>
             <w:pPr>
-              <w:pStyle w:val="Compact"/>
+              <w:keepNext/>
+            </w:pPr>
+            <w:pPr>
+              <w:pStyle w:val="Compact"/>
+              <w:keepNext/>
             </w:pPr>
             <w:r>
               <w:t xml:space="preserve">Norway</w:t>
@@ -15664,7 +16992,11 @@
           <w:tcPr/>
           <w:p>
             <w:pPr>
-              <w:pStyle w:val="Compact"/>
+              <w:keepNext/>
+            </w:pPr>
+            <w:pPr>
+              <w:pStyle w:val="Compact"/>
+              <w:keepNext/>
             </w:pPr>
             <w:r>
               <w:t xml:space="preserve">World Bank (published)</w:t>
@@ -15675,7 +17007,11 @@
           <w:tcPr/>
           <w:p>
             <w:pPr>
-              <w:pStyle w:val="Compact"/>
+              <w:keepNext/>
+            </w:pPr>
+            <w:pPr>
+              <w:pStyle w:val="Compact"/>
+              <w:keepNext/>
               <w:jc w:val="right"/>
             </w:pPr>
             <w:r>
@@ -15687,7 +17023,11 @@
           <w:tcPr/>
           <w:p>
             <w:pPr>
-              <w:pStyle w:val="Compact"/>
+              <w:keepNext/>
+            </w:pPr>
+            <w:pPr>
+              <w:pStyle w:val="Compact"/>
+              <w:keepNext/>
               <w:jc w:val="right"/>
             </w:pPr>
             <w:r>
@@ -15699,7 +17039,11 @@
           <w:tcPr/>
           <w:p>
             <w:pPr>
-              <w:pStyle w:val="Compact"/>
+              <w:keepNext/>
+            </w:pPr>
+            <w:pPr>
+              <w:pStyle w:val="Compact"/>
+              <w:keepNext/>
               <w:jc w:val="right"/>
             </w:pPr>
             <w:r>
@@ -15713,7 +17057,11 @@
           <w:tcPr/>
           <w:p>
             <w:pPr>
-              <w:pStyle w:val="Compact"/>
+              <w:keepNext/>
+            </w:pPr>
+            <w:pPr>
+              <w:pStyle w:val="Compact"/>
+              <w:keepNext/>
             </w:pPr>
             <w:r>
               <w:t xml:space="preserve">Norway</w:t>
@@ -15724,7 +17072,11 @@
           <w:tcPr/>
           <w:p>
             <w:pPr>
-              <w:pStyle w:val="Compact"/>
+              <w:keepNext/>
+            </w:pPr>
+            <w:pPr>
+              <w:pStyle w:val="Compact"/>
+              <w:keepNext/>
             </w:pPr>
             <w:r>
               <w:t xml:space="preserve">Trapezoidal rule</w:t>
@@ -15735,7 +17087,11 @@
           <w:tcPr/>
           <w:p>
             <w:pPr>
-              <w:pStyle w:val="Compact"/>
+              <w:keepNext/>
+            </w:pPr>
+            <w:pPr>
+              <w:pStyle w:val="Compact"/>
+              <w:keepNext/>
               <w:jc w:val="right"/>
             </w:pPr>
             <w:r>
@@ -15747,7 +17103,11 @@
           <w:tcPr/>
           <w:p>
             <w:pPr>
-              <w:pStyle w:val="Compact"/>
+              <w:keepNext/>
+            </w:pPr>
+            <w:pPr>
+              <w:pStyle w:val="Compact"/>
+              <w:keepNext/>
               <w:jc w:val="right"/>
             </w:pPr>
             <w:r>
@@ -15759,7 +17119,11 @@
           <w:tcPr/>
           <w:p>
             <w:pPr>
-              <w:pStyle w:val="Compact"/>
+              <w:keepNext/>
+            </w:pPr>
+            <w:pPr>
+              <w:pStyle w:val="Compact"/>
+              <w:keepNext/>
               <w:jc w:val="right"/>
             </w:pPr>
             <w:r>
@@ -15773,7 +17137,11 @@
           <w:tcPr/>
           <w:p>
             <w:pPr>
-              <w:pStyle w:val="Compact"/>
+              <w:keepNext/>
+            </w:pPr>
+            <w:pPr>
+              <w:pStyle w:val="Compact"/>
+              <w:keepNext/>
             </w:pPr>
             <w:r>
               <w:t xml:space="preserve">Norway</w:t>
@@ -15784,7 +17152,11 @@
           <w:tcPr/>
           <w:p>
             <w:pPr>
-              <w:pStyle w:val="Compact"/>
+              <w:keepNext/>
+            </w:pPr>
+            <w:pPr>
+              <w:pStyle w:val="Compact"/>
+              <w:keepNext/>
             </w:pPr>
             <w:r>
               <w:t xml:space="preserve">Model 1 (unconstrained cubic)</w:t>
@@ -15795,7 +17167,11 @@
           <w:tcPr/>
           <w:p>
             <w:pPr>
-              <w:pStyle w:val="Compact"/>
+              <w:keepNext/>
+            </w:pPr>
+            <w:pPr>
+              <w:pStyle w:val="Compact"/>
+              <w:keepNext/>
               <w:jc w:val="right"/>
             </w:pPr>
             <w:r>
@@ -15807,7 +17183,11 @@
           <w:tcPr/>
           <w:p>
             <w:pPr>
-              <w:pStyle w:val="Compact"/>
+              <w:keepNext/>
+            </w:pPr>
+            <w:pPr>
+              <w:pStyle w:val="Compact"/>
+              <w:keepNext/>
               <w:jc w:val="right"/>
             </w:pPr>
             <w:r>
@@ -15819,7 +17199,11 @@
           <w:tcPr/>
           <w:p>
             <w:pPr>
-              <w:pStyle w:val="Compact"/>
+              <w:keepNext/>
+            </w:pPr>
+            <w:pPr>
+              <w:pStyle w:val="Compact"/>
+              <w:keepNext/>
               <w:jc w:val="right"/>
             </w:pPr>
             <w:r>
@@ -16154,7 +17538,11 @@
           <w:tcPr/>
           <w:p>
             <w:pPr>
-              <w:pStyle w:val="Compact"/>
+              <w:keepNext/>
+            </w:pPr>
+            <w:pPr>
+              <w:pStyle w:val="Compact"/>
+              <w:keepNext/>
             </w:pPr>
             <w:r>
               <w:t xml:space="preserve">Country</w:t>
@@ -16165,7 +17553,11 @@
           <w:tcPr/>
           <w:p>
             <w:pPr>
-              <w:pStyle w:val="Compact"/>
+              <w:keepNext/>
+            </w:pPr>
+            <w:pPr>
+              <w:pStyle w:val="Compact"/>
+              <w:keepNext/>
               <w:jc w:val="right"/>
             </w:pPr>
             <w:r>
@@ -16177,7 +17569,11 @@
           <w:tcPr/>
           <w:p>
             <w:pPr>
-              <w:pStyle w:val="Compact"/>
+              <w:keepNext/>
+            </w:pPr>
+            <w:pPr>
+              <w:pStyle w:val="Compact"/>
+              <w:keepNext/>
               <w:jc w:val="right"/>
             </w:pPr>
             <w:r>
@@ -16215,7 +17611,11 @@
           <w:tcPr/>
           <w:p>
             <w:pPr>
-              <w:pStyle w:val="Compact"/>
+              <w:keepNext/>
+            </w:pPr>
+            <w:pPr>
+              <w:pStyle w:val="Compact"/>
+              <w:keepNext/>
               <w:jc w:val="right"/>
             </w:pPr>
             <w:r>
@@ -16266,7 +17666,11 @@
           <w:tcPr/>
           <w:p>
             <w:pPr>
-              <w:pStyle w:val="Compact"/>
+              <w:keepNext/>
+            </w:pPr>
+            <w:pPr>
+              <w:pStyle w:val="Compact"/>
+              <w:keepNext/>
               <w:jc w:val="right"/>
             </w:pPr>
             <w:r>
@@ -16310,7 +17714,11 @@
           <w:tcPr/>
           <w:p>
             <w:pPr>
-              <w:pStyle w:val="Compact"/>
+              <w:keepNext/>
+            </w:pPr>
+            <w:pPr>
+              <w:pStyle w:val="Compact"/>
+              <w:keepNext/>
             </w:pPr>
             <w:r>
               <w:t xml:space="preserve">South Africa</w:t>
@@ -16321,7 +17729,11 @@
           <w:tcPr/>
           <w:p>
             <w:pPr>
-              <w:pStyle w:val="Compact"/>
+              <w:keepNext/>
+            </w:pPr>
+            <w:pPr>
+              <w:pStyle w:val="Compact"/>
+              <w:keepNext/>
               <w:jc w:val="right"/>
             </w:pPr>
             <w:r>
@@ -16333,7 +17745,11 @@
           <w:tcPr/>
           <w:p>
             <w:pPr>
-              <w:pStyle w:val="Compact"/>
+              <w:keepNext/>
+            </w:pPr>
+            <w:pPr>
+              <w:pStyle w:val="Compact"/>
+              <w:keepNext/>
               <w:jc w:val="right"/>
             </w:pPr>
             <w:r>
@@ -16345,7 +17761,11 @@
           <w:tcPr/>
           <w:p>
             <w:pPr>
-              <w:pStyle w:val="Compact"/>
+              <w:keepNext/>
+            </w:pPr>
+            <w:pPr>
+              <w:pStyle w:val="Compact"/>
+              <w:keepNext/>
               <w:jc w:val="right"/>
             </w:pPr>
             <w:r>
@@ -16357,7 +17777,11 @@
           <w:tcPr/>
           <w:p>
             <w:pPr>
-              <w:pStyle w:val="Compact"/>
+              <w:keepNext/>
+            </w:pPr>
+            <w:pPr>
+              <w:pStyle w:val="Compact"/>
+              <w:keepNext/>
               <w:jc w:val="right"/>
             </w:pPr>
             <w:r>
@@ -16371,7 +17795,11 @@
           <w:tcPr/>
           <w:p>
             <w:pPr>
-              <w:pStyle w:val="Compact"/>
+              <w:keepNext/>
+            </w:pPr>
+            <w:pPr>
+              <w:pStyle w:val="Compact"/>
+              <w:keepNext/>
             </w:pPr>
             <w:r>
               <w:t xml:space="preserve">South Africa</w:t>
@@ -16382,7 +17810,11 @@
           <w:tcPr/>
           <w:p>
             <w:pPr>
-              <w:pStyle w:val="Compact"/>
+              <w:keepNext/>
+            </w:pPr>
+            <w:pPr>
+              <w:pStyle w:val="Compact"/>
+              <w:keepNext/>
               <w:jc w:val="right"/>
             </w:pPr>
             <w:r>
@@ -16394,7 +17826,11 @@
           <w:tcPr/>
           <w:p>
             <w:pPr>
-              <w:pStyle w:val="Compact"/>
+              <w:keepNext/>
+            </w:pPr>
+            <w:pPr>
+              <w:pStyle w:val="Compact"/>
+              <w:keepNext/>
               <w:jc w:val="right"/>
             </w:pPr>
             <w:r>
@@ -16406,7 +17842,11 @@
           <w:tcPr/>
           <w:p>
             <w:pPr>
-              <w:pStyle w:val="Compact"/>
+              <w:keepNext/>
+            </w:pPr>
+            <w:pPr>
+              <w:pStyle w:val="Compact"/>
+              <w:keepNext/>
               <w:jc w:val="right"/>
             </w:pPr>
             <w:r>
@@ -16418,7 +17858,11 @@
           <w:tcPr/>
           <w:p>
             <w:pPr>
-              <w:pStyle w:val="Compact"/>
+              <w:keepNext/>
+            </w:pPr>
+            <w:pPr>
+              <w:pStyle w:val="Compact"/>
+              <w:keepNext/>
               <w:jc w:val="right"/>
             </w:pPr>
             <w:r>
@@ -16432,7 +17876,11 @@
           <w:tcPr/>
           <w:p>
             <w:pPr>
-              <w:pStyle w:val="Compact"/>
+              <w:keepNext/>
+            </w:pPr>
+            <w:pPr>
+              <w:pStyle w:val="Compact"/>
+              <w:keepNext/>
             </w:pPr>
             <w:r>
               <w:t xml:space="preserve">Norway</w:t>
@@ -16443,7 +17891,11 @@
           <w:tcPr/>
           <w:p>
             <w:pPr>
-              <w:pStyle w:val="Compact"/>
+              <w:keepNext/>
+            </w:pPr>
+            <w:pPr>
+              <w:pStyle w:val="Compact"/>
+              <w:keepNext/>
               <w:jc w:val="right"/>
             </w:pPr>
             <w:r>
@@ -16455,7 +17907,11 @@
           <w:tcPr/>
           <w:p>
             <w:pPr>
-              <w:pStyle w:val="Compact"/>
+              <w:keepNext/>
+            </w:pPr>
+            <w:pPr>
+              <w:pStyle w:val="Compact"/>
+              <w:keepNext/>
               <w:jc w:val="right"/>
             </w:pPr>
             <w:r>
@@ -16467,7 +17923,11 @@
           <w:tcPr/>
           <w:p>
             <w:pPr>
-              <w:pStyle w:val="Compact"/>
+              <w:keepNext/>
+            </w:pPr>
+            <w:pPr>
+              <w:pStyle w:val="Compact"/>
+              <w:keepNext/>
               <w:jc w:val="right"/>
             </w:pPr>
             <w:r>
@@ -16479,7 +17939,11 @@
           <w:tcPr/>
           <w:p>
             <w:pPr>
-              <w:pStyle w:val="Compact"/>
+              <w:keepNext/>
+            </w:pPr>
+            <w:pPr>
+              <w:pStyle w:val="Compact"/>
+              <w:keepNext/>
               <w:jc w:val="right"/>
             </w:pPr>
             <w:r>
@@ -17478,7 +18942,11 @@
           <w:tcPr/>
           <w:p>
             <w:pPr>
-              <w:pStyle w:val="Compact"/>
+              <w:keepNext/>
+            </w:pPr>
+            <w:pPr>
+              <w:pStyle w:val="Compact"/>
+              <w:keepNext/>
             </w:pPr>
             <w:r>
               <w:t xml:space="preserve">Decile</w:t>
@@ -17489,7 +18957,11 @@
           <w:tcPr/>
           <w:p>
             <w:pPr>
-              <w:pStyle w:val="Compact"/>
+              <w:keepNext/>
+            </w:pPr>
+            <w:pPr>
+              <w:pStyle w:val="Compact"/>
+              <w:keepNext/>
               <w:jc w:val="right"/>
             </w:pPr>
             <w:r>
@@ -17501,7 +18973,11 @@
           <w:tcPr/>
           <w:p>
             <w:pPr>
-              <w:pStyle w:val="Compact"/>
+              <w:keepNext/>
+            </w:pPr>
+            <w:pPr>
+              <w:pStyle w:val="Compact"/>
+              <w:keepNext/>
               <w:jc w:val="right"/>
             </w:pPr>
             <w:r>
@@ -17515,7 +18991,11 @@
           <w:tcPr/>
           <w:p>
             <w:pPr>
-              <w:pStyle w:val="Compact"/>
+              <w:keepNext/>
+            </w:pPr>
+            <w:pPr>
+              <w:pStyle w:val="Compact"/>
+              <w:keepNext/>
             </w:pPr>
             <w:r>
               <w:t xml:space="preserve">1</w:t>
@@ -17526,7 +19006,11 @@
           <w:tcPr/>
           <w:p>
             <w:pPr>
-              <w:pStyle w:val="Compact"/>
+              <w:keepNext/>
+            </w:pPr>
+            <w:pPr>
+              <w:pStyle w:val="Compact"/>
+              <w:keepNext/>
               <w:jc w:val="right"/>
             </w:pPr>
             <w:r>
@@ -17538,7 +19022,11 @@
           <w:tcPr/>
           <w:p>
             <w:pPr>
-              <w:pStyle w:val="Compact"/>
+              <w:keepNext/>
+            </w:pPr>
+            <w:pPr>
+              <w:pStyle w:val="Compact"/>
+              <w:keepNext/>
               <w:jc w:val="right"/>
             </w:pPr>
             <w:r>
@@ -17552,7 +19040,11 @@
           <w:tcPr/>
           <w:p>
             <w:pPr>
-              <w:pStyle w:val="Compact"/>
+              <w:keepNext/>
+            </w:pPr>
+            <w:pPr>
+              <w:pStyle w:val="Compact"/>
+              <w:keepNext/>
             </w:pPr>
             <w:r>
               <w:t xml:space="preserve">2</w:t>
@@ -17563,7 +19055,11 @@
           <w:tcPr/>
           <w:p>
             <w:pPr>
-              <w:pStyle w:val="Compact"/>
+              <w:keepNext/>
+            </w:pPr>
+            <w:pPr>
+              <w:pStyle w:val="Compact"/>
+              <w:keepNext/>
               <w:jc w:val="right"/>
             </w:pPr>
             <w:r>
@@ -17575,7 +19071,11 @@
           <w:tcPr/>
           <w:p>
             <w:pPr>
-              <w:pStyle w:val="Compact"/>
+              <w:keepNext/>
+            </w:pPr>
+            <w:pPr>
+              <w:pStyle w:val="Compact"/>
+              <w:keepNext/>
               <w:jc w:val="right"/>
             </w:pPr>
             <w:r>
@@ -17589,7 +19089,11 @@
           <w:tcPr/>
           <w:p>
             <w:pPr>
-              <w:pStyle w:val="Compact"/>
+              <w:keepNext/>
+            </w:pPr>
+            <w:pPr>
+              <w:pStyle w:val="Compact"/>
+              <w:keepNext/>
             </w:pPr>
             <w:r>
               <w:t xml:space="preserve">3</w:t>
@@ -17600,7 +19104,11 @@
           <w:tcPr/>
           <w:p>
             <w:pPr>
-              <w:pStyle w:val="Compact"/>
+              <w:keepNext/>
+            </w:pPr>
+            <w:pPr>
+              <w:pStyle w:val="Compact"/>
+              <w:keepNext/>
               <w:jc w:val="right"/>
             </w:pPr>
             <w:r>
@@ -17612,7 +19120,11 @@
           <w:tcPr/>
           <w:p>
             <w:pPr>
-              <w:pStyle w:val="Compact"/>
+              <w:keepNext/>
+            </w:pPr>
+            <w:pPr>
+              <w:pStyle w:val="Compact"/>
+              <w:keepNext/>
               <w:jc w:val="right"/>
             </w:pPr>
             <w:r>
@@ -17626,7 +19138,11 @@
           <w:tcPr/>
           <w:p>
             <w:pPr>
-              <w:pStyle w:val="Compact"/>
+              <w:keepNext/>
+            </w:pPr>
+            <w:pPr>
+              <w:pStyle w:val="Compact"/>
+              <w:keepNext/>
             </w:pPr>
             <w:r>
               <w:t xml:space="preserve">4</w:t>
@@ -17637,7 +19153,11 @@
           <w:tcPr/>
           <w:p>
             <w:pPr>
-              <w:pStyle w:val="Compact"/>
+              <w:keepNext/>
+            </w:pPr>
+            <w:pPr>
+              <w:pStyle w:val="Compact"/>
+              <w:keepNext/>
               <w:jc w:val="right"/>
             </w:pPr>
             <w:r>
@@ -17649,7 +19169,11 @@
           <w:tcPr/>
           <w:p>
             <w:pPr>
-              <w:pStyle w:val="Compact"/>
+              <w:keepNext/>
+            </w:pPr>
+            <w:pPr>
+              <w:pStyle w:val="Compact"/>
+              <w:keepNext/>
               <w:jc w:val="right"/>
             </w:pPr>
             <w:r>
@@ -17663,7 +19187,11 @@
           <w:tcPr/>
           <w:p>
             <w:pPr>
-              <w:pStyle w:val="Compact"/>
+              <w:keepNext/>
+            </w:pPr>
+            <w:pPr>
+              <w:pStyle w:val="Compact"/>
+              <w:keepNext/>
             </w:pPr>
             <w:r>
               <w:t xml:space="preserve">5</w:t>
@@ -17674,7 +19202,11 @@
           <w:tcPr/>
           <w:p>
             <w:pPr>
-              <w:pStyle w:val="Compact"/>
+              <w:keepNext/>
+            </w:pPr>
+            <w:pPr>
+              <w:pStyle w:val="Compact"/>
+              <w:keepNext/>
               <w:jc w:val="right"/>
             </w:pPr>
             <w:r>
@@ -17686,7 +19218,11 @@
           <w:tcPr/>
           <w:p>
             <w:pPr>
-              <w:pStyle w:val="Compact"/>
+              <w:keepNext/>
+            </w:pPr>
+            <w:pPr>
+              <w:pStyle w:val="Compact"/>
+              <w:keepNext/>
               <w:jc w:val="right"/>
             </w:pPr>
             <w:r>
@@ -17700,7 +19236,11 @@
           <w:tcPr/>
           <w:p>
             <w:pPr>
-              <w:pStyle w:val="Compact"/>
+              <w:keepNext/>
+            </w:pPr>
+            <w:pPr>
+              <w:pStyle w:val="Compact"/>
+              <w:keepNext/>
             </w:pPr>
             <w:r>
               <w:t xml:space="preserve">6</w:t>
@@ -17711,7 +19251,11 @@
           <w:tcPr/>
           <w:p>
             <w:pPr>
-              <w:pStyle w:val="Compact"/>
+              <w:keepNext/>
+            </w:pPr>
+            <w:pPr>
+              <w:pStyle w:val="Compact"/>
+              <w:keepNext/>
               <w:jc w:val="right"/>
             </w:pPr>
             <w:r>
@@ -17723,7 +19267,11 @@
           <w:tcPr/>
           <w:p>
             <w:pPr>
-              <w:pStyle w:val="Compact"/>
+              <w:keepNext/>
+            </w:pPr>
+            <w:pPr>
+              <w:pStyle w:val="Compact"/>
+              <w:keepNext/>
               <w:jc w:val="right"/>
             </w:pPr>
             <w:r>
@@ -17737,7 +19285,11 @@
           <w:tcPr/>
           <w:p>
             <w:pPr>
-              <w:pStyle w:val="Compact"/>
+              <w:keepNext/>
+            </w:pPr>
+            <w:pPr>
+              <w:pStyle w:val="Compact"/>
+              <w:keepNext/>
             </w:pPr>
             <w:r>
               <w:t xml:space="preserve">7</w:t>
@@ -17748,7 +19300,11 @@
           <w:tcPr/>
           <w:p>
             <w:pPr>
-              <w:pStyle w:val="Compact"/>
+              <w:keepNext/>
+            </w:pPr>
+            <w:pPr>
+              <w:pStyle w:val="Compact"/>
+              <w:keepNext/>
               <w:jc w:val="right"/>
             </w:pPr>
             <w:r>
@@ -17760,7 +19316,11 @@
           <w:tcPr/>
           <w:p>
             <w:pPr>
-              <w:pStyle w:val="Compact"/>
+              <w:keepNext/>
+            </w:pPr>
+            <w:pPr>
+              <w:pStyle w:val="Compact"/>
+              <w:keepNext/>
               <w:jc w:val="right"/>
             </w:pPr>
             <w:r>
@@ -17774,7 +19334,11 @@
           <w:tcPr/>
           <w:p>
             <w:pPr>
-              <w:pStyle w:val="Compact"/>
+              <w:keepNext/>
+            </w:pPr>
+            <w:pPr>
+              <w:pStyle w:val="Compact"/>
+              <w:keepNext/>
             </w:pPr>
             <w:r>
               <w:t xml:space="preserve">8</w:t>
@@ -17785,7 +19349,11 @@
           <w:tcPr/>
           <w:p>
             <w:pPr>
-              <w:pStyle w:val="Compact"/>
+              <w:keepNext/>
+            </w:pPr>
+            <w:pPr>
+              <w:pStyle w:val="Compact"/>
+              <w:keepNext/>
               <w:jc w:val="right"/>
             </w:pPr>
             <w:r>
@@ -17797,7 +19365,11 @@
           <w:tcPr/>
           <w:p>
             <w:pPr>
-              <w:pStyle w:val="Compact"/>
+              <w:keepNext/>
+            </w:pPr>
+            <w:pPr>
+              <w:pStyle w:val="Compact"/>
+              <w:keepNext/>
               <w:jc w:val="right"/>
             </w:pPr>
             <w:r>
@@ -17811,7 +19383,11 @@
           <w:tcPr/>
           <w:p>
             <w:pPr>
-              <w:pStyle w:val="Compact"/>
+              <w:keepNext/>
+            </w:pPr>
+            <w:pPr>
+              <w:pStyle w:val="Compact"/>
+              <w:keepNext/>
             </w:pPr>
             <w:r>
               <w:t xml:space="preserve">9</w:t>
@@ -17822,7 +19398,11 @@
           <w:tcPr/>
           <w:p>
             <w:pPr>
-              <w:pStyle w:val="Compact"/>
+              <w:keepNext/>
+            </w:pPr>
+            <w:pPr>
+              <w:pStyle w:val="Compact"/>
+              <w:keepNext/>
               <w:jc w:val="right"/>
             </w:pPr>
             <w:r>
@@ -17834,7 +19414,11 @@
           <w:tcPr/>
           <w:p>
             <w:pPr>
-              <w:pStyle w:val="Compact"/>
+              <w:keepNext/>
+            </w:pPr>
+            <w:pPr>
+              <w:pStyle w:val="Compact"/>
+              <w:keepNext/>
               <w:jc w:val="right"/>
             </w:pPr>
             <w:r>
@@ -17848,7 +19432,11 @@
           <w:tcPr/>
           <w:p>
             <w:pPr>
-              <w:pStyle w:val="Compact"/>
+              <w:keepNext/>
+            </w:pPr>
+            <w:pPr>
+              <w:pStyle w:val="Compact"/>
+              <w:keepNext/>
             </w:pPr>
             <w:r>
               <w:t xml:space="preserve">10</w:t>
@@ -17859,7 +19447,11 @@
           <w:tcPr/>
           <w:p>
             <w:pPr>
-              <w:pStyle w:val="Compact"/>
+              <w:keepNext/>
+            </w:pPr>
+            <w:pPr>
+              <w:pStyle w:val="Compact"/>
+              <w:keepNext/>
               <w:jc w:val="right"/>
             </w:pPr>
             <w:r>
@@ -17871,7 +19463,11 @@
           <w:tcPr/>
           <w:p>
             <w:pPr>
-              <w:pStyle w:val="Compact"/>
+              <w:keepNext/>
+            </w:pPr>
+            <w:pPr>
+              <w:pStyle w:val="Compact"/>
+              <w:keepNext/>
               <w:jc w:val="right"/>
             </w:pPr>
             <w:r>
@@ -18010,7 +19606,11 @@
           <w:tcPr/>
           <w:p>
             <w:pPr>
-              <w:pStyle w:val="Compact"/>
+              <w:keepNext/>
+            </w:pPr>
+            <w:pPr>
+              <w:pStyle w:val="Compact"/>
+              <w:keepNext/>
             </w:pPr>
             <m:oMath>
               <m:sSub>
@@ -18032,7 +19632,11 @@
           <w:tcPr/>
           <w:p>
             <w:pPr>
-              <w:pStyle w:val="Compact"/>
+              <w:keepNext/>
+            </w:pPr>
+            <w:pPr>
+              <w:pStyle w:val="Compact"/>
+              <w:keepNext/>
               <w:jc w:val="right"/>
             </w:pPr>
             <m:oMath>
@@ -18091,7 +19695,11 @@
           <w:tcPr/>
           <w:p>
             <w:pPr>
-              <w:pStyle w:val="Compact"/>
+              <w:keepNext/>
+            </w:pPr>
+            <w:pPr>
+              <w:pStyle w:val="Compact"/>
+              <w:keepNext/>
               <w:jc w:val="right"/>
             </w:pPr>
             <m:oMath>
@@ -18126,7 +19734,11 @@
           <w:tcPr/>
           <w:p>
             <w:pPr>
-              <w:pStyle w:val="Compact"/>
+              <w:keepNext/>
+            </w:pPr>
+            <w:pPr>
+              <w:pStyle w:val="Compact"/>
+              <w:keepNext/>
               <w:jc w:val="right"/>
             </w:pPr>
             <m:oMath>
@@ -18163,7 +19775,11 @@
           <w:tcPr/>
           <w:p>
             <w:pPr>
-              <w:pStyle w:val="Compact"/>
+              <w:keepNext/>
+            </w:pPr>
+            <w:pPr>
+              <w:pStyle w:val="Compact"/>
+              <w:keepNext/>
             </w:pPr>
             <w:r>
               <w:t xml:space="preserve">0.0</w:t>
@@ -18174,7 +19790,11 @@
           <w:tcPr/>
           <w:p>
             <w:pPr>
-              <w:pStyle w:val="Compact"/>
+              <w:keepNext/>
+            </w:pPr>
+            <w:pPr>
+              <w:pStyle w:val="Compact"/>
+              <w:keepNext/>
               <w:jc w:val="right"/>
             </w:pPr>
             <w:r>
@@ -18186,7 +19806,11 @@
           <w:tcPr/>
           <w:p>
             <w:pPr>
-              <w:pStyle w:val="Compact"/>
+              <w:keepNext/>
+            </w:pPr>
+            <w:pPr>
+              <w:pStyle w:val="Compact"/>
+              <w:keepNext/>
               <w:jc w:val="right"/>
             </w:pPr>
             <w:r>
@@ -18198,7 +19822,11 @@
           <w:tcPr/>
           <w:p>
             <w:pPr>
-              <w:pStyle w:val="Compact"/>
+              <w:keepNext/>
+            </w:pPr>
+            <w:pPr>
+              <w:pStyle w:val="Compact"/>
+              <w:keepNext/>
               <w:jc w:val="right"/>
             </w:pPr>
             <w:r>
@@ -18212,7 +19840,11 @@
           <w:tcPr/>
           <w:p>
             <w:pPr>
-              <w:pStyle w:val="Compact"/>
+              <w:keepNext/>
+            </w:pPr>
+            <w:pPr>
+              <w:pStyle w:val="Compact"/>
+              <w:keepNext/>
             </w:pPr>
             <w:r>
               <w:t xml:space="preserve">0.1</w:t>
@@ -18223,7 +19855,11 @@
           <w:tcPr/>
           <w:p>
             <w:pPr>
-              <w:pStyle w:val="Compact"/>
+              <w:keepNext/>
+            </w:pPr>
+            <w:pPr>
+              <w:pStyle w:val="Compact"/>
+              <w:keepNext/>
               <w:jc w:val="right"/>
             </w:pPr>
             <w:r>
@@ -18235,7 +19871,11 @@
           <w:tcPr/>
           <w:p>
             <w:pPr>
-              <w:pStyle w:val="Compact"/>
+              <w:keepNext/>
+            </w:pPr>
+            <w:pPr>
+              <w:pStyle w:val="Compact"/>
+              <w:keepNext/>
               <w:jc w:val="right"/>
             </w:pPr>
             <w:r>
@@ -18247,7 +19887,11 @@
           <w:tcPr/>
           <w:p>
             <w:pPr>
-              <w:pStyle w:val="Compact"/>
+              <w:keepNext/>
+            </w:pPr>
+            <w:pPr>
+              <w:pStyle w:val="Compact"/>
+              <w:keepNext/>
               <w:jc w:val="right"/>
             </w:pPr>
             <w:r>
@@ -18261,7 +19905,11 @@
           <w:tcPr/>
           <w:p>
             <w:pPr>
-              <w:pStyle w:val="Compact"/>
+              <w:keepNext/>
+            </w:pPr>
+            <w:pPr>
+              <w:pStyle w:val="Compact"/>
+              <w:keepNext/>
             </w:pPr>
             <w:r>
               <w:t xml:space="preserve">0.2</w:t>
@@ -18272,7 +19920,11 @@
           <w:tcPr/>
           <w:p>
             <w:pPr>
-              <w:pStyle w:val="Compact"/>
+              <w:keepNext/>
+            </w:pPr>
+            <w:pPr>
+              <w:pStyle w:val="Compact"/>
+              <w:keepNext/>
               <w:jc w:val="right"/>
             </w:pPr>
             <w:r>
@@ -18284,7 +19936,11 @@
           <w:tcPr/>
           <w:p>
             <w:pPr>
-              <w:pStyle w:val="Compact"/>
+              <w:keepNext/>
+            </w:pPr>
+            <w:pPr>
+              <w:pStyle w:val="Compact"/>
+              <w:keepNext/>
               <w:jc w:val="right"/>
             </w:pPr>
             <w:r>
@@ -18296,7 +19952,11 @@
           <w:tcPr/>
           <w:p>
             <w:pPr>
-              <w:pStyle w:val="Compact"/>
+              <w:keepNext/>
+            </w:pPr>
+            <w:pPr>
+              <w:pStyle w:val="Compact"/>
+              <w:keepNext/>
               <w:jc w:val="right"/>
             </w:pPr>
             <w:r>
@@ -18310,7 +19970,11 @@
           <w:tcPr/>
           <w:p>
             <w:pPr>
-              <w:pStyle w:val="Compact"/>
+              <w:keepNext/>
+            </w:pPr>
+            <w:pPr>
+              <w:pStyle w:val="Compact"/>
+              <w:keepNext/>
             </w:pPr>
             <w:r>
               <w:t xml:space="preserve">0.3</w:t>
@@ -18321,7 +19985,11 @@
           <w:tcPr/>
           <w:p>
             <w:pPr>
-              <w:pStyle w:val="Compact"/>
+              <w:keepNext/>
+            </w:pPr>
+            <w:pPr>
+              <w:pStyle w:val="Compact"/>
+              <w:keepNext/>
               <w:jc w:val="right"/>
             </w:pPr>
             <w:r>
@@ -18333,7 +20001,11 @@
           <w:tcPr/>
           <w:p>
             <w:pPr>
-              <w:pStyle w:val="Compact"/>
+              <w:keepNext/>
+            </w:pPr>
+            <w:pPr>
+              <w:pStyle w:val="Compact"/>
+              <w:keepNext/>
               <w:jc w:val="right"/>
             </w:pPr>
             <w:r>
@@ -18345,7 +20017,11 @@
           <w:tcPr/>
           <w:p>
             <w:pPr>
-              <w:pStyle w:val="Compact"/>
+              <w:keepNext/>
+            </w:pPr>
+            <w:pPr>
+              <w:pStyle w:val="Compact"/>
+              <w:keepNext/>
               <w:jc w:val="right"/>
             </w:pPr>
             <w:r>
@@ -18359,7 +20035,11 @@
           <w:tcPr/>
           <w:p>
             <w:pPr>
-              <w:pStyle w:val="Compact"/>
+              <w:keepNext/>
+            </w:pPr>
+            <w:pPr>
+              <w:pStyle w:val="Compact"/>
+              <w:keepNext/>
             </w:pPr>
             <w:r>
               <w:t xml:space="preserve">0.4</w:t>
@@ -18370,7 +20050,11 @@
           <w:tcPr/>
           <w:p>
             <w:pPr>
-              <w:pStyle w:val="Compact"/>
+              <w:keepNext/>
+            </w:pPr>
+            <w:pPr>
+              <w:pStyle w:val="Compact"/>
+              <w:keepNext/>
               <w:jc w:val="right"/>
             </w:pPr>
             <w:r>
@@ -18382,7 +20066,11 @@
           <w:tcPr/>
           <w:p>
             <w:pPr>
-              <w:pStyle w:val="Compact"/>
+              <w:keepNext/>
+            </w:pPr>
+            <w:pPr>
+              <w:pStyle w:val="Compact"/>
+              <w:keepNext/>
               <w:jc w:val="right"/>
             </w:pPr>
             <w:r>
@@ -18394,7 +20082,11 @@
           <w:tcPr/>
           <w:p>
             <w:pPr>
-              <w:pStyle w:val="Compact"/>
+              <w:keepNext/>
+            </w:pPr>
+            <w:pPr>
+              <w:pStyle w:val="Compact"/>
+              <w:keepNext/>
               <w:jc w:val="right"/>
             </w:pPr>
             <w:r>
@@ -18408,7 +20100,11 @@
           <w:tcPr/>
           <w:p>
             <w:pPr>
-              <w:pStyle w:val="Compact"/>
+              <w:keepNext/>
+            </w:pPr>
+            <w:pPr>
+              <w:pStyle w:val="Compact"/>
+              <w:keepNext/>
             </w:pPr>
             <w:r>
               <w:t xml:space="preserve">0.5</w:t>
@@ -18419,7 +20115,11 @@
           <w:tcPr/>
           <w:p>
             <w:pPr>
-              <w:pStyle w:val="Compact"/>
+              <w:keepNext/>
+            </w:pPr>
+            <w:pPr>
+              <w:pStyle w:val="Compact"/>
+              <w:keepNext/>
               <w:jc w:val="right"/>
             </w:pPr>
             <w:r>
@@ -18431,7 +20131,11 @@
           <w:tcPr/>
           <w:p>
             <w:pPr>
-              <w:pStyle w:val="Compact"/>
+              <w:keepNext/>
+            </w:pPr>
+            <w:pPr>
+              <w:pStyle w:val="Compact"/>
+              <w:keepNext/>
               <w:jc w:val="right"/>
             </w:pPr>
             <w:r>
@@ -18443,7 +20147,11 @@
           <w:tcPr/>
           <w:p>
             <w:pPr>
-              <w:pStyle w:val="Compact"/>
+              <w:keepNext/>
+            </w:pPr>
+            <w:pPr>
+              <w:pStyle w:val="Compact"/>
+              <w:keepNext/>
               <w:jc w:val="right"/>
             </w:pPr>
             <w:r>
@@ -18457,7 +20165,11 @@
           <w:tcPr/>
           <w:p>
             <w:pPr>
-              <w:pStyle w:val="Compact"/>
+              <w:keepNext/>
+            </w:pPr>
+            <w:pPr>
+              <w:pStyle w:val="Compact"/>
+              <w:keepNext/>
             </w:pPr>
             <w:r>
               <w:t xml:space="preserve">0.6</w:t>
@@ -18468,7 +20180,11 @@
           <w:tcPr/>
           <w:p>
             <w:pPr>
-              <w:pStyle w:val="Compact"/>
+              <w:keepNext/>
+            </w:pPr>
+            <w:pPr>
+              <w:pStyle w:val="Compact"/>
+              <w:keepNext/>
               <w:jc w:val="right"/>
             </w:pPr>
             <w:r>
@@ -18480,7 +20196,11 @@
           <w:tcPr/>
           <w:p>
             <w:pPr>
-              <w:pStyle w:val="Compact"/>
+              <w:keepNext/>
+            </w:pPr>
+            <w:pPr>
+              <w:pStyle w:val="Compact"/>
+              <w:keepNext/>
               <w:jc w:val="right"/>
             </w:pPr>
             <w:r>
@@ -18492,7 +20212,11 @@
           <w:tcPr/>
           <w:p>
             <w:pPr>
-              <w:pStyle w:val="Compact"/>
+              <w:keepNext/>
+            </w:pPr>
+            <w:pPr>
+              <w:pStyle w:val="Compact"/>
+              <w:keepNext/>
               <w:jc w:val="right"/>
             </w:pPr>
             <w:r>
@@ -18506,7 +20230,11 @@
           <w:tcPr/>
           <w:p>
             <w:pPr>
-              <w:pStyle w:val="Compact"/>
+              <w:keepNext/>
+            </w:pPr>
+            <w:pPr>
+              <w:pStyle w:val="Compact"/>
+              <w:keepNext/>
             </w:pPr>
             <w:r>
               <w:t xml:space="preserve">0.7</w:t>
@@ -18517,7 +20245,11 @@
           <w:tcPr/>
           <w:p>
             <w:pPr>
-              <w:pStyle w:val="Compact"/>
+              <w:keepNext/>
+            </w:pPr>
+            <w:pPr>
+              <w:pStyle w:val="Compact"/>
+              <w:keepNext/>
               <w:jc w:val="right"/>
             </w:pPr>
             <w:r>
@@ -18529,7 +20261,11 @@
           <w:tcPr/>
           <w:p>
             <w:pPr>
-              <w:pStyle w:val="Compact"/>
+              <w:keepNext/>
+            </w:pPr>
+            <w:pPr>
+              <w:pStyle w:val="Compact"/>
+              <w:keepNext/>
               <w:jc w:val="right"/>
             </w:pPr>
             <w:r>
@@ -18541,7 +20277,11 @@
           <w:tcPr/>
           <w:p>
             <w:pPr>
-              <w:pStyle w:val="Compact"/>
+              <w:keepNext/>
+            </w:pPr>
+            <w:pPr>
+              <w:pStyle w:val="Compact"/>
+              <w:keepNext/>
               <w:jc w:val="right"/>
             </w:pPr>
             <w:r>
@@ -18555,7 +20295,11 @@
           <w:tcPr/>
           <w:p>
             <w:pPr>
-              <w:pStyle w:val="Compact"/>
+              <w:keepNext/>
+            </w:pPr>
+            <w:pPr>
+              <w:pStyle w:val="Compact"/>
+              <w:keepNext/>
             </w:pPr>
             <w:r>
               <w:t xml:space="preserve">0.8</w:t>
@@ -18566,7 +20310,11 @@
           <w:tcPr/>
           <w:p>
             <w:pPr>
-              <w:pStyle w:val="Compact"/>
+              <w:keepNext/>
+            </w:pPr>
+            <w:pPr>
+              <w:pStyle w:val="Compact"/>
+              <w:keepNext/>
               <w:jc w:val="right"/>
             </w:pPr>
             <w:r>
@@ -18578,7 +20326,11 @@
           <w:tcPr/>
           <w:p>
             <w:pPr>
-              <w:pStyle w:val="Compact"/>
+              <w:keepNext/>
+            </w:pPr>
+            <w:pPr>
+              <w:pStyle w:val="Compact"/>
+              <w:keepNext/>
               <w:jc w:val="right"/>
             </w:pPr>
             <w:r>
@@ -18590,7 +20342,11 @@
           <w:tcPr/>
           <w:p>
             <w:pPr>
-              <w:pStyle w:val="Compact"/>
+              <w:keepNext/>
+            </w:pPr>
+            <w:pPr>
+              <w:pStyle w:val="Compact"/>
+              <w:keepNext/>
               <w:jc w:val="right"/>
             </w:pPr>
             <w:r>
@@ -18604,7 +20360,11 @@
           <w:tcPr/>
           <w:p>
             <w:pPr>
-              <w:pStyle w:val="Compact"/>
+              <w:keepNext/>
+            </w:pPr>
+            <w:pPr>
+              <w:pStyle w:val="Compact"/>
+              <w:keepNext/>
             </w:pPr>
             <w:r>
               <w:t xml:space="preserve">0.9</w:t>
@@ -18615,7 +20375,11 @@
           <w:tcPr/>
           <w:p>
             <w:pPr>
-              <w:pStyle w:val="Compact"/>
+              <w:keepNext/>
+            </w:pPr>
+            <w:pPr>
+              <w:pStyle w:val="Compact"/>
+              <w:keepNext/>
               <w:jc w:val="right"/>
             </w:pPr>
             <w:r>
@@ -18627,7 +20391,11 @@
           <w:tcPr/>
           <w:p>
             <w:pPr>
-              <w:pStyle w:val="Compact"/>
+              <w:keepNext/>
+            </w:pPr>
+            <w:pPr>
+              <w:pStyle w:val="Compact"/>
+              <w:keepNext/>
               <w:jc w:val="right"/>
             </w:pPr>
             <w:r>
@@ -18639,7 +20407,11 @@
           <w:tcPr/>
           <w:p>
             <w:pPr>
-              <w:pStyle w:val="Compact"/>
+              <w:keepNext/>
+            </w:pPr>
+            <w:pPr>
+              <w:pStyle w:val="Compact"/>
+              <w:keepNext/>
               <w:jc w:val="right"/>
             </w:pPr>
             <w:r>
@@ -18653,7 +20425,11 @@
           <w:tcPr/>
           <w:p>
             <w:pPr>
-              <w:pStyle w:val="Compact"/>
+              <w:keepNext/>
+            </w:pPr>
+            <w:pPr>
+              <w:pStyle w:val="Compact"/>
+              <w:keepNext/>
             </w:pPr>
             <w:r>
               <w:t xml:space="preserve">1.0</w:t>
@@ -18664,7 +20440,11 @@
           <w:tcPr/>
           <w:p>
             <w:pPr>
-              <w:pStyle w:val="Compact"/>
+              <w:keepNext/>
+            </w:pPr>
+            <w:pPr>
+              <w:pStyle w:val="Compact"/>
+              <w:keepNext/>
               <w:jc w:val="right"/>
             </w:pPr>
             <w:r>
@@ -18676,7 +20456,11 @@
           <w:tcPr/>
           <w:p>
             <w:pPr>
-              <w:pStyle w:val="Compact"/>
+              <w:keepNext/>
+            </w:pPr>
+            <w:pPr>
+              <w:pStyle w:val="Compact"/>
+              <w:keepNext/>
               <w:jc w:val="right"/>
             </w:pPr>
             <w:r>
@@ -18688,7 +20472,11 @@
           <w:tcPr/>
           <w:p>
             <w:pPr>
-              <w:pStyle w:val="Compact"/>
+              <w:keepNext/>
+            </w:pPr>
+            <w:pPr>
+              <w:pStyle w:val="Compact"/>
+              <w:keepNext/>
               <w:jc w:val="right"/>
             </w:pPr>
             <w:r>
@@ -18785,7 +20573,11 @@
           <w:tcPr/>
           <w:p>
             <w:pPr>
-              <w:pStyle w:val="Compact"/>
+              <w:keepNext/>
+            </w:pPr>
+            <w:pPr>
+              <w:pStyle w:val="Compact"/>
+              <w:keepNext/>
             </w:pPr>
             <m:oMath>
               <m:sSub>
@@ -18807,7 +20599,11 @@
           <w:tcPr/>
           <w:p>
             <w:pPr>
-              <w:pStyle w:val="Compact"/>
+              <w:keepNext/>
+            </w:pPr>
+            <w:pPr>
+              <w:pStyle w:val="Compact"/>
+              <w:keepNext/>
               <w:jc w:val="right"/>
             </w:pPr>
             <m:oMath>
@@ -18866,7 +20662,11 @@
           <w:tcPr/>
           <w:p>
             <w:pPr>
-              <w:pStyle w:val="Compact"/>
+              <w:keepNext/>
+            </w:pPr>
+            <w:pPr>
+              <w:pStyle w:val="Compact"/>
+              <w:keepNext/>
               <w:jc w:val="right"/>
             </w:pPr>
             <m:oMath>
@@ -18901,7 +20701,11 @@
           <w:tcPr/>
           <w:p>
             <w:pPr>
-              <w:pStyle w:val="Compact"/>
+              <w:keepNext/>
+            </w:pPr>
+            <w:pPr>
+              <w:pStyle w:val="Compact"/>
+              <w:keepNext/>
               <w:jc w:val="right"/>
             </w:pPr>
             <m:oMath>
@@ -18938,7 +20742,11 @@
           <w:tcPr/>
           <w:p>
             <w:pPr>
-              <w:pStyle w:val="Compact"/>
+              <w:keepNext/>
+            </w:pPr>
+            <w:pPr>
+              <w:pStyle w:val="Compact"/>
+              <w:keepNext/>
             </w:pPr>
             <w:r>
               <w:t xml:space="preserve">0.0</w:t>
@@ -18949,7 +20757,11 @@
           <w:tcPr/>
           <w:p>
             <w:pPr>
-              <w:pStyle w:val="Compact"/>
+              <w:keepNext/>
+            </w:pPr>
+            <w:pPr>
+              <w:pStyle w:val="Compact"/>
+              <w:keepNext/>
               <w:jc w:val="right"/>
             </w:pPr>
             <w:r>
@@ -18961,7 +20773,11 @@
           <w:tcPr/>
           <w:p>
             <w:pPr>
-              <w:pStyle w:val="Compact"/>
+              <w:keepNext/>
+            </w:pPr>
+            <w:pPr>
+              <w:pStyle w:val="Compact"/>
+              <w:keepNext/>
               <w:jc w:val="right"/>
             </w:pPr>
             <w:r>
@@ -18973,7 +20789,11 @@
           <w:tcPr/>
           <w:p>
             <w:pPr>
-              <w:pStyle w:val="Compact"/>
+              <w:keepNext/>
+            </w:pPr>
+            <w:pPr>
+              <w:pStyle w:val="Compact"/>
+              <w:keepNext/>
               <w:jc w:val="right"/>
             </w:pPr>
             <w:r>
@@ -18987,7 +20807,11 @@
           <w:tcPr/>
           <w:p>
             <w:pPr>
-              <w:pStyle w:val="Compact"/>
+              <w:keepNext/>
+            </w:pPr>
+            <w:pPr>
+              <w:pStyle w:val="Compact"/>
+              <w:keepNext/>
             </w:pPr>
             <w:r>
               <w:t xml:space="preserve">0.1</w:t>
@@ -18998,7 +20822,11 @@
           <w:tcPr/>
           <w:p>
             <w:pPr>
-              <w:pStyle w:val="Compact"/>
+              <w:keepNext/>
+            </w:pPr>
+            <w:pPr>
+              <w:pStyle w:val="Compact"/>
+              <w:keepNext/>
               <w:jc w:val="right"/>
             </w:pPr>
             <w:r>
@@ -19010,7 +20838,11 @@
           <w:tcPr/>
           <w:p>
             <w:pPr>
-              <w:pStyle w:val="Compact"/>
+              <w:keepNext/>
+            </w:pPr>
+            <w:pPr>
+              <w:pStyle w:val="Compact"/>
+              <w:keepNext/>
               <w:jc w:val="right"/>
             </w:pPr>
             <w:r>
@@ -19022,7 +20854,11 @@
           <w:tcPr/>
           <w:p>
             <w:pPr>
-              <w:pStyle w:val="Compact"/>
+              <w:keepNext/>
+            </w:pPr>
+            <w:pPr>
+              <w:pStyle w:val="Compact"/>
+              <w:keepNext/>
               <w:jc w:val="right"/>
             </w:pPr>
             <w:r>
@@ -19036,7 +20872,11 @@
           <w:tcPr/>
           <w:p>
             <w:pPr>
-              <w:pStyle w:val="Compact"/>
+              <w:keepNext/>
+            </w:pPr>
+            <w:pPr>
+              <w:pStyle w:val="Compact"/>
+              <w:keepNext/>
             </w:pPr>
             <w:r>
               <w:t xml:space="preserve">0.2</w:t>
@@ -19047,7 +20887,11 @@
           <w:tcPr/>
           <w:p>
             <w:pPr>
-              <w:pStyle w:val="Compact"/>
+              <w:keepNext/>
+            </w:pPr>
+            <w:pPr>
+              <w:pStyle w:val="Compact"/>
+              <w:keepNext/>
               <w:jc w:val="right"/>
             </w:pPr>
             <w:r>
@@ -19059,7 +20903,11 @@
           <w:tcPr/>
           <w:p>
             <w:pPr>
-              <w:pStyle w:val="Compact"/>
+              <w:keepNext/>
+            </w:pPr>
+            <w:pPr>
+              <w:pStyle w:val="Compact"/>
+              <w:keepNext/>
               <w:jc w:val="right"/>
             </w:pPr>
             <w:r>
@@ -19071,7 +20919,11 @@
           <w:tcPr/>
           <w:p>
             <w:pPr>
-              <w:pStyle w:val="Compact"/>
+              <w:keepNext/>
+            </w:pPr>
+            <w:pPr>
+              <w:pStyle w:val="Compact"/>
+              <w:keepNext/>
               <w:jc w:val="right"/>
             </w:pPr>
             <w:r>
@@ -19085,7 +20937,11 @@
           <w:tcPr/>
           <w:p>
             <w:pPr>
-              <w:pStyle w:val="Compact"/>
+              <w:keepNext/>
+            </w:pPr>
+            <w:pPr>
+              <w:pStyle w:val="Compact"/>
+              <w:keepNext/>
             </w:pPr>
             <w:r>
               <w:t xml:space="preserve">0.3</w:t>
@@ -19096,7 +20952,11 @@
           <w:tcPr/>
           <w:p>
             <w:pPr>
-              <w:pStyle w:val="Compact"/>
+              <w:keepNext/>
+            </w:pPr>
+            <w:pPr>
+              <w:pStyle w:val="Compact"/>
+              <w:keepNext/>
               <w:jc w:val="right"/>
             </w:pPr>
             <w:r>
@@ -19108,7 +20968,11 @@
           <w:tcPr/>
           <w:p>
             <w:pPr>
-              <w:pStyle w:val="Compact"/>
+              <w:keepNext/>
+            </w:pPr>
+            <w:pPr>
+              <w:pStyle w:val="Compact"/>
+              <w:keepNext/>
               <w:jc w:val="right"/>
             </w:pPr>
             <w:r>
@@ -19120,7 +20984,11 @@
           <w:tcPr/>
           <w:p>
             <w:pPr>
-              <w:pStyle w:val="Compact"/>
+              <w:keepNext/>
+            </w:pPr>
+            <w:pPr>
+              <w:pStyle w:val="Compact"/>
+              <w:keepNext/>
               <w:jc w:val="right"/>
             </w:pPr>
             <w:r>
@@ -19134,7 +21002,11 @@
           <w:tcPr/>
           <w:p>
             <w:pPr>
-              <w:pStyle w:val="Compact"/>
+              <w:keepNext/>
+            </w:pPr>
+            <w:pPr>
+              <w:pStyle w:val="Compact"/>
+              <w:keepNext/>
             </w:pPr>
             <w:r>
               <w:t xml:space="preserve">0.4</w:t>
@@ -19145,7 +21017,11 @@
           <w:tcPr/>
           <w:p>
             <w:pPr>
-              <w:pStyle w:val="Compact"/>
+              <w:keepNext/>
+            </w:pPr>
+            <w:pPr>
+              <w:pStyle w:val="Compact"/>
+              <w:keepNext/>
               <w:jc w:val="right"/>
             </w:pPr>
             <w:r>
@@ -19157,7 +21033,11 @@
           <w:tcPr/>
           <w:p>
             <w:pPr>
-              <w:pStyle w:val="Compact"/>
+              <w:keepNext/>
+            </w:pPr>
+            <w:pPr>
+              <w:pStyle w:val="Compact"/>
+              <w:keepNext/>
               <w:jc w:val="right"/>
             </w:pPr>
             <w:r>
@@ -19169,7 +21049,11 @@
           <w:tcPr/>
           <w:p>
             <w:pPr>
-              <w:pStyle w:val="Compact"/>
+              <w:keepNext/>
+            </w:pPr>
+            <w:pPr>
+              <w:pStyle w:val="Compact"/>
+              <w:keepNext/>
               <w:jc w:val="right"/>
             </w:pPr>
             <w:r>
@@ -19183,7 +21067,11 @@
           <w:tcPr/>
           <w:p>
             <w:pPr>
-              <w:pStyle w:val="Compact"/>
+              <w:keepNext/>
+            </w:pPr>
+            <w:pPr>
+              <w:pStyle w:val="Compact"/>
+              <w:keepNext/>
             </w:pPr>
             <w:r>
               <w:t xml:space="preserve">0.5</w:t>
@@ -19194,7 +21082,11 @@
           <w:tcPr/>
           <w:p>
             <w:pPr>
-              <w:pStyle w:val="Compact"/>
+              <w:keepNext/>
+            </w:pPr>
+            <w:pPr>
+              <w:pStyle w:val="Compact"/>
+              <w:keepNext/>
               <w:jc w:val="right"/>
             </w:pPr>
             <w:r>
@@ -19206,7 +21098,11 @@
           <w:tcPr/>
           <w:p>
             <w:pPr>
-              <w:pStyle w:val="Compact"/>
+              <w:keepNext/>
+            </w:pPr>
+            <w:pPr>
+              <w:pStyle w:val="Compact"/>
+              <w:keepNext/>
               <w:jc w:val="right"/>
             </w:pPr>
             <w:r>
@@ -19218,7 +21114,11 @@
           <w:tcPr/>
           <w:p>
             <w:pPr>
-              <w:pStyle w:val="Compact"/>
+              <w:keepNext/>
+            </w:pPr>
+            <w:pPr>
+              <w:pStyle w:val="Compact"/>
+              <w:keepNext/>
               <w:jc w:val="right"/>
             </w:pPr>
             <w:r>
@@ -19232,7 +21132,11 @@
           <w:tcPr/>
           <w:p>
             <w:pPr>
-              <w:pStyle w:val="Compact"/>
+              <w:keepNext/>
+            </w:pPr>
+            <w:pPr>
+              <w:pStyle w:val="Compact"/>
+              <w:keepNext/>
             </w:pPr>
             <w:r>
               <w:t xml:space="preserve">0.6</w:t>
@@ -19243,7 +21147,11 @@
           <w:tcPr/>
           <w:p>
             <w:pPr>
-              <w:pStyle w:val="Compact"/>
+              <w:keepNext/>
+            </w:pPr>
+            <w:pPr>
+              <w:pStyle w:val="Compact"/>
+              <w:keepNext/>
               <w:jc w:val="right"/>
             </w:pPr>
             <w:r>
@@ -19255,7 +21163,11 @@
           <w:tcPr/>
           <w:p>
             <w:pPr>
-              <w:pStyle w:val="Compact"/>
+              <w:keepNext/>
+            </w:pPr>
+            <w:pPr>
+              <w:pStyle w:val="Compact"/>
+              <w:keepNext/>
               <w:jc w:val="right"/>
             </w:pPr>
             <w:r>
@@ -19267,7 +21179,11 @@
           <w:tcPr/>
           <w:p>
             <w:pPr>
-              <w:pStyle w:val="Compact"/>
+              <w:keepNext/>
+            </w:pPr>
+            <w:pPr>
+              <w:pStyle w:val="Compact"/>
+              <w:keepNext/>
               <w:jc w:val="right"/>
             </w:pPr>
             <w:r>
@@ -19281,7 +21197,11 @@
           <w:tcPr/>
           <w:p>
             <w:pPr>
-              <w:pStyle w:val="Compact"/>
+              <w:keepNext/>
+            </w:pPr>
+            <w:pPr>
+              <w:pStyle w:val="Compact"/>
+              <w:keepNext/>
             </w:pPr>
             <w:r>
               <w:t xml:space="preserve">0.7</w:t>
@@ -19292,7 +21212,11 @@
           <w:tcPr/>
           <w:p>
             <w:pPr>
-              <w:pStyle w:val="Compact"/>
+              <w:keepNext/>
+            </w:pPr>
+            <w:pPr>
+              <w:pStyle w:val="Compact"/>
+              <w:keepNext/>
               <w:jc w:val="right"/>
             </w:pPr>
             <w:r>
@@ -19304,7 +21228,11 @@
           <w:tcPr/>
           <w:p>
             <w:pPr>
-              <w:pStyle w:val="Compact"/>
+              <w:keepNext/>
+            </w:pPr>
+            <w:pPr>
+              <w:pStyle w:val="Compact"/>
+              <w:keepNext/>
               <w:jc w:val="right"/>
             </w:pPr>
             <w:r>
@@ -19316,7 +21244,11 @@
           <w:tcPr/>
           <w:p>
             <w:pPr>
-              <w:pStyle w:val="Compact"/>
+              <w:keepNext/>
+            </w:pPr>
+            <w:pPr>
+              <w:pStyle w:val="Compact"/>
+              <w:keepNext/>
               <w:jc w:val="right"/>
             </w:pPr>
             <w:r>
@@ -19330,7 +21262,11 @@
           <w:tcPr/>
           <w:p>
             <w:pPr>
-              <w:pStyle w:val="Compact"/>
+              <w:keepNext/>
+            </w:pPr>
+            <w:pPr>
+              <w:pStyle w:val="Compact"/>
+              <w:keepNext/>
             </w:pPr>
             <w:r>
               <w:t xml:space="preserve">0.8</w:t>
@@ -19341,7 +21277,11 @@
           <w:tcPr/>
           <w:p>
             <w:pPr>
-              <w:pStyle w:val="Compact"/>
+              <w:keepNext/>
+            </w:pPr>
+            <w:pPr>
+              <w:pStyle w:val="Compact"/>
+              <w:keepNext/>
               <w:jc w:val="right"/>
             </w:pPr>
             <w:r>
@@ -19353,7 +21293,11 @@
           <w:tcPr/>
           <w:p>
             <w:pPr>
-              <w:pStyle w:val="Compact"/>
+              <w:keepNext/>
+            </w:pPr>
+            <w:pPr>
+              <w:pStyle w:val="Compact"/>
+              <w:keepNext/>
               <w:jc w:val="right"/>
             </w:pPr>
             <w:r>
@@ -19365,7 +21309,11 @@
           <w:tcPr/>
           <w:p>
             <w:pPr>
-              <w:pStyle w:val="Compact"/>
+              <w:keepNext/>
+            </w:pPr>
+            <w:pPr>
+              <w:pStyle w:val="Compact"/>
+              <w:keepNext/>
               <w:jc w:val="right"/>
             </w:pPr>
             <w:r>
@@ -19379,7 +21327,11 @@
           <w:tcPr/>
           <w:p>
             <w:pPr>
-              <w:pStyle w:val="Compact"/>
+              <w:keepNext/>
+            </w:pPr>
+            <w:pPr>
+              <w:pStyle w:val="Compact"/>
+              <w:keepNext/>
             </w:pPr>
             <w:r>
               <w:t xml:space="preserve">0.9</w:t>
@@ -19390,7 +21342,11 @@
           <w:tcPr/>
           <w:p>
             <w:pPr>
-              <w:pStyle w:val="Compact"/>
+              <w:keepNext/>
+            </w:pPr>
+            <w:pPr>
+              <w:pStyle w:val="Compact"/>
+              <w:keepNext/>
               <w:jc w:val="right"/>
             </w:pPr>
             <w:r>
@@ -19402,7 +21358,11 @@
           <w:tcPr/>
           <w:p>
             <w:pPr>
-              <w:pStyle w:val="Compact"/>
+              <w:keepNext/>
+            </w:pPr>
+            <w:pPr>
+              <w:pStyle w:val="Compact"/>
+              <w:keepNext/>
               <w:jc w:val="right"/>
             </w:pPr>
             <w:r>
@@ -19414,7 +21374,11 @@
           <w:tcPr/>
           <w:p>
             <w:pPr>
-              <w:pStyle w:val="Compact"/>
+              <w:keepNext/>
+            </w:pPr>
+            <w:pPr>
+              <w:pStyle w:val="Compact"/>
+              <w:keepNext/>
               <w:jc w:val="right"/>
             </w:pPr>
             <w:r>
@@ -19428,7 +21392,11 @@
           <w:tcPr/>
           <w:p>
             <w:pPr>
-              <w:pStyle w:val="Compact"/>
+              <w:keepNext/>
+            </w:pPr>
+            <w:pPr>
+              <w:pStyle w:val="Compact"/>
+              <w:keepNext/>
             </w:pPr>
             <w:r>
               <w:t xml:space="preserve">1.0</w:t>
@@ -19439,7 +21407,11 @@
           <w:tcPr/>
           <w:p>
             <w:pPr>
-              <w:pStyle w:val="Compact"/>
+              <w:keepNext/>
+            </w:pPr>
+            <w:pPr>
+              <w:pStyle w:val="Compact"/>
+              <w:keepNext/>
               <w:jc w:val="right"/>
             </w:pPr>
             <w:r>
@@ -19451,7 +21423,11 @@
           <w:tcPr/>
           <w:p>
             <w:pPr>
-              <w:pStyle w:val="Compact"/>
+              <w:keepNext/>
+            </w:pPr>
+            <w:pPr>
+              <w:pStyle w:val="Compact"/>
+              <w:keepNext/>
               <w:jc w:val="right"/>
             </w:pPr>
             <w:r>
@@ -19463,7 +21439,11 @@
           <w:tcPr/>
           <w:p>
             <w:pPr>
-              <w:pStyle w:val="Compact"/>
+              <w:keepNext/>
+            </w:pPr>
+            <w:pPr>
+              <w:pStyle w:val="Compact"/>
+              <w:keepNext/>
               <w:jc w:val="right"/>
             </w:pPr>
             <w:r>
@@ -19562,7 +21542,11 @@
           <w:tcPr/>
           <w:p>
             <w:pPr>
-              <w:pStyle w:val="Compact"/>
+              <w:keepNext/>
+            </w:pPr>
+            <w:pPr>
+              <w:pStyle w:val="Compact"/>
+              <w:keepNext/>
               <w:jc w:val="right"/>
             </w:pPr>
             <m:oMath>
@@ -19585,7 +21569,11 @@
           <w:tcPr/>
           <w:p>
             <w:pPr>
-              <w:pStyle w:val="Compact"/>
+              <w:keepNext/>
+            </w:pPr>
+            <w:pPr>
+              <w:pStyle w:val="Compact"/>
+              <w:keepNext/>
               <w:jc w:val="right"/>
             </w:pPr>
             <m:oMath>
@@ -19636,7 +21624,11 @@
           <w:tcPr/>
           <w:p>
             <w:pPr>
-              <w:pStyle w:val="Compact"/>
+              <w:keepNext/>
+            </w:pPr>
+            <w:pPr>
+              <w:pStyle w:val="Compact"/>
+              <w:keepNext/>
               <w:jc w:val="right"/>
             </w:pPr>
             <m:oMath>
@@ -19665,7 +21657,11 @@
           <w:tcPr/>
           <w:p>
             <w:pPr>
-              <w:pStyle w:val="Compact"/>
+              <w:keepNext/>
+            </w:pPr>
+            <w:pPr>
+              <w:pStyle w:val="Compact"/>
+              <w:keepNext/>
               <w:jc w:val="right"/>
             </w:pPr>
             <m:oMath>
@@ -19716,7 +21712,11 @@
           <w:tcPr/>
           <w:p>
             <w:pPr>
-              <w:pStyle w:val="Compact"/>
+              <w:keepNext/>
+            </w:pPr>
+            <w:pPr>
+              <w:pStyle w:val="Compact"/>
+              <w:keepNext/>
               <w:jc w:val="right"/>
             </w:pPr>
             <m:oMath>
@@ -19747,7 +21747,11 @@
           <w:tcPr/>
           <w:p>
             <w:pPr>
-              <w:pStyle w:val="Compact"/>
+              <w:keepNext/>
+            </w:pPr>
+            <w:pPr>
+              <w:pStyle w:val="Compact"/>
+              <w:keepNext/>
               <w:jc w:val="right"/>
             </w:pPr>
             <w:r>
@@ -19759,7 +21763,11 @@
           <w:tcPr/>
           <w:p>
             <w:pPr>
-              <w:pStyle w:val="Compact"/>
+              <w:keepNext/>
+            </w:pPr>
+            <w:pPr>
+              <w:pStyle w:val="Compact"/>
+              <w:keepNext/>
               <w:jc w:val="right"/>
             </w:pPr>
             <w:r>
@@ -19771,7 +21779,11 @@
           <w:tcPr/>
           <w:p>
             <w:pPr>
-              <w:pStyle w:val="Compact"/>
+              <w:keepNext/>
+            </w:pPr>
+            <w:pPr>
+              <w:pStyle w:val="Compact"/>
+              <w:keepNext/>
               <w:jc w:val="right"/>
             </w:pPr>
             <w:r>
@@ -19783,7 +21795,11 @@
           <w:tcPr/>
           <w:p>
             <w:pPr>
-              <w:pStyle w:val="Compact"/>
+              <w:keepNext/>
+            </w:pPr>
+            <w:pPr>
+              <w:pStyle w:val="Compact"/>
+              <w:keepNext/>
               <w:jc w:val="right"/>
             </w:pPr>
             <w:r>
@@ -19795,7 +21811,11 @@
           <w:tcPr/>
           <w:p>
             <w:pPr>
-              <w:pStyle w:val="Compact"/>
+              <w:keepNext/>
+            </w:pPr>
+            <w:pPr>
+              <w:pStyle w:val="Compact"/>
+              <w:keepNext/>
               <w:jc w:val="right"/>
             </w:pPr>
             <w:r>
@@ -19809,7 +21829,11 @@
           <w:tcPr/>
           <w:p>
             <w:pPr>
-              <w:pStyle w:val="Compact"/>
+              <w:keepNext/>
+            </w:pPr>
+            <w:pPr>
+              <w:pStyle w:val="Compact"/>
+              <w:keepNext/>
               <w:jc w:val="right"/>
             </w:pPr>
             <w:r>
@@ -19821,7 +21845,11 @@
           <w:tcPr/>
           <w:p>
             <w:pPr>
-              <w:pStyle w:val="Compact"/>
+              <w:keepNext/>
+            </w:pPr>
+            <w:pPr>
+              <w:pStyle w:val="Compact"/>
+              <w:keepNext/>
               <w:jc w:val="right"/>
             </w:pPr>
             <w:r>
@@ -19833,7 +21861,11 @@
           <w:tcPr/>
           <w:p>
             <w:pPr>
-              <w:pStyle w:val="Compact"/>
+              <w:keepNext/>
+            </w:pPr>
+            <w:pPr>
+              <w:pStyle w:val="Compact"/>
+              <w:keepNext/>
               <w:jc w:val="right"/>
             </w:pPr>
             <w:r>
@@ -19845,7 +21877,11 @@
           <w:tcPr/>
           <w:p>
             <w:pPr>
-              <w:pStyle w:val="Compact"/>
+              <w:keepNext/>
+            </w:pPr>
+            <w:pPr>
+              <w:pStyle w:val="Compact"/>
+              <w:keepNext/>
               <w:jc w:val="right"/>
             </w:pPr>
             <w:r>
@@ -19857,7 +21893,11 @@
           <w:tcPr/>
           <w:p>
             <w:pPr>
-              <w:pStyle w:val="Compact"/>
+              <w:keepNext/>
+            </w:pPr>
+            <w:pPr>
+              <w:pStyle w:val="Compact"/>
+              <w:keepNext/>
               <w:jc w:val="right"/>
             </w:pPr>
             <w:r>
@@ -19871,7 +21911,11 @@
           <w:tcPr/>
           <w:p>
             <w:pPr>
-              <w:pStyle w:val="Compact"/>
+              <w:keepNext/>
+            </w:pPr>
+            <w:pPr>
+              <w:pStyle w:val="Compact"/>
+              <w:keepNext/>
               <w:jc w:val="right"/>
             </w:pPr>
             <w:r>
@@ -19883,7 +21927,11 @@
           <w:tcPr/>
           <w:p>
             <w:pPr>
-              <w:pStyle w:val="Compact"/>
+              <w:keepNext/>
+            </w:pPr>
+            <w:pPr>
+              <w:pStyle w:val="Compact"/>
+              <w:keepNext/>
               <w:jc w:val="right"/>
             </w:pPr>
             <w:r>
@@ -19895,7 +21943,11 @@
           <w:tcPr/>
           <w:p>
             <w:pPr>
-              <w:pStyle w:val="Compact"/>
+              <w:keepNext/>
+            </w:pPr>
+            <w:pPr>
+              <w:pStyle w:val="Compact"/>
+              <w:keepNext/>
               <w:jc w:val="right"/>
             </w:pPr>
             <w:r>
@@ -19907,7 +21959,11 @@
           <w:tcPr/>
           <w:p>
             <w:pPr>
-              <w:pStyle w:val="Compact"/>
+              <w:keepNext/>
+            </w:pPr>
+            <w:pPr>
+              <w:pStyle w:val="Compact"/>
+              <w:keepNext/>
               <w:jc w:val="right"/>
             </w:pPr>
             <w:r>
@@ -19919,7 +21975,11 @@
           <w:tcPr/>
           <w:p>
             <w:pPr>
-              <w:pStyle w:val="Compact"/>
+              <w:keepNext/>
+            </w:pPr>
+            <w:pPr>
+              <w:pStyle w:val="Compact"/>
+              <w:keepNext/>
               <w:jc w:val="right"/>
             </w:pPr>
             <w:r>
@@ -19933,7 +21993,11 @@
           <w:tcPr/>
           <w:p>
             <w:pPr>
-              <w:pStyle w:val="Compact"/>
+              <w:keepNext/>
+            </w:pPr>
+            <w:pPr>
+              <w:pStyle w:val="Compact"/>
+              <w:keepNext/>
               <w:jc w:val="right"/>
             </w:pPr>
             <w:r>
@@ -19945,7 +22009,11 @@
           <w:tcPr/>
           <w:p>
             <w:pPr>
-              <w:pStyle w:val="Compact"/>
+              <w:keepNext/>
+            </w:pPr>
+            <w:pPr>
+              <w:pStyle w:val="Compact"/>
+              <w:keepNext/>
               <w:jc w:val="right"/>
             </w:pPr>
             <w:r>
@@ -19957,7 +22025,11 @@
           <w:tcPr/>
           <w:p>
             <w:pPr>
-              <w:pStyle w:val="Compact"/>
+              <w:keepNext/>
+            </w:pPr>
+            <w:pPr>
+              <w:pStyle w:val="Compact"/>
+              <w:keepNext/>
               <w:jc w:val="right"/>
             </w:pPr>
             <w:r>
@@ -19969,7 +22041,11 @@
           <w:tcPr/>
           <w:p>
             <w:pPr>
-              <w:pStyle w:val="Compact"/>
+              <w:keepNext/>
+            </w:pPr>
+            <w:pPr>
+              <w:pStyle w:val="Compact"/>
+              <w:keepNext/>
               <w:jc w:val="right"/>
             </w:pPr>
             <w:r>
@@ -19981,7 +22057,11 @@
           <w:tcPr/>
           <w:p>
             <w:pPr>
-              <w:pStyle w:val="Compact"/>
+              <w:keepNext/>
+            </w:pPr>
+            <w:pPr>
+              <w:pStyle w:val="Compact"/>
+              <w:keepNext/>
               <w:jc w:val="right"/>
             </w:pPr>
             <w:r>
@@ -19995,7 +22075,11 @@
           <w:tcPr/>
           <w:p>
             <w:pPr>
-              <w:pStyle w:val="Compact"/>
+              <w:keepNext/>
+            </w:pPr>
+            <w:pPr>
+              <w:pStyle w:val="Compact"/>
+              <w:keepNext/>
               <w:jc w:val="right"/>
             </w:pPr>
             <w:r>
@@ -20007,7 +22091,11 @@
           <w:tcPr/>
           <w:p>
             <w:pPr>
-              <w:pStyle w:val="Compact"/>
+              <w:keepNext/>
+            </w:pPr>
+            <w:pPr>
+              <w:pStyle w:val="Compact"/>
+              <w:keepNext/>
               <w:jc w:val="right"/>
             </w:pPr>
             <w:r>
@@ -20019,7 +22107,11 @@
           <w:tcPr/>
           <w:p>
             <w:pPr>
-              <w:pStyle w:val="Compact"/>
+              <w:keepNext/>
+            </w:pPr>
+            <w:pPr>
+              <w:pStyle w:val="Compact"/>
+              <w:keepNext/>
               <w:jc w:val="right"/>
             </w:pPr>
             <w:r>
@@ -20031,7 +22123,11 @@
           <w:tcPr/>
           <w:p>
             <w:pPr>
-              <w:pStyle w:val="Compact"/>
+              <w:keepNext/>
+            </w:pPr>
+            <w:pPr>
+              <w:pStyle w:val="Compact"/>
+              <w:keepNext/>
               <w:jc w:val="right"/>
             </w:pPr>
             <w:r>
@@ -20043,7 +22139,11 @@
           <w:tcPr/>
           <w:p>
             <w:pPr>
-              <w:pStyle w:val="Compact"/>
+              <w:keepNext/>
+            </w:pPr>
+            <w:pPr>
+              <w:pStyle w:val="Compact"/>
+              <w:keepNext/>
               <w:jc w:val="right"/>
             </w:pPr>
             <w:r>
@@ -20057,7 +22157,11 @@
           <w:tcPr/>
           <w:p>
             <w:pPr>
-              <w:pStyle w:val="Compact"/>
+              <w:keepNext/>
+            </w:pPr>
+            <w:pPr>
+              <w:pStyle w:val="Compact"/>
+              <w:keepNext/>
               <w:jc w:val="right"/>
             </w:pPr>
             <w:r>
@@ -20069,7 +22173,11 @@
           <w:tcPr/>
           <w:p>
             <w:pPr>
-              <w:pStyle w:val="Compact"/>
+              <w:keepNext/>
+            </w:pPr>
+            <w:pPr>
+              <w:pStyle w:val="Compact"/>
+              <w:keepNext/>
               <w:jc w:val="right"/>
             </w:pPr>
             <w:r>
@@ -20081,7 +22189,11 @@
           <w:tcPr/>
           <w:p>
             <w:pPr>
-              <w:pStyle w:val="Compact"/>
+              <w:keepNext/>
+            </w:pPr>
+            <w:pPr>
+              <w:pStyle w:val="Compact"/>
+              <w:keepNext/>
               <w:jc w:val="right"/>
             </w:pPr>
             <w:r>
@@ -20093,7 +22205,11 @@
           <w:tcPr/>
           <w:p>
             <w:pPr>
-              <w:pStyle w:val="Compact"/>
+              <w:keepNext/>
+            </w:pPr>
+            <w:pPr>
+              <w:pStyle w:val="Compact"/>
+              <w:keepNext/>
               <w:jc w:val="right"/>
             </w:pPr>
             <w:r>
@@ -20105,7 +22221,11 @@
           <w:tcPr/>
           <w:p>
             <w:pPr>
-              <w:pStyle w:val="Compact"/>
+              <w:keepNext/>
+            </w:pPr>
+            <w:pPr>
+              <w:pStyle w:val="Compact"/>
+              <w:keepNext/>
               <w:jc w:val="right"/>
             </w:pPr>
             <w:r>
@@ -20119,7 +22239,11 @@
           <w:tcPr/>
           <w:p>
             <w:pPr>
-              <w:pStyle w:val="Compact"/>
+              <w:keepNext/>
+            </w:pPr>
+            <w:pPr>
+              <w:pStyle w:val="Compact"/>
+              <w:keepNext/>
               <w:jc w:val="right"/>
             </w:pPr>
             <w:r>
@@ -20131,7 +22255,11 @@
           <w:tcPr/>
           <w:p>
             <w:pPr>
-              <w:pStyle w:val="Compact"/>
+              <w:keepNext/>
+            </w:pPr>
+            <w:pPr>
+              <w:pStyle w:val="Compact"/>
+              <w:keepNext/>
               <w:jc w:val="right"/>
             </w:pPr>
             <w:r>
@@ -20143,7 +22271,11 @@
           <w:tcPr/>
           <w:p>
             <w:pPr>
-              <w:pStyle w:val="Compact"/>
+              <w:keepNext/>
+            </w:pPr>
+            <w:pPr>
+              <w:pStyle w:val="Compact"/>
+              <w:keepNext/>
               <w:jc w:val="right"/>
             </w:pPr>
             <w:r>
@@ -20155,7 +22287,11 @@
           <w:tcPr/>
           <w:p>
             <w:pPr>
-              <w:pStyle w:val="Compact"/>
+              <w:keepNext/>
+            </w:pPr>
+            <w:pPr>
+              <w:pStyle w:val="Compact"/>
+              <w:keepNext/>
               <w:jc w:val="right"/>
             </w:pPr>
             <w:r>
@@ -20167,7 +22303,11 @@
           <w:tcPr/>
           <w:p>
             <w:pPr>
-              <w:pStyle w:val="Compact"/>
+              <w:keepNext/>
+            </w:pPr>
+            <w:pPr>
+              <w:pStyle w:val="Compact"/>
+              <w:keepNext/>
               <w:jc w:val="right"/>
             </w:pPr>
             <w:r>
@@ -20181,7 +22321,11 @@
           <w:tcPr/>
           <w:p>
             <w:pPr>
-              <w:pStyle w:val="Compact"/>
+              <w:keepNext/>
+            </w:pPr>
+            <w:pPr>
+              <w:pStyle w:val="Compact"/>
+              <w:keepNext/>
               <w:jc w:val="right"/>
             </w:pPr>
             <w:r>
@@ -20193,7 +22337,11 @@
           <w:tcPr/>
           <w:p>
             <w:pPr>
-              <w:pStyle w:val="Compact"/>
+              <w:keepNext/>
+            </w:pPr>
+            <w:pPr>
+              <w:pStyle w:val="Compact"/>
+              <w:keepNext/>
               <w:jc w:val="right"/>
             </w:pPr>
             <w:r>
@@ -20205,7 +22353,11 @@
           <w:tcPr/>
           <w:p>
             <w:pPr>
-              <w:pStyle w:val="Compact"/>
+              <w:keepNext/>
+            </w:pPr>
+            <w:pPr>
+              <w:pStyle w:val="Compact"/>
+              <w:keepNext/>
               <w:jc w:val="right"/>
             </w:pPr>
             <w:r>
@@ -20217,7 +22369,11 @@
           <w:tcPr/>
           <w:p>
             <w:pPr>
-              <w:pStyle w:val="Compact"/>
+              <w:keepNext/>
+            </w:pPr>
+            <w:pPr>
+              <w:pStyle w:val="Compact"/>
+              <w:keepNext/>
               <w:jc w:val="right"/>
             </w:pPr>
             <w:r>
@@ -20229,7 +22385,11 @@
           <w:tcPr/>
           <w:p>
             <w:pPr>
-              <w:pStyle w:val="Compact"/>
+              <w:keepNext/>
+            </w:pPr>
+            <w:pPr>
+              <w:pStyle w:val="Compact"/>
+              <w:keepNext/>
               <w:jc w:val="right"/>
             </w:pPr>
             <w:r>
@@ -20243,7 +22403,11 @@
           <w:tcPr/>
           <w:p>
             <w:pPr>
-              <w:pStyle w:val="Compact"/>
+              <w:keepNext/>
+            </w:pPr>
+            <w:pPr>
+              <w:pStyle w:val="Compact"/>
+              <w:keepNext/>
               <w:jc w:val="right"/>
             </w:pPr>
             <w:r>
@@ -20255,7 +22419,11 @@
           <w:tcPr/>
           <w:p>
             <w:pPr>
-              <w:pStyle w:val="Compact"/>
+              <w:keepNext/>
+            </w:pPr>
+            <w:pPr>
+              <w:pStyle w:val="Compact"/>
+              <w:keepNext/>
               <w:jc w:val="right"/>
             </w:pPr>
             <w:r>
@@ -20267,7 +22435,11 @@
           <w:tcPr/>
           <w:p>
             <w:pPr>
-              <w:pStyle w:val="Compact"/>
+              <w:keepNext/>
+            </w:pPr>
+            <w:pPr>
+              <w:pStyle w:val="Compact"/>
+              <w:keepNext/>
               <w:jc w:val="right"/>
             </w:pPr>
             <w:r>
@@ -20279,7 +22451,11 @@
           <w:tcPr/>
           <w:p>
             <w:pPr>
-              <w:pStyle w:val="Compact"/>
+              <w:keepNext/>
+            </w:pPr>
+            <w:pPr>
+              <w:pStyle w:val="Compact"/>
+              <w:keepNext/>
               <w:jc w:val="right"/>
             </w:pPr>
             <w:r>
@@ -20291,7 +22467,11 @@
           <w:tcPr/>
           <w:p>
             <w:pPr>
-              <w:pStyle w:val="Compact"/>
+              <w:keepNext/>
+            </w:pPr>
+            <w:pPr>
+              <w:pStyle w:val="Compact"/>
+              <w:keepNext/>
               <w:jc w:val="right"/>
             </w:pPr>
             <w:r>
@@ -20305,7 +22485,11 @@
           <w:tcPr/>
           <w:p>
             <w:pPr>
-              <w:pStyle w:val="Compact"/>
+              <w:keepNext/>
+            </w:pPr>
+            <w:pPr>
+              <w:pStyle w:val="Compact"/>
+              <w:keepNext/>
               <w:jc w:val="right"/>
             </w:pPr>
             <w:r>
@@ -20317,7 +22501,11 @@
           <w:tcPr/>
           <w:p>
             <w:pPr>
-              <w:pStyle w:val="Compact"/>
+              <w:keepNext/>
+            </w:pPr>
+            <w:pPr>
+              <w:pStyle w:val="Compact"/>
+              <w:keepNext/>
               <w:jc w:val="right"/>
             </w:pPr>
             <w:r>
@@ -20329,7 +22517,11 @@
           <w:tcPr/>
           <w:p>
             <w:pPr>
-              <w:pStyle w:val="Compact"/>
+              <w:keepNext/>
+            </w:pPr>
+            <w:pPr>
+              <w:pStyle w:val="Compact"/>
+              <w:keepNext/>
               <w:jc w:val="right"/>
             </w:pPr>
             <w:r>
@@ -20341,7 +22533,11 @@
           <w:tcPr/>
           <w:p>
             <w:pPr>
-              <w:pStyle w:val="Compact"/>
+              <w:keepNext/>
+            </w:pPr>
+            <w:pPr>
+              <w:pStyle w:val="Compact"/>
+              <w:keepNext/>
               <w:jc w:val="right"/>
             </w:pPr>
             <w:r>
@@ -20353,7 +22549,11 @@
           <w:tcPr/>
           <w:p>
             <w:pPr>
-              <w:pStyle w:val="Compact"/>
+              <w:keepNext/>
+            </w:pPr>
+            <w:pPr>
+              <w:pStyle w:val="Compact"/>
+              <w:keepNext/>
               <w:jc w:val="right"/>
             </w:pPr>
             <w:r>
@@ -20367,7 +22567,11 @@
           <w:tcPr/>
           <w:p>
             <w:pPr>
-              <w:pStyle w:val="Compact"/>
+              <w:keepNext/>
+            </w:pPr>
+            <w:pPr>
+              <w:pStyle w:val="Compact"/>
+              <w:keepNext/>
               <w:jc w:val="right"/>
             </w:pPr>
             <w:r>
@@ -20379,7 +22583,11 @@
           <w:tcPr/>
           <w:p>
             <w:pPr>
-              <w:pStyle w:val="Compact"/>
+              <w:keepNext/>
+            </w:pPr>
+            <w:pPr>
+              <w:pStyle w:val="Compact"/>
+              <w:keepNext/>
               <w:jc w:val="right"/>
             </w:pPr>
             <w:r>
@@ -20391,7 +22599,11 @@
           <w:tcPr/>
           <w:p>
             <w:pPr>
-              <w:pStyle w:val="Compact"/>
+              <w:keepNext/>
+            </w:pPr>
+            <w:pPr>
+              <w:pStyle w:val="Compact"/>
+              <w:keepNext/>
               <w:jc w:val="right"/>
             </w:pPr>
             <w:r>
@@ -20403,7 +22615,11 @@
           <w:tcPr/>
           <w:p>
             <w:pPr>
-              <w:pStyle w:val="Compact"/>
+              <w:keepNext/>
+            </w:pPr>
+            <w:pPr>
+              <w:pStyle w:val="Compact"/>
+              <w:keepNext/>
               <w:jc w:val="right"/>
             </w:pPr>
             <w:r>
@@ -20415,7 +22631,11 @@
           <w:tcPr/>
           <w:p>
             <w:pPr>
-              <w:pStyle w:val="Compact"/>
+              <w:keepNext/>
+            </w:pPr>
+            <w:pPr>
+              <w:pStyle w:val="Compact"/>
+              <w:keepNext/>
               <w:jc w:val="right"/>
             </w:pPr>
             <w:r>
